--- a/laba3/Андреев_Артамонов_Пыхов_Воронин_ЛР3.docx
+++ b/laba3/Андреев_Артамонов_Пыхов_Воронин_ЛР3.docx
@@ -2144,6 +2144,5733 @@
         </w:rPr>
         <w:t xml:space="preserve">5 задание</w:t>
       </w:r>
+      <w:r/>
+    </w:p>
+    <w:p>
+      <w:pPr>
+        <w:pStyle w:val="892"/>
+        <w:pBdr/>
+        <w:spacing/>
+        <w:ind/>
+        <w:rPr>
+          <w:color w:val="000000" w:themeColor="text1"/>
+          <w:sz w:val="20"/>
+          <w:szCs w:val="16"/>
+        </w:rPr>
+      </w:pPr>
+      <w:r>
+        <w:rPr>
+          <w:rFonts w:ascii="0xProto Nerd Font" w:hAnsi="0xProto Nerd Font" w:eastAsia="0xProto Nerd Font" w:cs="0xProto Nerd Font"/>
+          <w:color w:val="000000" w:themeColor="text1"/>
+          <w:sz w:val="20"/>
+          <w:szCs w:val="16"/>
+        </w:rPr>
+        <w:t xml:space="preserve">using</w:t>
+      </w:r>
+      <w:r>
+        <w:rPr>
+          <w:rFonts w:ascii="0xProto Nerd Font" w:hAnsi="0xProto Nerd Font" w:eastAsia="0xProto Nerd Font" w:cs="0xProto Nerd Font"/>
+          <w:color w:val="000000" w:themeColor="text1"/>
+          <w:sz w:val="20"/>
+          <w:szCs w:val="16"/>
+        </w:rPr>
+        <w:t xml:space="preserve"> </w:t>
+      </w:r>
+      <w:r>
+        <w:rPr>
+          <w:rFonts w:ascii="0xProto Nerd Font" w:hAnsi="0xProto Nerd Font" w:eastAsia="0xProto Nerd Font" w:cs="0xProto Nerd Font"/>
+          <w:color w:val="000000" w:themeColor="text1"/>
+          <w:sz w:val="20"/>
+          <w:szCs w:val="16"/>
+        </w:rPr>
+        <w:t xml:space="preserve">System</w:t>
+      </w:r>
+      <w:r>
+        <w:rPr>
+          <w:rFonts w:ascii="0xProto Nerd Font" w:hAnsi="0xProto Nerd Font" w:eastAsia="0xProto Nerd Font" w:cs="0xProto Nerd Font"/>
+          <w:color w:val="000000" w:themeColor="text1"/>
+          <w:sz w:val="20"/>
+          <w:szCs w:val="16"/>
+        </w:rPr>
+        <w:t xml:space="preserve">;</w:t>
+      </w:r>
+      <w:r>
+        <w:rPr>
+          <w:color w:val="000000" w:themeColor="text1"/>
+          <w:sz w:val="18"/>
+          <w:szCs w:val="16"/>
+        </w:rPr>
+      </w:r>
+    </w:p>
+    <w:p>
+      <w:pPr>
+        <w:pStyle w:val="892"/>
+        <w:pBdr/>
+        <w:spacing/>
+        <w:ind/>
+        <w:rPr>
+          <w:color w:val="000000" w:themeColor="text1"/>
+          <w:sz w:val="20"/>
+          <w:szCs w:val="16"/>
+        </w:rPr>
+      </w:pPr>
+      <w:r>
+        <w:rPr>
+          <w:rFonts w:ascii="0xProto Nerd Font" w:hAnsi="0xProto Nerd Font" w:eastAsia="0xProto Nerd Font" w:cs="0xProto Nerd Font"/>
+          <w:color w:val="000000" w:themeColor="text1"/>
+          <w:sz w:val="20"/>
+          <w:szCs w:val="16"/>
+        </w:rPr>
+      </w:r>
+      <w:r>
+        <w:rPr>
+          <w:color w:val="000000" w:themeColor="text1"/>
+          <w:sz w:val="18"/>
+          <w:szCs w:val="16"/>
+        </w:rPr>
+      </w:r>
+    </w:p>
+    <w:p>
+      <w:pPr>
+        <w:pStyle w:val="892"/>
+        <w:pBdr/>
+        <w:spacing/>
+        <w:ind/>
+        <w:rPr>
+          <w:color w:val="000000" w:themeColor="text1"/>
+          <w:sz w:val="20"/>
+          <w:szCs w:val="16"/>
+        </w:rPr>
+      </w:pPr>
+      <w:r>
+        <w:rPr>
+          <w:rFonts w:ascii="0xProto Nerd Font" w:hAnsi="0xProto Nerd Font" w:eastAsia="0xProto Nerd Font" w:cs="0xProto Nerd Font"/>
+          <w:color w:val="000000" w:themeColor="text1"/>
+          <w:sz w:val="20"/>
+          <w:szCs w:val="16"/>
+        </w:rPr>
+        <w:t xml:space="preserve">public</w:t>
+      </w:r>
+      <w:r>
+        <w:rPr>
+          <w:rFonts w:ascii="0xProto Nerd Font" w:hAnsi="0xProto Nerd Font" w:eastAsia="0xProto Nerd Font" w:cs="0xProto Nerd Font"/>
+          <w:color w:val="000000" w:themeColor="text1"/>
+          <w:sz w:val="20"/>
+          <w:szCs w:val="16"/>
+        </w:rPr>
+        <w:t xml:space="preserve"> </w:t>
+      </w:r>
+      <w:r>
+        <w:rPr>
+          <w:rFonts w:ascii="0xProto Nerd Font" w:hAnsi="0xProto Nerd Font" w:eastAsia="0xProto Nerd Font" w:cs="0xProto Nerd Font"/>
+          <w:color w:val="000000" w:themeColor="text1"/>
+          <w:sz w:val="20"/>
+          <w:szCs w:val="16"/>
+        </w:rPr>
+        <w:t xml:space="preserve">interface</w:t>
+      </w:r>
+      <w:r>
+        <w:rPr>
+          <w:rFonts w:ascii="0xProto Nerd Font" w:hAnsi="0xProto Nerd Font" w:eastAsia="0xProto Nerd Font" w:cs="0xProto Nerd Font"/>
+          <w:color w:val="000000" w:themeColor="text1"/>
+          <w:sz w:val="20"/>
+          <w:szCs w:val="16"/>
+        </w:rPr>
+        <w:t xml:space="preserve"> </w:t>
+      </w:r>
+      <w:r>
+        <w:rPr>
+          <w:rFonts w:ascii="0xProto Nerd Font" w:hAnsi="0xProto Nerd Font" w:eastAsia="0xProto Nerd Font" w:cs="0xProto Nerd Font"/>
+          <w:color w:val="000000" w:themeColor="text1"/>
+          <w:sz w:val="20"/>
+          <w:szCs w:val="16"/>
+        </w:rPr>
+        <w:t xml:space="preserve">IWeapon</w:t>
+      </w:r>
+      <w:r>
+        <w:rPr>
+          <w:color w:val="000000" w:themeColor="text1"/>
+          <w:sz w:val="18"/>
+          <w:szCs w:val="16"/>
+        </w:rPr>
+      </w:r>
+    </w:p>
+    <w:p>
+      <w:pPr>
+        <w:pStyle w:val="892"/>
+        <w:pBdr/>
+        <w:spacing/>
+        <w:ind/>
+        <w:rPr>
+          <w:color w:val="000000" w:themeColor="text1"/>
+          <w:sz w:val="20"/>
+          <w:szCs w:val="16"/>
+        </w:rPr>
+      </w:pPr>
+      <w:r>
+        <w:rPr>
+          <w:rFonts w:ascii="0xProto Nerd Font" w:hAnsi="0xProto Nerd Font" w:eastAsia="0xProto Nerd Font" w:cs="0xProto Nerd Font"/>
+          <w:color w:val="000000" w:themeColor="text1"/>
+          <w:sz w:val="20"/>
+          <w:szCs w:val="16"/>
+        </w:rPr>
+        <w:t xml:space="preserve">{</w:t>
+      </w:r>
+      <w:r>
+        <w:rPr>
+          <w:color w:val="000000" w:themeColor="text1"/>
+          <w:sz w:val="18"/>
+          <w:szCs w:val="16"/>
+        </w:rPr>
+      </w:r>
+    </w:p>
+    <w:p>
+      <w:pPr>
+        <w:pStyle w:val="892"/>
+        <w:pBdr/>
+        <w:spacing/>
+        <w:ind/>
+        <w:rPr>
+          <w:color w:val="000000" w:themeColor="text1"/>
+          <w:sz w:val="20"/>
+          <w:szCs w:val="16"/>
+        </w:rPr>
+      </w:pPr>
+      <w:r>
+        <w:rPr>
+          <w:rFonts w:ascii="0xProto Nerd Font" w:hAnsi="0xProto Nerd Font" w:eastAsia="0xProto Nerd Font" w:cs="0xProto Nerd Font"/>
+          <w:color w:val="000000" w:themeColor="text1"/>
+          <w:sz w:val="20"/>
+          <w:szCs w:val="16"/>
+        </w:rPr>
+        <w:t xml:space="preserve">    </w:t>
+      </w:r>
+      <w:r>
+        <w:rPr>
+          <w:rFonts w:ascii="0xProto Nerd Font" w:hAnsi="0xProto Nerd Font" w:eastAsia="0xProto Nerd Font" w:cs="0xProto Nerd Font"/>
+          <w:color w:val="000000" w:themeColor="text1"/>
+          <w:sz w:val="20"/>
+          <w:szCs w:val="16"/>
+        </w:rPr>
+        <w:t xml:space="preserve">string</w:t>
+      </w:r>
+      <w:r>
+        <w:rPr>
+          <w:rFonts w:ascii="0xProto Nerd Font" w:hAnsi="0xProto Nerd Font" w:eastAsia="0xProto Nerd Font" w:cs="0xProto Nerd Font"/>
+          <w:color w:val="000000" w:themeColor="text1"/>
+          <w:sz w:val="20"/>
+          <w:szCs w:val="16"/>
+        </w:rPr>
+        <w:t xml:space="preserve"> </w:t>
+      </w:r>
+      <w:r>
+        <w:rPr>
+          <w:rFonts w:ascii="0xProto Nerd Font" w:hAnsi="0xProto Nerd Font" w:eastAsia="0xProto Nerd Font" w:cs="0xProto Nerd Font"/>
+          <w:color w:val="000000" w:themeColor="text1"/>
+          <w:sz w:val="20"/>
+          <w:szCs w:val="16"/>
+        </w:rPr>
+        <w:t xml:space="preserve">Item</w:t>
+      </w:r>
+      <w:r>
+        <w:rPr>
+          <w:rFonts w:ascii="0xProto Nerd Font" w:hAnsi="0xProto Nerd Font" w:eastAsia="0xProto Nerd Font" w:cs="0xProto Nerd Font"/>
+          <w:color w:val="000000" w:themeColor="text1"/>
+          <w:sz w:val="20"/>
+          <w:szCs w:val="16"/>
+        </w:rPr>
+        <w:t xml:space="preserve">();</w:t>
+      </w:r>
+      <w:r>
+        <w:rPr>
+          <w:color w:val="000000" w:themeColor="text1"/>
+          <w:sz w:val="18"/>
+          <w:szCs w:val="16"/>
+        </w:rPr>
+      </w:r>
+    </w:p>
+    <w:p>
+      <w:pPr>
+        <w:pStyle w:val="892"/>
+        <w:pBdr/>
+        <w:spacing/>
+        <w:ind/>
+        <w:rPr>
+          <w:color w:val="000000" w:themeColor="text1"/>
+          <w:sz w:val="20"/>
+          <w:szCs w:val="16"/>
+        </w:rPr>
+      </w:pPr>
+      <w:r>
+        <w:rPr>
+          <w:rFonts w:ascii="0xProto Nerd Font" w:hAnsi="0xProto Nerd Font" w:eastAsia="0xProto Nerd Font" w:cs="0xProto Nerd Font"/>
+          <w:color w:val="000000" w:themeColor="text1"/>
+          <w:sz w:val="20"/>
+          <w:szCs w:val="16"/>
+        </w:rPr>
+        <w:t xml:space="preserve">}</w:t>
+      </w:r>
+      <w:r>
+        <w:rPr>
+          <w:color w:val="000000" w:themeColor="text1"/>
+          <w:sz w:val="18"/>
+          <w:szCs w:val="16"/>
+        </w:rPr>
+      </w:r>
+    </w:p>
+    <w:p>
+      <w:pPr>
+        <w:pStyle w:val="892"/>
+        <w:pBdr/>
+        <w:spacing/>
+        <w:ind/>
+        <w:rPr>
+          <w:color w:val="000000" w:themeColor="text1"/>
+          <w:sz w:val="20"/>
+          <w:szCs w:val="16"/>
+        </w:rPr>
+      </w:pPr>
+      <w:r>
+        <w:rPr>
+          <w:rFonts w:ascii="0xProto Nerd Font" w:hAnsi="0xProto Nerd Font" w:eastAsia="0xProto Nerd Font" w:cs="0xProto Nerd Font"/>
+          <w:color w:val="000000" w:themeColor="text1"/>
+          <w:sz w:val="20"/>
+          <w:szCs w:val="16"/>
+        </w:rPr>
+      </w:r>
+      <w:r>
+        <w:rPr>
+          <w:color w:val="000000" w:themeColor="text1"/>
+          <w:sz w:val="18"/>
+          <w:szCs w:val="16"/>
+        </w:rPr>
+      </w:r>
+    </w:p>
+    <w:p>
+      <w:pPr>
+        <w:pStyle w:val="892"/>
+        <w:pBdr/>
+        <w:spacing/>
+        <w:ind/>
+        <w:rPr>
+          <w:color w:val="000000" w:themeColor="text1"/>
+          <w:sz w:val="20"/>
+          <w:szCs w:val="16"/>
+        </w:rPr>
+      </w:pPr>
+      <w:r>
+        <w:rPr>
+          <w:rFonts w:ascii="0xProto Nerd Font" w:hAnsi="0xProto Nerd Font" w:eastAsia="0xProto Nerd Font" w:cs="0xProto Nerd Font"/>
+          <w:color w:val="000000" w:themeColor="text1"/>
+          <w:sz w:val="20"/>
+          <w:szCs w:val="16"/>
+        </w:rPr>
+        <w:t xml:space="preserve">public</w:t>
+      </w:r>
+      <w:r>
+        <w:rPr>
+          <w:rFonts w:ascii="0xProto Nerd Font" w:hAnsi="0xProto Nerd Font" w:eastAsia="0xProto Nerd Font" w:cs="0xProto Nerd Font"/>
+          <w:color w:val="000000" w:themeColor="text1"/>
+          <w:sz w:val="20"/>
+          <w:szCs w:val="16"/>
+        </w:rPr>
+        <w:t xml:space="preserve"> </w:t>
+      </w:r>
+      <w:r>
+        <w:rPr>
+          <w:rFonts w:ascii="0xProto Nerd Font" w:hAnsi="0xProto Nerd Font" w:eastAsia="0xProto Nerd Font" w:cs="0xProto Nerd Font"/>
+          <w:color w:val="000000" w:themeColor="text1"/>
+          <w:sz w:val="20"/>
+          <w:szCs w:val="16"/>
+        </w:rPr>
+        <w:t xml:space="preserve">interface</w:t>
+      </w:r>
+      <w:r>
+        <w:rPr>
+          <w:rFonts w:ascii="0xProto Nerd Font" w:hAnsi="0xProto Nerd Font" w:eastAsia="0xProto Nerd Font" w:cs="0xProto Nerd Font"/>
+          <w:color w:val="000000" w:themeColor="text1"/>
+          <w:sz w:val="20"/>
+          <w:szCs w:val="16"/>
+        </w:rPr>
+        <w:t xml:space="preserve"> </w:t>
+      </w:r>
+      <w:r>
+        <w:rPr>
+          <w:rFonts w:ascii="0xProto Nerd Font" w:hAnsi="0xProto Nerd Font" w:eastAsia="0xProto Nerd Font" w:cs="0xProto Nerd Font"/>
+          <w:color w:val="000000" w:themeColor="text1"/>
+          <w:sz w:val="20"/>
+          <w:szCs w:val="16"/>
+        </w:rPr>
+        <w:t xml:space="preserve">IAmor</w:t>
+      </w:r>
+      <w:r>
+        <w:rPr>
+          <w:color w:val="000000" w:themeColor="text1"/>
+          <w:sz w:val="18"/>
+          <w:szCs w:val="16"/>
+        </w:rPr>
+      </w:r>
+    </w:p>
+    <w:p>
+      <w:pPr>
+        <w:pStyle w:val="892"/>
+        <w:pBdr/>
+        <w:spacing/>
+        <w:ind/>
+        <w:rPr>
+          <w:color w:val="000000" w:themeColor="text1"/>
+          <w:sz w:val="20"/>
+          <w:szCs w:val="16"/>
+        </w:rPr>
+      </w:pPr>
+      <w:r>
+        <w:rPr>
+          <w:rFonts w:ascii="0xProto Nerd Font" w:hAnsi="0xProto Nerd Font" w:eastAsia="0xProto Nerd Font" w:cs="0xProto Nerd Font"/>
+          <w:color w:val="000000" w:themeColor="text1"/>
+          <w:sz w:val="20"/>
+          <w:szCs w:val="16"/>
+        </w:rPr>
+        <w:t xml:space="preserve">{</w:t>
+      </w:r>
+      <w:r>
+        <w:rPr>
+          <w:color w:val="000000" w:themeColor="text1"/>
+          <w:sz w:val="18"/>
+          <w:szCs w:val="16"/>
+        </w:rPr>
+      </w:r>
+    </w:p>
+    <w:p>
+      <w:pPr>
+        <w:pStyle w:val="892"/>
+        <w:pBdr/>
+        <w:spacing/>
+        <w:ind/>
+        <w:rPr>
+          <w:color w:val="000000" w:themeColor="text1"/>
+          <w:sz w:val="20"/>
+          <w:szCs w:val="16"/>
+        </w:rPr>
+      </w:pPr>
+      <w:r>
+        <w:rPr>
+          <w:rFonts w:ascii="0xProto Nerd Font" w:hAnsi="0xProto Nerd Font" w:eastAsia="0xProto Nerd Font" w:cs="0xProto Nerd Font"/>
+          <w:color w:val="000000" w:themeColor="text1"/>
+          <w:sz w:val="20"/>
+          <w:szCs w:val="16"/>
+        </w:rPr>
+        <w:t xml:space="preserve">    </w:t>
+      </w:r>
+      <w:r>
+        <w:rPr>
+          <w:rFonts w:ascii="0xProto Nerd Font" w:hAnsi="0xProto Nerd Font" w:eastAsia="0xProto Nerd Font" w:cs="0xProto Nerd Font"/>
+          <w:color w:val="000000" w:themeColor="text1"/>
+          <w:sz w:val="20"/>
+          <w:szCs w:val="16"/>
+        </w:rPr>
+        <w:t xml:space="preserve">string</w:t>
+      </w:r>
+      <w:r>
+        <w:rPr>
+          <w:rFonts w:ascii="0xProto Nerd Font" w:hAnsi="0xProto Nerd Font" w:eastAsia="0xProto Nerd Font" w:cs="0xProto Nerd Font"/>
+          <w:color w:val="000000" w:themeColor="text1"/>
+          <w:sz w:val="20"/>
+          <w:szCs w:val="16"/>
+        </w:rPr>
+        <w:t xml:space="preserve"> </w:t>
+      </w:r>
+      <w:r>
+        <w:rPr>
+          <w:rFonts w:ascii="0xProto Nerd Font" w:hAnsi="0xProto Nerd Font" w:eastAsia="0xProto Nerd Font" w:cs="0xProto Nerd Font"/>
+          <w:color w:val="000000" w:themeColor="text1"/>
+          <w:sz w:val="20"/>
+          <w:szCs w:val="16"/>
+        </w:rPr>
+        <w:t xml:space="preserve">Item</w:t>
+      </w:r>
+      <w:r>
+        <w:rPr>
+          <w:rFonts w:ascii="0xProto Nerd Font" w:hAnsi="0xProto Nerd Font" w:eastAsia="0xProto Nerd Font" w:cs="0xProto Nerd Font"/>
+          <w:color w:val="000000" w:themeColor="text1"/>
+          <w:sz w:val="20"/>
+          <w:szCs w:val="16"/>
+        </w:rPr>
+        <w:t xml:space="preserve">();</w:t>
+      </w:r>
+      <w:r>
+        <w:rPr>
+          <w:color w:val="000000" w:themeColor="text1"/>
+          <w:sz w:val="18"/>
+          <w:szCs w:val="16"/>
+        </w:rPr>
+      </w:r>
+    </w:p>
+    <w:p>
+      <w:pPr>
+        <w:pStyle w:val="892"/>
+        <w:pBdr/>
+        <w:spacing/>
+        <w:ind/>
+        <w:rPr>
+          <w:color w:val="000000" w:themeColor="text1"/>
+          <w:sz w:val="20"/>
+          <w:szCs w:val="16"/>
+        </w:rPr>
+      </w:pPr>
+      <w:r>
+        <w:rPr>
+          <w:rFonts w:ascii="0xProto Nerd Font" w:hAnsi="0xProto Nerd Font" w:eastAsia="0xProto Nerd Font" w:cs="0xProto Nerd Font"/>
+          <w:color w:val="000000" w:themeColor="text1"/>
+          <w:sz w:val="20"/>
+          <w:szCs w:val="16"/>
+        </w:rPr>
+        <w:t xml:space="preserve">}</w:t>
+      </w:r>
+      <w:r>
+        <w:rPr>
+          <w:color w:val="000000" w:themeColor="text1"/>
+          <w:sz w:val="18"/>
+          <w:szCs w:val="16"/>
+        </w:rPr>
+      </w:r>
+    </w:p>
+    <w:p>
+      <w:pPr>
+        <w:pStyle w:val="892"/>
+        <w:pBdr/>
+        <w:spacing/>
+        <w:ind/>
+        <w:rPr>
+          <w:color w:val="000000" w:themeColor="text1"/>
+          <w:sz w:val="20"/>
+          <w:szCs w:val="16"/>
+        </w:rPr>
+      </w:pPr>
+      <w:r>
+        <w:rPr>
+          <w:rFonts w:ascii="0xProto Nerd Font" w:hAnsi="0xProto Nerd Font" w:eastAsia="0xProto Nerd Font" w:cs="0xProto Nerd Font"/>
+          <w:color w:val="000000" w:themeColor="text1"/>
+          <w:sz w:val="20"/>
+          <w:szCs w:val="16"/>
+        </w:rPr>
+      </w:r>
+      <w:r>
+        <w:rPr>
+          <w:color w:val="000000" w:themeColor="text1"/>
+          <w:sz w:val="18"/>
+          <w:szCs w:val="16"/>
+        </w:rPr>
+      </w:r>
+    </w:p>
+    <w:p>
+      <w:pPr>
+        <w:pStyle w:val="892"/>
+        <w:pBdr/>
+        <w:spacing/>
+        <w:ind/>
+        <w:rPr>
+          <w:color w:val="000000" w:themeColor="text1"/>
+          <w:sz w:val="20"/>
+          <w:szCs w:val="16"/>
+        </w:rPr>
+      </w:pPr>
+      <w:r>
+        <w:rPr>
+          <w:rFonts w:ascii="0xProto Nerd Font" w:hAnsi="0xProto Nerd Font" w:eastAsia="0xProto Nerd Font" w:cs="0xProto Nerd Font"/>
+          <w:color w:val="000000" w:themeColor="text1"/>
+          <w:sz w:val="20"/>
+          <w:szCs w:val="16"/>
+        </w:rPr>
+        <w:t xml:space="preserve">public</w:t>
+      </w:r>
+      <w:r>
+        <w:rPr>
+          <w:rFonts w:ascii="0xProto Nerd Font" w:hAnsi="0xProto Nerd Font" w:eastAsia="0xProto Nerd Font" w:cs="0xProto Nerd Font"/>
+          <w:color w:val="000000" w:themeColor="text1"/>
+          <w:sz w:val="20"/>
+          <w:szCs w:val="16"/>
+        </w:rPr>
+        <w:t xml:space="preserve"> </w:t>
+      </w:r>
+      <w:r>
+        <w:rPr>
+          <w:rFonts w:ascii="0xProto Nerd Font" w:hAnsi="0xProto Nerd Font" w:eastAsia="0xProto Nerd Font" w:cs="0xProto Nerd Font"/>
+          <w:color w:val="000000" w:themeColor="text1"/>
+          <w:sz w:val="20"/>
+          <w:szCs w:val="16"/>
+        </w:rPr>
+        <w:t xml:space="preserve">class</w:t>
+      </w:r>
+      <w:r>
+        <w:rPr>
+          <w:rFonts w:ascii="0xProto Nerd Font" w:hAnsi="0xProto Nerd Font" w:eastAsia="0xProto Nerd Font" w:cs="0xProto Nerd Font"/>
+          <w:color w:val="000000" w:themeColor="text1"/>
+          <w:sz w:val="20"/>
+          <w:szCs w:val="16"/>
+        </w:rPr>
+        <w:t xml:space="preserve"> </w:t>
+      </w:r>
+      <w:r>
+        <w:rPr>
+          <w:rFonts w:ascii="0xProto Nerd Font" w:hAnsi="0xProto Nerd Font" w:eastAsia="0xProto Nerd Font" w:cs="0xProto Nerd Font"/>
+          <w:color w:val="000000" w:themeColor="text1"/>
+          <w:sz w:val="20"/>
+          <w:szCs w:val="16"/>
+        </w:rPr>
+        <w:t xml:space="preserve">Sword</w:t>
+      </w:r>
+      <w:r>
+        <w:rPr>
+          <w:rFonts w:ascii="0xProto Nerd Font" w:hAnsi="0xProto Nerd Font" w:eastAsia="0xProto Nerd Font" w:cs="0xProto Nerd Font"/>
+          <w:color w:val="000000" w:themeColor="text1"/>
+          <w:sz w:val="20"/>
+          <w:szCs w:val="16"/>
+        </w:rPr>
+        <w:t xml:space="preserve"> : </w:t>
+      </w:r>
+      <w:r>
+        <w:rPr>
+          <w:rFonts w:ascii="0xProto Nerd Font" w:hAnsi="0xProto Nerd Font" w:eastAsia="0xProto Nerd Font" w:cs="0xProto Nerd Font"/>
+          <w:color w:val="000000" w:themeColor="text1"/>
+          <w:sz w:val="20"/>
+          <w:szCs w:val="16"/>
+        </w:rPr>
+        <w:t xml:space="preserve">IWeapon</w:t>
+      </w:r>
+      <w:r>
+        <w:rPr>
+          <w:color w:val="000000" w:themeColor="text1"/>
+          <w:sz w:val="18"/>
+          <w:szCs w:val="16"/>
+        </w:rPr>
+      </w:r>
+    </w:p>
+    <w:p>
+      <w:pPr>
+        <w:pStyle w:val="892"/>
+        <w:pBdr/>
+        <w:spacing/>
+        <w:ind/>
+        <w:rPr>
+          <w:color w:val="000000" w:themeColor="text1"/>
+          <w:sz w:val="20"/>
+          <w:szCs w:val="16"/>
+        </w:rPr>
+      </w:pPr>
+      <w:r>
+        <w:rPr>
+          <w:rFonts w:ascii="0xProto Nerd Font" w:hAnsi="0xProto Nerd Font" w:eastAsia="0xProto Nerd Font" w:cs="0xProto Nerd Font"/>
+          <w:color w:val="000000" w:themeColor="text1"/>
+          <w:sz w:val="20"/>
+          <w:szCs w:val="16"/>
+        </w:rPr>
+        <w:t xml:space="preserve">{</w:t>
+      </w:r>
+      <w:r>
+        <w:rPr>
+          <w:color w:val="000000" w:themeColor="text1"/>
+          <w:sz w:val="18"/>
+          <w:szCs w:val="16"/>
+        </w:rPr>
+      </w:r>
+    </w:p>
+    <w:p>
+      <w:pPr>
+        <w:pStyle w:val="892"/>
+        <w:pBdr/>
+        <w:spacing/>
+        <w:ind/>
+        <w:rPr>
+          <w:color w:val="000000" w:themeColor="text1"/>
+          <w:sz w:val="20"/>
+          <w:szCs w:val="16"/>
+        </w:rPr>
+      </w:pPr>
+      <w:r>
+        <w:rPr>
+          <w:rFonts w:ascii="0xProto Nerd Font" w:hAnsi="0xProto Nerd Font" w:eastAsia="0xProto Nerd Font" w:cs="0xProto Nerd Font"/>
+          <w:color w:val="000000" w:themeColor="text1"/>
+          <w:sz w:val="20"/>
+          <w:szCs w:val="16"/>
+        </w:rPr>
+        <w:t xml:space="preserve">    </w:t>
+      </w:r>
+      <w:r>
+        <w:rPr>
+          <w:rFonts w:ascii="0xProto Nerd Font" w:hAnsi="0xProto Nerd Font" w:eastAsia="0xProto Nerd Font" w:cs="0xProto Nerd Font"/>
+          <w:color w:val="000000" w:themeColor="text1"/>
+          <w:sz w:val="20"/>
+          <w:szCs w:val="16"/>
+        </w:rPr>
+        <w:t xml:space="preserve">public</w:t>
+      </w:r>
+      <w:r>
+        <w:rPr>
+          <w:rFonts w:ascii="0xProto Nerd Font" w:hAnsi="0xProto Nerd Font" w:eastAsia="0xProto Nerd Font" w:cs="0xProto Nerd Font"/>
+          <w:color w:val="000000" w:themeColor="text1"/>
+          <w:sz w:val="20"/>
+          <w:szCs w:val="16"/>
+        </w:rPr>
+        <w:t xml:space="preserve"> </w:t>
+      </w:r>
+      <w:r>
+        <w:rPr>
+          <w:rFonts w:ascii="0xProto Nerd Font" w:hAnsi="0xProto Nerd Font" w:eastAsia="0xProto Nerd Font" w:cs="0xProto Nerd Font"/>
+          <w:color w:val="000000" w:themeColor="text1"/>
+          <w:sz w:val="20"/>
+          <w:szCs w:val="16"/>
+        </w:rPr>
+        <w:t xml:space="preserve">string</w:t>
+      </w:r>
+      <w:r>
+        <w:rPr>
+          <w:rFonts w:ascii="0xProto Nerd Font" w:hAnsi="0xProto Nerd Font" w:eastAsia="0xProto Nerd Font" w:cs="0xProto Nerd Font"/>
+          <w:color w:val="000000" w:themeColor="text1"/>
+          <w:sz w:val="20"/>
+          <w:szCs w:val="16"/>
+        </w:rPr>
+        <w:t xml:space="preserve"> </w:t>
+      </w:r>
+      <w:r>
+        <w:rPr>
+          <w:rFonts w:ascii="0xProto Nerd Font" w:hAnsi="0xProto Nerd Font" w:eastAsia="0xProto Nerd Font" w:cs="0xProto Nerd Font"/>
+          <w:color w:val="000000" w:themeColor="text1"/>
+          <w:sz w:val="20"/>
+          <w:szCs w:val="16"/>
+        </w:rPr>
+        <w:t xml:space="preserve">Item</w:t>
+      </w:r>
+      <w:r>
+        <w:rPr>
+          <w:rFonts w:ascii="0xProto Nerd Font" w:hAnsi="0xProto Nerd Font" w:eastAsia="0xProto Nerd Font" w:cs="0xProto Nerd Font"/>
+          <w:color w:val="000000" w:themeColor="text1"/>
+          <w:sz w:val="20"/>
+          <w:szCs w:val="16"/>
+        </w:rPr>
+        <w:t xml:space="preserve">()</w:t>
+      </w:r>
+      <w:r>
+        <w:rPr>
+          <w:color w:val="000000" w:themeColor="text1"/>
+          <w:sz w:val="18"/>
+          <w:szCs w:val="16"/>
+        </w:rPr>
+      </w:r>
+    </w:p>
+    <w:p>
+      <w:pPr>
+        <w:pStyle w:val="892"/>
+        <w:pBdr/>
+        <w:spacing/>
+        <w:ind/>
+        <w:rPr>
+          <w:color w:val="000000" w:themeColor="text1"/>
+          <w:sz w:val="20"/>
+          <w:szCs w:val="16"/>
+        </w:rPr>
+      </w:pPr>
+      <w:r>
+        <w:rPr>
+          <w:rFonts w:ascii="0xProto Nerd Font" w:hAnsi="0xProto Nerd Font" w:eastAsia="0xProto Nerd Font" w:cs="0xProto Nerd Font"/>
+          <w:color w:val="000000" w:themeColor="text1"/>
+          <w:sz w:val="20"/>
+          <w:szCs w:val="16"/>
+        </w:rPr>
+        <w:t xml:space="preserve">    {</w:t>
+      </w:r>
+      <w:r>
+        <w:rPr>
+          <w:color w:val="000000" w:themeColor="text1"/>
+          <w:sz w:val="18"/>
+          <w:szCs w:val="16"/>
+        </w:rPr>
+      </w:r>
+    </w:p>
+    <w:p>
+      <w:pPr>
+        <w:pStyle w:val="892"/>
+        <w:pBdr/>
+        <w:spacing/>
+        <w:ind/>
+        <w:rPr>
+          <w:color w:val="000000" w:themeColor="text1"/>
+          <w:sz w:val="20"/>
+          <w:szCs w:val="16"/>
+        </w:rPr>
+      </w:pPr>
+      <w:r>
+        <w:rPr>
+          <w:rFonts w:ascii="0xProto Nerd Font" w:hAnsi="0xProto Nerd Font" w:eastAsia="0xProto Nerd Font" w:cs="0xProto Nerd Font"/>
+          <w:color w:val="000000" w:themeColor="text1"/>
+          <w:sz w:val="20"/>
+          <w:szCs w:val="16"/>
+        </w:rPr>
+        <w:t xml:space="preserve">        </w:t>
+      </w:r>
+      <w:r>
+        <w:rPr>
+          <w:rFonts w:ascii="0xProto Nerd Font" w:hAnsi="0xProto Nerd Font" w:eastAsia="0xProto Nerd Font" w:cs="0xProto Nerd Font"/>
+          <w:color w:val="000000" w:themeColor="text1"/>
+          <w:sz w:val="20"/>
+          <w:szCs w:val="16"/>
+        </w:rPr>
+        <w:t xml:space="preserve">return</w:t>
+      </w:r>
+      <w:r>
+        <w:rPr>
+          <w:rFonts w:ascii="0xProto Nerd Font" w:hAnsi="0xProto Nerd Font" w:eastAsia="0xProto Nerd Font" w:cs="0xProto Nerd Font"/>
+          <w:color w:val="000000" w:themeColor="text1"/>
+          <w:sz w:val="20"/>
+          <w:szCs w:val="16"/>
+        </w:rPr>
+        <w:t xml:space="preserve"> </w:t>
+      </w:r>
+      <w:r>
+        <w:rPr>
+          <w:rFonts w:ascii="0xProto Nerd Font" w:hAnsi="0xProto Nerd Font" w:eastAsia="0xProto Nerd Font" w:cs="0xProto Nerd Font"/>
+          <w:color w:val="000000" w:themeColor="text1"/>
+          <w:sz w:val="20"/>
+          <w:szCs w:val="16"/>
+        </w:rPr>
+        <w:t xml:space="preserve">"Sword"</w:t>
+      </w:r>
+      <w:r>
+        <w:rPr>
+          <w:rFonts w:ascii="0xProto Nerd Font" w:hAnsi="0xProto Nerd Font" w:eastAsia="0xProto Nerd Font" w:cs="0xProto Nerd Font"/>
+          <w:color w:val="000000" w:themeColor="text1"/>
+          <w:sz w:val="20"/>
+          <w:szCs w:val="16"/>
+        </w:rPr>
+        <w:t xml:space="preserve">;</w:t>
+      </w:r>
+      <w:r>
+        <w:rPr>
+          <w:color w:val="000000" w:themeColor="text1"/>
+          <w:sz w:val="18"/>
+          <w:szCs w:val="16"/>
+        </w:rPr>
+      </w:r>
+    </w:p>
+    <w:p>
+      <w:pPr>
+        <w:pStyle w:val="892"/>
+        <w:pBdr/>
+        <w:spacing/>
+        <w:ind/>
+        <w:rPr>
+          <w:color w:val="000000" w:themeColor="text1"/>
+          <w:sz w:val="20"/>
+          <w:szCs w:val="16"/>
+        </w:rPr>
+      </w:pPr>
+      <w:r>
+        <w:rPr>
+          <w:rFonts w:ascii="0xProto Nerd Font" w:hAnsi="0xProto Nerd Font" w:eastAsia="0xProto Nerd Font" w:cs="0xProto Nerd Font"/>
+          <w:color w:val="000000" w:themeColor="text1"/>
+          <w:sz w:val="20"/>
+          <w:szCs w:val="16"/>
+        </w:rPr>
+        <w:t xml:space="preserve">    }</w:t>
+      </w:r>
+      <w:r>
+        <w:rPr>
+          <w:color w:val="000000" w:themeColor="text1"/>
+          <w:sz w:val="18"/>
+          <w:szCs w:val="16"/>
+        </w:rPr>
+      </w:r>
+    </w:p>
+    <w:p>
+      <w:pPr>
+        <w:pStyle w:val="892"/>
+        <w:pBdr/>
+        <w:spacing/>
+        <w:ind/>
+        <w:rPr>
+          <w:color w:val="000000" w:themeColor="text1"/>
+          <w:sz w:val="20"/>
+          <w:szCs w:val="16"/>
+        </w:rPr>
+      </w:pPr>
+      <w:r>
+        <w:rPr>
+          <w:rFonts w:ascii="0xProto Nerd Font" w:hAnsi="0xProto Nerd Font" w:eastAsia="0xProto Nerd Font" w:cs="0xProto Nerd Font"/>
+          <w:color w:val="000000" w:themeColor="text1"/>
+          <w:sz w:val="20"/>
+          <w:szCs w:val="16"/>
+        </w:rPr>
+        <w:t xml:space="preserve">}</w:t>
+      </w:r>
+      <w:r>
+        <w:rPr>
+          <w:color w:val="000000" w:themeColor="text1"/>
+          <w:sz w:val="18"/>
+          <w:szCs w:val="16"/>
+        </w:rPr>
+      </w:r>
+    </w:p>
+    <w:p>
+      <w:pPr>
+        <w:pStyle w:val="892"/>
+        <w:pBdr/>
+        <w:spacing/>
+        <w:ind/>
+        <w:rPr>
+          <w:color w:val="000000" w:themeColor="text1"/>
+          <w:sz w:val="20"/>
+          <w:szCs w:val="16"/>
+        </w:rPr>
+      </w:pPr>
+      <w:r>
+        <w:rPr>
+          <w:rFonts w:ascii="0xProto Nerd Font" w:hAnsi="0xProto Nerd Font" w:eastAsia="0xProto Nerd Font" w:cs="0xProto Nerd Font"/>
+          <w:color w:val="000000" w:themeColor="text1"/>
+          <w:sz w:val="20"/>
+          <w:szCs w:val="16"/>
+        </w:rPr>
+      </w:r>
+      <w:r>
+        <w:rPr>
+          <w:color w:val="000000" w:themeColor="text1"/>
+          <w:sz w:val="18"/>
+          <w:szCs w:val="16"/>
+        </w:rPr>
+      </w:r>
+    </w:p>
+    <w:p>
+      <w:pPr>
+        <w:pStyle w:val="892"/>
+        <w:pBdr/>
+        <w:spacing/>
+        <w:ind/>
+        <w:rPr>
+          <w:color w:val="000000" w:themeColor="text1"/>
+          <w:sz w:val="20"/>
+          <w:szCs w:val="16"/>
+        </w:rPr>
+      </w:pPr>
+      <w:r>
+        <w:rPr>
+          <w:rFonts w:ascii="0xProto Nerd Font" w:hAnsi="0xProto Nerd Font" w:eastAsia="0xProto Nerd Font" w:cs="0xProto Nerd Font"/>
+          <w:color w:val="000000" w:themeColor="text1"/>
+          <w:sz w:val="20"/>
+          <w:szCs w:val="16"/>
+        </w:rPr>
+        <w:t xml:space="preserve">public</w:t>
+      </w:r>
+      <w:r>
+        <w:rPr>
+          <w:rFonts w:ascii="0xProto Nerd Font" w:hAnsi="0xProto Nerd Font" w:eastAsia="0xProto Nerd Font" w:cs="0xProto Nerd Font"/>
+          <w:color w:val="000000" w:themeColor="text1"/>
+          <w:sz w:val="20"/>
+          <w:szCs w:val="16"/>
+        </w:rPr>
+        <w:t xml:space="preserve"> </w:t>
+      </w:r>
+      <w:r>
+        <w:rPr>
+          <w:rFonts w:ascii="0xProto Nerd Font" w:hAnsi="0xProto Nerd Font" w:eastAsia="0xProto Nerd Font" w:cs="0xProto Nerd Font"/>
+          <w:color w:val="000000" w:themeColor="text1"/>
+          <w:sz w:val="20"/>
+          <w:szCs w:val="16"/>
+        </w:rPr>
+        <w:t xml:space="preserve">class</w:t>
+      </w:r>
+      <w:r>
+        <w:rPr>
+          <w:rFonts w:ascii="0xProto Nerd Font" w:hAnsi="0xProto Nerd Font" w:eastAsia="0xProto Nerd Font" w:cs="0xProto Nerd Font"/>
+          <w:color w:val="000000" w:themeColor="text1"/>
+          <w:sz w:val="20"/>
+          <w:szCs w:val="16"/>
+        </w:rPr>
+        <w:t xml:space="preserve"> </w:t>
+      </w:r>
+      <w:r>
+        <w:rPr>
+          <w:rFonts w:ascii="0xProto Nerd Font" w:hAnsi="0xProto Nerd Font" w:eastAsia="0xProto Nerd Font" w:cs="0xProto Nerd Font"/>
+          <w:color w:val="000000" w:themeColor="text1"/>
+          <w:sz w:val="20"/>
+          <w:szCs w:val="16"/>
+        </w:rPr>
+        <w:t xml:space="preserve">Wand</w:t>
+      </w:r>
+      <w:r>
+        <w:rPr>
+          <w:rFonts w:ascii="0xProto Nerd Font" w:hAnsi="0xProto Nerd Font" w:eastAsia="0xProto Nerd Font" w:cs="0xProto Nerd Font"/>
+          <w:color w:val="000000" w:themeColor="text1"/>
+          <w:sz w:val="20"/>
+          <w:szCs w:val="16"/>
+        </w:rPr>
+        <w:t xml:space="preserve"> : </w:t>
+      </w:r>
+      <w:r>
+        <w:rPr>
+          <w:rFonts w:ascii="0xProto Nerd Font" w:hAnsi="0xProto Nerd Font" w:eastAsia="0xProto Nerd Font" w:cs="0xProto Nerd Font"/>
+          <w:color w:val="000000" w:themeColor="text1"/>
+          <w:sz w:val="20"/>
+          <w:szCs w:val="16"/>
+        </w:rPr>
+        <w:t xml:space="preserve">IWeapon</w:t>
+      </w:r>
+      <w:r>
+        <w:rPr>
+          <w:color w:val="000000" w:themeColor="text1"/>
+          <w:sz w:val="18"/>
+          <w:szCs w:val="16"/>
+        </w:rPr>
+      </w:r>
+    </w:p>
+    <w:p>
+      <w:pPr>
+        <w:pStyle w:val="892"/>
+        <w:pBdr/>
+        <w:spacing/>
+        <w:ind/>
+        <w:rPr>
+          <w:color w:val="000000" w:themeColor="text1"/>
+          <w:sz w:val="20"/>
+          <w:szCs w:val="16"/>
+        </w:rPr>
+      </w:pPr>
+      <w:r>
+        <w:rPr>
+          <w:rFonts w:ascii="0xProto Nerd Font" w:hAnsi="0xProto Nerd Font" w:eastAsia="0xProto Nerd Font" w:cs="0xProto Nerd Font"/>
+          <w:color w:val="000000" w:themeColor="text1"/>
+          <w:sz w:val="20"/>
+          <w:szCs w:val="16"/>
+        </w:rPr>
+        <w:t xml:space="preserve">{</w:t>
+      </w:r>
+      <w:r>
+        <w:rPr>
+          <w:color w:val="000000" w:themeColor="text1"/>
+          <w:sz w:val="18"/>
+          <w:szCs w:val="16"/>
+        </w:rPr>
+      </w:r>
+    </w:p>
+    <w:p>
+      <w:pPr>
+        <w:pStyle w:val="892"/>
+        <w:pBdr/>
+        <w:spacing/>
+        <w:ind/>
+        <w:rPr>
+          <w:color w:val="000000" w:themeColor="text1"/>
+          <w:sz w:val="20"/>
+          <w:szCs w:val="16"/>
+        </w:rPr>
+      </w:pPr>
+      <w:r>
+        <w:rPr>
+          <w:rFonts w:ascii="0xProto Nerd Font" w:hAnsi="0xProto Nerd Font" w:eastAsia="0xProto Nerd Font" w:cs="0xProto Nerd Font"/>
+          <w:color w:val="000000" w:themeColor="text1"/>
+          <w:sz w:val="20"/>
+          <w:szCs w:val="16"/>
+        </w:rPr>
+        <w:t xml:space="preserve">    </w:t>
+      </w:r>
+      <w:r>
+        <w:rPr>
+          <w:rFonts w:ascii="0xProto Nerd Font" w:hAnsi="0xProto Nerd Font" w:eastAsia="0xProto Nerd Font" w:cs="0xProto Nerd Font"/>
+          <w:color w:val="000000" w:themeColor="text1"/>
+          <w:sz w:val="20"/>
+          <w:szCs w:val="16"/>
+        </w:rPr>
+        <w:t xml:space="preserve">public</w:t>
+      </w:r>
+      <w:r>
+        <w:rPr>
+          <w:rFonts w:ascii="0xProto Nerd Font" w:hAnsi="0xProto Nerd Font" w:eastAsia="0xProto Nerd Font" w:cs="0xProto Nerd Font"/>
+          <w:color w:val="000000" w:themeColor="text1"/>
+          <w:sz w:val="20"/>
+          <w:szCs w:val="16"/>
+        </w:rPr>
+        <w:t xml:space="preserve"> </w:t>
+      </w:r>
+      <w:r>
+        <w:rPr>
+          <w:rFonts w:ascii="0xProto Nerd Font" w:hAnsi="0xProto Nerd Font" w:eastAsia="0xProto Nerd Font" w:cs="0xProto Nerd Font"/>
+          <w:color w:val="000000" w:themeColor="text1"/>
+          <w:sz w:val="20"/>
+          <w:szCs w:val="16"/>
+        </w:rPr>
+        <w:t xml:space="preserve">string</w:t>
+      </w:r>
+      <w:r>
+        <w:rPr>
+          <w:rFonts w:ascii="0xProto Nerd Font" w:hAnsi="0xProto Nerd Font" w:eastAsia="0xProto Nerd Font" w:cs="0xProto Nerd Font"/>
+          <w:color w:val="000000" w:themeColor="text1"/>
+          <w:sz w:val="20"/>
+          <w:szCs w:val="16"/>
+        </w:rPr>
+        <w:t xml:space="preserve"> </w:t>
+      </w:r>
+      <w:r>
+        <w:rPr>
+          <w:rFonts w:ascii="0xProto Nerd Font" w:hAnsi="0xProto Nerd Font" w:eastAsia="0xProto Nerd Font" w:cs="0xProto Nerd Font"/>
+          <w:color w:val="000000" w:themeColor="text1"/>
+          <w:sz w:val="20"/>
+          <w:szCs w:val="16"/>
+        </w:rPr>
+        <w:t xml:space="preserve">Item</w:t>
+      </w:r>
+      <w:r>
+        <w:rPr>
+          <w:rFonts w:ascii="0xProto Nerd Font" w:hAnsi="0xProto Nerd Font" w:eastAsia="0xProto Nerd Font" w:cs="0xProto Nerd Font"/>
+          <w:color w:val="000000" w:themeColor="text1"/>
+          <w:sz w:val="20"/>
+          <w:szCs w:val="16"/>
+        </w:rPr>
+        <w:t xml:space="preserve">()</w:t>
+      </w:r>
+      <w:r>
+        <w:rPr>
+          <w:color w:val="000000" w:themeColor="text1"/>
+          <w:sz w:val="18"/>
+          <w:szCs w:val="16"/>
+        </w:rPr>
+      </w:r>
+    </w:p>
+    <w:p>
+      <w:pPr>
+        <w:pStyle w:val="892"/>
+        <w:pBdr/>
+        <w:spacing/>
+        <w:ind/>
+        <w:rPr>
+          <w:color w:val="000000" w:themeColor="text1"/>
+          <w:sz w:val="20"/>
+          <w:szCs w:val="16"/>
+        </w:rPr>
+      </w:pPr>
+      <w:r>
+        <w:rPr>
+          <w:rFonts w:ascii="0xProto Nerd Font" w:hAnsi="0xProto Nerd Font" w:eastAsia="0xProto Nerd Font" w:cs="0xProto Nerd Font"/>
+          <w:color w:val="000000" w:themeColor="text1"/>
+          <w:sz w:val="20"/>
+          <w:szCs w:val="16"/>
+        </w:rPr>
+        <w:t xml:space="preserve">    {</w:t>
+      </w:r>
+      <w:r>
+        <w:rPr>
+          <w:color w:val="000000" w:themeColor="text1"/>
+          <w:sz w:val="18"/>
+          <w:szCs w:val="16"/>
+        </w:rPr>
+      </w:r>
+    </w:p>
+    <w:p>
+      <w:pPr>
+        <w:pStyle w:val="892"/>
+        <w:pBdr/>
+        <w:spacing/>
+        <w:ind/>
+        <w:rPr>
+          <w:color w:val="000000" w:themeColor="text1"/>
+          <w:sz w:val="20"/>
+          <w:szCs w:val="16"/>
+        </w:rPr>
+      </w:pPr>
+      <w:r>
+        <w:rPr>
+          <w:rFonts w:ascii="0xProto Nerd Font" w:hAnsi="0xProto Nerd Font" w:eastAsia="0xProto Nerd Font" w:cs="0xProto Nerd Font"/>
+          <w:color w:val="000000" w:themeColor="text1"/>
+          <w:sz w:val="20"/>
+          <w:szCs w:val="16"/>
+        </w:rPr>
+        <w:t xml:space="preserve">        </w:t>
+      </w:r>
+      <w:r>
+        <w:rPr>
+          <w:rFonts w:ascii="0xProto Nerd Font" w:hAnsi="0xProto Nerd Font" w:eastAsia="0xProto Nerd Font" w:cs="0xProto Nerd Font"/>
+          <w:color w:val="000000" w:themeColor="text1"/>
+          <w:sz w:val="20"/>
+          <w:szCs w:val="16"/>
+        </w:rPr>
+        <w:t xml:space="preserve">return</w:t>
+      </w:r>
+      <w:r>
+        <w:rPr>
+          <w:rFonts w:ascii="0xProto Nerd Font" w:hAnsi="0xProto Nerd Font" w:eastAsia="0xProto Nerd Font" w:cs="0xProto Nerd Font"/>
+          <w:color w:val="000000" w:themeColor="text1"/>
+          <w:sz w:val="20"/>
+          <w:szCs w:val="16"/>
+        </w:rPr>
+        <w:t xml:space="preserve"> </w:t>
+      </w:r>
+      <w:r>
+        <w:rPr>
+          <w:rFonts w:ascii="0xProto Nerd Font" w:hAnsi="0xProto Nerd Font" w:eastAsia="0xProto Nerd Font" w:cs="0xProto Nerd Font"/>
+          <w:color w:val="000000" w:themeColor="text1"/>
+          <w:sz w:val="20"/>
+          <w:szCs w:val="16"/>
+        </w:rPr>
+        <w:t xml:space="preserve">"Wand"</w:t>
+      </w:r>
+      <w:r>
+        <w:rPr>
+          <w:rFonts w:ascii="0xProto Nerd Font" w:hAnsi="0xProto Nerd Font" w:eastAsia="0xProto Nerd Font" w:cs="0xProto Nerd Font"/>
+          <w:color w:val="000000" w:themeColor="text1"/>
+          <w:sz w:val="20"/>
+          <w:szCs w:val="16"/>
+        </w:rPr>
+        <w:t xml:space="preserve">;</w:t>
+      </w:r>
+      <w:r>
+        <w:rPr>
+          <w:color w:val="000000" w:themeColor="text1"/>
+          <w:sz w:val="18"/>
+          <w:szCs w:val="16"/>
+        </w:rPr>
+      </w:r>
+    </w:p>
+    <w:p>
+      <w:pPr>
+        <w:pStyle w:val="892"/>
+        <w:pBdr/>
+        <w:spacing/>
+        <w:ind/>
+        <w:rPr>
+          <w:color w:val="000000" w:themeColor="text1"/>
+          <w:sz w:val="20"/>
+          <w:szCs w:val="16"/>
+        </w:rPr>
+      </w:pPr>
+      <w:r>
+        <w:rPr>
+          <w:rFonts w:ascii="0xProto Nerd Font" w:hAnsi="0xProto Nerd Font" w:eastAsia="0xProto Nerd Font" w:cs="0xProto Nerd Font"/>
+          <w:color w:val="000000" w:themeColor="text1"/>
+          <w:sz w:val="20"/>
+          <w:szCs w:val="16"/>
+        </w:rPr>
+        <w:t xml:space="preserve">    }</w:t>
+      </w:r>
+      <w:r>
+        <w:rPr>
+          <w:color w:val="000000" w:themeColor="text1"/>
+          <w:sz w:val="18"/>
+          <w:szCs w:val="16"/>
+        </w:rPr>
+      </w:r>
+    </w:p>
+    <w:p>
+      <w:pPr>
+        <w:pStyle w:val="892"/>
+        <w:pBdr/>
+        <w:spacing/>
+        <w:ind/>
+        <w:rPr>
+          <w:color w:val="000000" w:themeColor="text1"/>
+          <w:sz w:val="20"/>
+          <w:szCs w:val="16"/>
+        </w:rPr>
+      </w:pPr>
+      <w:r>
+        <w:rPr>
+          <w:rFonts w:ascii="0xProto Nerd Font" w:hAnsi="0xProto Nerd Font" w:eastAsia="0xProto Nerd Font" w:cs="0xProto Nerd Font"/>
+          <w:color w:val="000000" w:themeColor="text1"/>
+          <w:sz w:val="20"/>
+          <w:szCs w:val="16"/>
+        </w:rPr>
+        <w:t xml:space="preserve">}</w:t>
+      </w:r>
+      <w:r>
+        <w:rPr>
+          <w:color w:val="000000" w:themeColor="text1"/>
+          <w:sz w:val="18"/>
+          <w:szCs w:val="16"/>
+        </w:rPr>
+      </w:r>
+    </w:p>
+    <w:p>
+      <w:pPr>
+        <w:pStyle w:val="892"/>
+        <w:pBdr/>
+        <w:spacing/>
+        <w:ind/>
+        <w:rPr>
+          <w:color w:val="000000" w:themeColor="text1"/>
+          <w:sz w:val="20"/>
+          <w:szCs w:val="16"/>
+        </w:rPr>
+      </w:pPr>
+      <w:r>
+        <w:rPr>
+          <w:rFonts w:ascii="0xProto Nerd Font" w:hAnsi="0xProto Nerd Font" w:eastAsia="0xProto Nerd Font" w:cs="0xProto Nerd Font"/>
+          <w:color w:val="000000" w:themeColor="text1"/>
+          <w:sz w:val="20"/>
+          <w:szCs w:val="16"/>
+        </w:rPr>
+      </w:r>
+      <w:r>
+        <w:rPr>
+          <w:color w:val="000000" w:themeColor="text1"/>
+          <w:sz w:val="18"/>
+          <w:szCs w:val="16"/>
+        </w:rPr>
+      </w:r>
+    </w:p>
+    <w:p>
+      <w:pPr>
+        <w:pStyle w:val="892"/>
+        <w:pBdr/>
+        <w:spacing/>
+        <w:ind/>
+        <w:rPr>
+          <w:color w:val="000000" w:themeColor="text1"/>
+          <w:sz w:val="20"/>
+          <w:szCs w:val="16"/>
+        </w:rPr>
+      </w:pPr>
+      <w:r>
+        <w:rPr>
+          <w:rFonts w:ascii="0xProto Nerd Font" w:hAnsi="0xProto Nerd Font" w:eastAsia="0xProto Nerd Font" w:cs="0xProto Nerd Font"/>
+          <w:color w:val="000000" w:themeColor="text1"/>
+          <w:sz w:val="20"/>
+          <w:szCs w:val="16"/>
+        </w:rPr>
+        <w:t xml:space="preserve">public</w:t>
+      </w:r>
+      <w:r>
+        <w:rPr>
+          <w:rFonts w:ascii="0xProto Nerd Font" w:hAnsi="0xProto Nerd Font" w:eastAsia="0xProto Nerd Font" w:cs="0xProto Nerd Font"/>
+          <w:color w:val="000000" w:themeColor="text1"/>
+          <w:sz w:val="20"/>
+          <w:szCs w:val="16"/>
+        </w:rPr>
+        <w:t xml:space="preserve"> </w:t>
+      </w:r>
+      <w:r>
+        <w:rPr>
+          <w:rFonts w:ascii="0xProto Nerd Font" w:hAnsi="0xProto Nerd Font" w:eastAsia="0xProto Nerd Font" w:cs="0xProto Nerd Font"/>
+          <w:color w:val="000000" w:themeColor="text1"/>
+          <w:sz w:val="20"/>
+          <w:szCs w:val="16"/>
+        </w:rPr>
+        <w:t xml:space="preserve">class</w:t>
+      </w:r>
+      <w:r>
+        <w:rPr>
+          <w:rFonts w:ascii="0xProto Nerd Font" w:hAnsi="0xProto Nerd Font" w:eastAsia="0xProto Nerd Font" w:cs="0xProto Nerd Font"/>
+          <w:color w:val="000000" w:themeColor="text1"/>
+          <w:sz w:val="20"/>
+          <w:szCs w:val="16"/>
+        </w:rPr>
+        <w:t xml:space="preserve"> </w:t>
+      </w:r>
+      <w:r>
+        <w:rPr>
+          <w:rFonts w:ascii="0xProto Nerd Font" w:hAnsi="0xProto Nerd Font" w:eastAsia="0xProto Nerd Font" w:cs="0xProto Nerd Font"/>
+          <w:color w:val="000000" w:themeColor="text1"/>
+          <w:sz w:val="20"/>
+          <w:szCs w:val="16"/>
+        </w:rPr>
+        <w:t xml:space="preserve">BodyArmor</w:t>
+      </w:r>
+      <w:r>
+        <w:rPr>
+          <w:rFonts w:ascii="0xProto Nerd Font" w:hAnsi="0xProto Nerd Font" w:eastAsia="0xProto Nerd Font" w:cs="0xProto Nerd Font"/>
+          <w:color w:val="000000" w:themeColor="text1"/>
+          <w:sz w:val="20"/>
+          <w:szCs w:val="16"/>
+        </w:rPr>
+        <w:t xml:space="preserve"> : </w:t>
+      </w:r>
+      <w:r>
+        <w:rPr>
+          <w:rFonts w:ascii="0xProto Nerd Font" w:hAnsi="0xProto Nerd Font" w:eastAsia="0xProto Nerd Font" w:cs="0xProto Nerd Font"/>
+          <w:color w:val="000000" w:themeColor="text1"/>
+          <w:sz w:val="20"/>
+          <w:szCs w:val="16"/>
+        </w:rPr>
+        <w:t xml:space="preserve">IAmor</w:t>
+      </w:r>
+      <w:r>
+        <w:rPr>
+          <w:color w:val="000000" w:themeColor="text1"/>
+          <w:sz w:val="18"/>
+          <w:szCs w:val="16"/>
+        </w:rPr>
+      </w:r>
+    </w:p>
+    <w:p>
+      <w:pPr>
+        <w:pStyle w:val="892"/>
+        <w:pBdr/>
+        <w:spacing/>
+        <w:ind/>
+        <w:rPr>
+          <w:color w:val="000000" w:themeColor="text1"/>
+          <w:sz w:val="20"/>
+          <w:szCs w:val="16"/>
+        </w:rPr>
+      </w:pPr>
+      <w:r>
+        <w:rPr>
+          <w:rFonts w:ascii="0xProto Nerd Font" w:hAnsi="0xProto Nerd Font" w:eastAsia="0xProto Nerd Font" w:cs="0xProto Nerd Font"/>
+          <w:color w:val="000000" w:themeColor="text1"/>
+          <w:sz w:val="20"/>
+          <w:szCs w:val="16"/>
+        </w:rPr>
+        <w:t xml:space="preserve">{</w:t>
+      </w:r>
+      <w:r>
+        <w:rPr>
+          <w:color w:val="000000" w:themeColor="text1"/>
+          <w:sz w:val="18"/>
+          <w:szCs w:val="16"/>
+        </w:rPr>
+      </w:r>
+    </w:p>
+    <w:p>
+      <w:pPr>
+        <w:pStyle w:val="892"/>
+        <w:pBdr/>
+        <w:spacing/>
+        <w:ind/>
+        <w:rPr>
+          <w:color w:val="000000" w:themeColor="text1"/>
+          <w:sz w:val="20"/>
+          <w:szCs w:val="16"/>
+        </w:rPr>
+      </w:pPr>
+      <w:r>
+        <w:rPr>
+          <w:rFonts w:ascii="0xProto Nerd Font" w:hAnsi="0xProto Nerd Font" w:eastAsia="0xProto Nerd Font" w:cs="0xProto Nerd Font"/>
+          <w:color w:val="000000" w:themeColor="text1"/>
+          <w:sz w:val="20"/>
+          <w:szCs w:val="16"/>
+        </w:rPr>
+        <w:t xml:space="preserve">    </w:t>
+      </w:r>
+      <w:r>
+        <w:rPr>
+          <w:rFonts w:ascii="0xProto Nerd Font" w:hAnsi="0xProto Nerd Font" w:eastAsia="0xProto Nerd Font" w:cs="0xProto Nerd Font"/>
+          <w:color w:val="000000" w:themeColor="text1"/>
+          <w:sz w:val="20"/>
+          <w:szCs w:val="16"/>
+        </w:rPr>
+        <w:t xml:space="preserve">public</w:t>
+      </w:r>
+      <w:r>
+        <w:rPr>
+          <w:rFonts w:ascii="0xProto Nerd Font" w:hAnsi="0xProto Nerd Font" w:eastAsia="0xProto Nerd Font" w:cs="0xProto Nerd Font"/>
+          <w:color w:val="000000" w:themeColor="text1"/>
+          <w:sz w:val="20"/>
+          <w:szCs w:val="16"/>
+        </w:rPr>
+        <w:t xml:space="preserve"> </w:t>
+      </w:r>
+      <w:r>
+        <w:rPr>
+          <w:rFonts w:ascii="0xProto Nerd Font" w:hAnsi="0xProto Nerd Font" w:eastAsia="0xProto Nerd Font" w:cs="0xProto Nerd Font"/>
+          <w:color w:val="000000" w:themeColor="text1"/>
+          <w:sz w:val="20"/>
+          <w:szCs w:val="16"/>
+        </w:rPr>
+        <w:t xml:space="preserve">string</w:t>
+      </w:r>
+      <w:r>
+        <w:rPr>
+          <w:rFonts w:ascii="0xProto Nerd Font" w:hAnsi="0xProto Nerd Font" w:eastAsia="0xProto Nerd Font" w:cs="0xProto Nerd Font"/>
+          <w:color w:val="000000" w:themeColor="text1"/>
+          <w:sz w:val="20"/>
+          <w:szCs w:val="16"/>
+        </w:rPr>
+        <w:t xml:space="preserve"> </w:t>
+      </w:r>
+      <w:r>
+        <w:rPr>
+          <w:rFonts w:ascii="0xProto Nerd Font" w:hAnsi="0xProto Nerd Font" w:eastAsia="0xProto Nerd Font" w:cs="0xProto Nerd Font"/>
+          <w:color w:val="000000" w:themeColor="text1"/>
+          <w:sz w:val="20"/>
+          <w:szCs w:val="16"/>
+        </w:rPr>
+        <w:t xml:space="preserve">Item</w:t>
+      </w:r>
+      <w:r>
+        <w:rPr>
+          <w:rFonts w:ascii="0xProto Nerd Font" w:hAnsi="0xProto Nerd Font" w:eastAsia="0xProto Nerd Font" w:cs="0xProto Nerd Font"/>
+          <w:color w:val="000000" w:themeColor="text1"/>
+          <w:sz w:val="20"/>
+          <w:szCs w:val="16"/>
+        </w:rPr>
+        <w:t xml:space="preserve">()</w:t>
+      </w:r>
+      <w:r>
+        <w:rPr>
+          <w:color w:val="000000" w:themeColor="text1"/>
+          <w:sz w:val="18"/>
+          <w:szCs w:val="16"/>
+        </w:rPr>
+      </w:r>
+    </w:p>
+    <w:p>
+      <w:pPr>
+        <w:pStyle w:val="892"/>
+        <w:pBdr/>
+        <w:spacing/>
+        <w:ind/>
+        <w:rPr>
+          <w:color w:val="000000" w:themeColor="text1"/>
+          <w:sz w:val="20"/>
+          <w:szCs w:val="16"/>
+        </w:rPr>
+      </w:pPr>
+      <w:r>
+        <w:rPr>
+          <w:rFonts w:ascii="0xProto Nerd Font" w:hAnsi="0xProto Nerd Font" w:eastAsia="0xProto Nerd Font" w:cs="0xProto Nerd Font"/>
+          <w:color w:val="000000" w:themeColor="text1"/>
+          <w:sz w:val="20"/>
+          <w:szCs w:val="16"/>
+        </w:rPr>
+        <w:t xml:space="preserve">    {</w:t>
+      </w:r>
+      <w:r>
+        <w:rPr>
+          <w:color w:val="000000" w:themeColor="text1"/>
+          <w:sz w:val="18"/>
+          <w:szCs w:val="16"/>
+        </w:rPr>
+      </w:r>
+    </w:p>
+    <w:p>
+      <w:pPr>
+        <w:pStyle w:val="892"/>
+        <w:pBdr/>
+        <w:spacing/>
+        <w:ind/>
+        <w:rPr>
+          <w:color w:val="000000" w:themeColor="text1"/>
+          <w:sz w:val="20"/>
+          <w:szCs w:val="16"/>
+        </w:rPr>
+      </w:pPr>
+      <w:r>
+        <w:rPr>
+          <w:rFonts w:ascii="0xProto Nerd Font" w:hAnsi="0xProto Nerd Font" w:eastAsia="0xProto Nerd Font" w:cs="0xProto Nerd Font"/>
+          <w:color w:val="000000" w:themeColor="text1"/>
+          <w:sz w:val="20"/>
+          <w:szCs w:val="16"/>
+        </w:rPr>
+        <w:t xml:space="preserve">        </w:t>
+      </w:r>
+      <w:r>
+        <w:rPr>
+          <w:rFonts w:ascii="0xProto Nerd Font" w:hAnsi="0xProto Nerd Font" w:eastAsia="0xProto Nerd Font" w:cs="0xProto Nerd Font"/>
+          <w:color w:val="000000" w:themeColor="text1"/>
+          <w:sz w:val="20"/>
+          <w:szCs w:val="16"/>
+        </w:rPr>
+        <w:t xml:space="preserve">return</w:t>
+      </w:r>
+      <w:r>
+        <w:rPr>
+          <w:rFonts w:ascii="0xProto Nerd Font" w:hAnsi="0xProto Nerd Font" w:eastAsia="0xProto Nerd Font" w:cs="0xProto Nerd Font"/>
+          <w:color w:val="000000" w:themeColor="text1"/>
+          <w:sz w:val="20"/>
+          <w:szCs w:val="16"/>
+        </w:rPr>
+        <w:t xml:space="preserve"> </w:t>
+      </w:r>
+      <w:r>
+        <w:rPr>
+          <w:rFonts w:ascii="0xProto Nerd Font" w:hAnsi="0xProto Nerd Font" w:eastAsia="0xProto Nerd Font" w:cs="0xProto Nerd Font"/>
+          <w:color w:val="000000" w:themeColor="text1"/>
+          <w:sz w:val="20"/>
+          <w:szCs w:val="16"/>
+        </w:rPr>
+        <w:t xml:space="preserve">"Steel Body Armor"</w:t>
+      </w:r>
+      <w:r>
+        <w:rPr>
+          <w:rFonts w:ascii="0xProto Nerd Font" w:hAnsi="0xProto Nerd Font" w:eastAsia="0xProto Nerd Font" w:cs="0xProto Nerd Font"/>
+          <w:color w:val="000000" w:themeColor="text1"/>
+          <w:sz w:val="20"/>
+          <w:szCs w:val="16"/>
+        </w:rPr>
+        <w:t xml:space="preserve">;</w:t>
+      </w:r>
+      <w:r>
+        <w:rPr>
+          <w:color w:val="000000" w:themeColor="text1"/>
+          <w:sz w:val="18"/>
+          <w:szCs w:val="16"/>
+        </w:rPr>
+      </w:r>
+    </w:p>
+    <w:p>
+      <w:pPr>
+        <w:pStyle w:val="892"/>
+        <w:pBdr/>
+        <w:spacing/>
+        <w:ind/>
+        <w:rPr>
+          <w:color w:val="000000" w:themeColor="text1"/>
+          <w:sz w:val="20"/>
+          <w:szCs w:val="16"/>
+        </w:rPr>
+      </w:pPr>
+      <w:r>
+        <w:rPr>
+          <w:rFonts w:ascii="0xProto Nerd Font" w:hAnsi="0xProto Nerd Font" w:eastAsia="0xProto Nerd Font" w:cs="0xProto Nerd Font"/>
+          <w:color w:val="000000" w:themeColor="text1"/>
+          <w:sz w:val="20"/>
+          <w:szCs w:val="16"/>
+        </w:rPr>
+        <w:t xml:space="preserve">    }</w:t>
+      </w:r>
+      <w:r>
+        <w:rPr>
+          <w:color w:val="000000" w:themeColor="text1"/>
+          <w:sz w:val="18"/>
+          <w:szCs w:val="16"/>
+        </w:rPr>
+      </w:r>
+    </w:p>
+    <w:p>
+      <w:pPr>
+        <w:pStyle w:val="892"/>
+        <w:pBdr/>
+        <w:spacing/>
+        <w:ind/>
+        <w:rPr>
+          <w:color w:val="000000" w:themeColor="text1"/>
+          <w:sz w:val="20"/>
+          <w:szCs w:val="16"/>
+        </w:rPr>
+      </w:pPr>
+      <w:r>
+        <w:rPr>
+          <w:rFonts w:ascii="0xProto Nerd Font" w:hAnsi="0xProto Nerd Font" w:eastAsia="0xProto Nerd Font" w:cs="0xProto Nerd Font"/>
+          <w:color w:val="000000" w:themeColor="text1"/>
+          <w:sz w:val="20"/>
+          <w:szCs w:val="16"/>
+        </w:rPr>
+        <w:t xml:space="preserve">}</w:t>
+      </w:r>
+      <w:r>
+        <w:rPr>
+          <w:color w:val="000000" w:themeColor="text1"/>
+          <w:sz w:val="18"/>
+          <w:szCs w:val="16"/>
+        </w:rPr>
+      </w:r>
+    </w:p>
+    <w:p>
+      <w:pPr>
+        <w:pStyle w:val="892"/>
+        <w:pBdr/>
+        <w:spacing/>
+        <w:ind/>
+        <w:rPr>
+          <w:color w:val="000000" w:themeColor="text1"/>
+          <w:sz w:val="20"/>
+          <w:szCs w:val="16"/>
+        </w:rPr>
+      </w:pPr>
+      <w:r>
+        <w:rPr>
+          <w:rFonts w:ascii="0xProto Nerd Font" w:hAnsi="0xProto Nerd Font" w:eastAsia="0xProto Nerd Font" w:cs="0xProto Nerd Font"/>
+          <w:color w:val="000000" w:themeColor="text1"/>
+          <w:sz w:val="20"/>
+          <w:szCs w:val="16"/>
+        </w:rPr>
+      </w:r>
+      <w:r>
+        <w:rPr>
+          <w:color w:val="000000" w:themeColor="text1"/>
+          <w:sz w:val="18"/>
+          <w:szCs w:val="16"/>
+        </w:rPr>
+      </w:r>
+    </w:p>
+    <w:p>
+      <w:pPr>
+        <w:pStyle w:val="892"/>
+        <w:pBdr/>
+        <w:spacing/>
+        <w:ind/>
+        <w:rPr>
+          <w:color w:val="000000" w:themeColor="text1"/>
+          <w:sz w:val="20"/>
+          <w:szCs w:val="16"/>
+        </w:rPr>
+      </w:pPr>
+      <w:r>
+        <w:rPr>
+          <w:rFonts w:ascii="0xProto Nerd Font" w:hAnsi="0xProto Nerd Font" w:eastAsia="0xProto Nerd Font" w:cs="0xProto Nerd Font"/>
+          <w:color w:val="000000" w:themeColor="text1"/>
+          <w:sz w:val="20"/>
+          <w:szCs w:val="16"/>
+        </w:rPr>
+        <w:t xml:space="preserve">public</w:t>
+      </w:r>
+      <w:r>
+        <w:rPr>
+          <w:rFonts w:ascii="0xProto Nerd Font" w:hAnsi="0xProto Nerd Font" w:eastAsia="0xProto Nerd Font" w:cs="0xProto Nerd Font"/>
+          <w:color w:val="000000" w:themeColor="text1"/>
+          <w:sz w:val="20"/>
+          <w:szCs w:val="16"/>
+        </w:rPr>
+        <w:t xml:space="preserve"> </w:t>
+      </w:r>
+      <w:r>
+        <w:rPr>
+          <w:rFonts w:ascii="0xProto Nerd Font" w:hAnsi="0xProto Nerd Font" w:eastAsia="0xProto Nerd Font" w:cs="0xProto Nerd Font"/>
+          <w:color w:val="000000" w:themeColor="text1"/>
+          <w:sz w:val="20"/>
+          <w:szCs w:val="16"/>
+        </w:rPr>
+        <w:t xml:space="preserve">class</w:t>
+      </w:r>
+      <w:r>
+        <w:rPr>
+          <w:rFonts w:ascii="0xProto Nerd Font" w:hAnsi="0xProto Nerd Font" w:eastAsia="0xProto Nerd Font" w:cs="0xProto Nerd Font"/>
+          <w:color w:val="000000" w:themeColor="text1"/>
+          <w:sz w:val="20"/>
+          <w:szCs w:val="16"/>
+        </w:rPr>
+        <w:t xml:space="preserve"> </w:t>
+      </w:r>
+      <w:r>
+        <w:rPr>
+          <w:rFonts w:ascii="0xProto Nerd Font" w:hAnsi="0xProto Nerd Font" w:eastAsia="0xProto Nerd Font" w:cs="0xProto Nerd Font"/>
+          <w:color w:val="000000" w:themeColor="text1"/>
+          <w:sz w:val="20"/>
+          <w:szCs w:val="16"/>
+        </w:rPr>
+        <w:t xml:space="preserve">Cloak</w:t>
+      </w:r>
+      <w:r>
+        <w:rPr>
+          <w:rFonts w:ascii="0xProto Nerd Font" w:hAnsi="0xProto Nerd Font" w:eastAsia="0xProto Nerd Font" w:cs="0xProto Nerd Font"/>
+          <w:color w:val="000000" w:themeColor="text1"/>
+          <w:sz w:val="20"/>
+          <w:szCs w:val="16"/>
+        </w:rPr>
+        <w:t xml:space="preserve"> : </w:t>
+      </w:r>
+      <w:r>
+        <w:rPr>
+          <w:rFonts w:ascii="0xProto Nerd Font" w:hAnsi="0xProto Nerd Font" w:eastAsia="0xProto Nerd Font" w:cs="0xProto Nerd Font"/>
+          <w:color w:val="000000" w:themeColor="text1"/>
+          <w:sz w:val="20"/>
+          <w:szCs w:val="16"/>
+        </w:rPr>
+        <w:t xml:space="preserve">IAmor</w:t>
+      </w:r>
+      <w:r>
+        <w:rPr>
+          <w:color w:val="000000" w:themeColor="text1"/>
+          <w:sz w:val="18"/>
+          <w:szCs w:val="16"/>
+        </w:rPr>
+      </w:r>
+    </w:p>
+    <w:p>
+      <w:pPr>
+        <w:pStyle w:val="892"/>
+        <w:pBdr/>
+        <w:spacing/>
+        <w:ind/>
+        <w:rPr>
+          <w:color w:val="000000" w:themeColor="text1"/>
+          <w:sz w:val="20"/>
+          <w:szCs w:val="16"/>
+        </w:rPr>
+      </w:pPr>
+      <w:r>
+        <w:rPr>
+          <w:rFonts w:ascii="0xProto Nerd Font" w:hAnsi="0xProto Nerd Font" w:eastAsia="0xProto Nerd Font" w:cs="0xProto Nerd Font"/>
+          <w:color w:val="000000" w:themeColor="text1"/>
+          <w:sz w:val="20"/>
+          <w:szCs w:val="16"/>
+        </w:rPr>
+        <w:t xml:space="preserve">{</w:t>
+      </w:r>
+      <w:r>
+        <w:rPr>
+          <w:color w:val="000000" w:themeColor="text1"/>
+          <w:sz w:val="18"/>
+          <w:szCs w:val="16"/>
+        </w:rPr>
+      </w:r>
+    </w:p>
+    <w:p>
+      <w:pPr>
+        <w:pStyle w:val="892"/>
+        <w:pBdr/>
+        <w:spacing/>
+        <w:ind/>
+        <w:rPr>
+          <w:color w:val="000000" w:themeColor="text1"/>
+          <w:sz w:val="20"/>
+          <w:szCs w:val="16"/>
+        </w:rPr>
+      </w:pPr>
+      <w:r>
+        <w:rPr>
+          <w:rFonts w:ascii="0xProto Nerd Font" w:hAnsi="0xProto Nerd Font" w:eastAsia="0xProto Nerd Font" w:cs="0xProto Nerd Font"/>
+          <w:color w:val="000000" w:themeColor="text1"/>
+          <w:sz w:val="20"/>
+          <w:szCs w:val="16"/>
+        </w:rPr>
+        <w:t xml:space="preserve">    </w:t>
+      </w:r>
+      <w:r>
+        <w:rPr>
+          <w:rFonts w:ascii="0xProto Nerd Font" w:hAnsi="0xProto Nerd Font" w:eastAsia="0xProto Nerd Font" w:cs="0xProto Nerd Font"/>
+          <w:color w:val="000000" w:themeColor="text1"/>
+          <w:sz w:val="20"/>
+          <w:szCs w:val="16"/>
+        </w:rPr>
+        <w:t xml:space="preserve">public</w:t>
+      </w:r>
+      <w:r>
+        <w:rPr>
+          <w:rFonts w:ascii="0xProto Nerd Font" w:hAnsi="0xProto Nerd Font" w:eastAsia="0xProto Nerd Font" w:cs="0xProto Nerd Font"/>
+          <w:color w:val="000000" w:themeColor="text1"/>
+          <w:sz w:val="20"/>
+          <w:szCs w:val="16"/>
+        </w:rPr>
+        <w:t xml:space="preserve"> </w:t>
+      </w:r>
+      <w:r>
+        <w:rPr>
+          <w:rFonts w:ascii="0xProto Nerd Font" w:hAnsi="0xProto Nerd Font" w:eastAsia="0xProto Nerd Font" w:cs="0xProto Nerd Font"/>
+          <w:color w:val="000000" w:themeColor="text1"/>
+          <w:sz w:val="20"/>
+          <w:szCs w:val="16"/>
+        </w:rPr>
+        <w:t xml:space="preserve">string</w:t>
+      </w:r>
+      <w:r>
+        <w:rPr>
+          <w:rFonts w:ascii="0xProto Nerd Font" w:hAnsi="0xProto Nerd Font" w:eastAsia="0xProto Nerd Font" w:cs="0xProto Nerd Font"/>
+          <w:color w:val="000000" w:themeColor="text1"/>
+          <w:sz w:val="20"/>
+          <w:szCs w:val="16"/>
+        </w:rPr>
+        <w:t xml:space="preserve"> </w:t>
+      </w:r>
+      <w:r>
+        <w:rPr>
+          <w:rFonts w:ascii="0xProto Nerd Font" w:hAnsi="0xProto Nerd Font" w:eastAsia="0xProto Nerd Font" w:cs="0xProto Nerd Font"/>
+          <w:color w:val="000000" w:themeColor="text1"/>
+          <w:sz w:val="20"/>
+          <w:szCs w:val="16"/>
+        </w:rPr>
+        <w:t xml:space="preserve">Item</w:t>
+      </w:r>
+      <w:r>
+        <w:rPr>
+          <w:rFonts w:ascii="0xProto Nerd Font" w:hAnsi="0xProto Nerd Font" w:eastAsia="0xProto Nerd Font" w:cs="0xProto Nerd Font"/>
+          <w:color w:val="000000" w:themeColor="text1"/>
+          <w:sz w:val="20"/>
+          <w:szCs w:val="16"/>
+        </w:rPr>
+        <w:t xml:space="preserve">()</w:t>
+      </w:r>
+      <w:r>
+        <w:rPr>
+          <w:color w:val="000000" w:themeColor="text1"/>
+          <w:sz w:val="18"/>
+          <w:szCs w:val="16"/>
+        </w:rPr>
+      </w:r>
+    </w:p>
+    <w:p>
+      <w:pPr>
+        <w:pStyle w:val="892"/>
+        <w:pBdr/>
+        <w:spacing/>
+        <w:ind/>
+        <w:rPr>
+          <w:color w:val="000000" w:themeColor="text1"/>
+          <w:sz w:val="20"/>
+          <w:szCs w:val="16"/>
+        </w:rPr>
+      </w:pPr>
+      <w:r>
+        <w:rPr>
+          <w:rFonts w:ascii="0xProto Nerd Font" w:hAnsi="0xProto Nerd Font" w:eastAsia="0xProto Nerd Font" w:cs="0xProto Nerd Font"/>
+          <w:color w:val="000000" w:themeColor="text1"/>
+          <w:sz w:val="20"/>
+          <w:szCs w:val="16"/>
+        </w:rPr>
+        <w:t xml:space="preserve">    {</w:t>
+      </w:r>
+      <w:r>
+        <w:rPr>
+          <w:color w:val="000000" w:themeColor="text1"/>
+          <w:sz w:val="18"/>
+          <w:szCs w:val="16"/>
+        </w:rPr>
+      </w:r>
+    </w:p>
+    <w:p>
+      <w:pPr>
+        <w:pStyle w:val="892"/>
+        <w:pBdr/>
+        <w:spacing/>
+        <w:ind/>
+        <w:rPr>
+          <w:color w:val="000000" w:themeColor="text1"/>
+          <w:sz w:val="20"/>
+          <w:szCs w:val="16"/>
+        </w:rPr>
+      </w:pPr>
+      <w:r>
+        <w:rPr>
+          <w:rFonts w:ascii="0xProto Nerd Font" w:hAnsi="0xProto Nerd Font" w:eastAsia="0xProto Nerd Font" w:cs="0xProto Nerd Font"/>
+          <w:color w:val="000000" w:themeColor="text1"/>
+          <w:sz w:val="20"/>
+          <w:szCs w:val="16"/>
+        </w:rPr>
+        <w:t xml:space="preserve">        </w:t>
+      </w:r>
+      <w:r>
+        <w:rPr>
+          <w:rFonts w:ascii="0xProto Nerd Font" w:hAnsi="0xProto Nerd Font" w:eastAsia="0xProto Nerd Font" w:cs="0xProto Nerd Font"/>
+          <w:color w:val="000000" w:themeColor="text1"/>
+          <w:sz w:val="20"/>
+          <w:szCs w:val="16"/>
+        </w:rPr>
+        <w:t xml:space="preserve">return</w:t>
+      </w:r>
+      <w:r>
+        <w:rPr>
+          <w:rFonts w:ascii="0xProto Nerd Font" w:hAnsi="0xProto Nerd Font" w:eastAsia="0xProto Nerd Font" w:cs="0xProto Nerd Font"/>
+          <w:color w:val="000000" w:themeColor="text1"/>
+          <w:sz w:val="20"/>
+          <w:szCs w:val="16"/>
+        </w:rPr>
+        <w:t xml:space="preserve"> </w:t>
+      </w:r>
+      <w:r>
+        <w:rPr>
+          <w:rFonts w:ascii="0xProto Nerd Font" w:hAnsi="0xProto Nerd Font" w:eastAsia="0xProto Nerd Font" w:cs="0xProto Nerd Font"/>
+          <w:color w:val="000000" w:themeColor="text1"/>
+          <w:sz w:val="20"/>
+          <w:szCs w:val="16"/>
+        </w:rPr>
+        <w:t xml:space="preserve">"Cloak"</w:t>
+      </w:r>
+      <w:r>
+        <w:rPr>
+          <w:rFonts w:ascii="0xProto Nerd Font" w:hAnsi="0xProto Nerd Font" w:eastAsia="0xProto Nerd Font" w:cs="0xProto Nerd Font"/>
+          <w:color w:val="000000" w:themeColor="text1"/>
+          <w:sz w:val="20"/>
+          <w:szCs w:val="16"/>
+        </w:rPr>
+        <w:t xml:space="preserve">;</w:t>
+      </w:r>
+      <w:r>
+        <w:rPr>
+          <w:color w:val="000000" w:themeColor="text1"/>
+          <w:sz w:val="18"/>
+          <w:szCs w:val="16"/>
+        </w:rPr>
+      </w:r>
+    </w:p>
+    <w:p>
+      <w:pPr>
+        <w:pStyle w:val="892"/>
+        <w:pBdr/>
+        <w:spacing/>
+        <w:ind/>
+        <w:rPr>
+          <w:color w:val="000000" w:themeColor="text1"/>
+          <w:sz w:val="20"/>
+          <w:szCs w:val="16"/>
+        </w:rPr>
+      </w:pPr>
+      <w:r>
+        <w:rPr>
+          <w:rFonts w:ascii="0xProto Nerd Font" w:hAnsi="0xProto Nerd Font" w:eastAsia="0xProto Nerd Font" w:cs="0xProto Nerd Font"/>
+          <w:color w:val="000000" w:themeColor="text1"/>
+          <w:sz w:val="20"/>
+          <w:szCs w:val="16"/>
+        </w:rPr>
+        <w:t xml:space="preserve">    }</w:t>
+      </w:r>
+      <w:r>
+        <w:rPr>
+          <w:color w:val="000000" w:themeColor="text1"/>
+          <w:sz w:val="18"/>
+          <w:szCs w:val="16"/>
+        </w:rPr>
+      </w:r>
+    </w:p>
+    <w:p>
+      <w:pPr>
+        <w:pStyle w:val="892"/>
+        <w:pBdr/>
+        <w:spacing/>
+        <w:ind/>
+        <w:rPr>
+          <w:color w:val="000000" w:themeColor="text1"/>
+          <w:sz w:val="20"/>
+          <w:szCs w:val="16"/>
+        </w:rPr>
+      </w:pPr>
+      <w:r>
+        <w:rPr>
+          <w:rFonts w:ascii="0xProto Nerd Font" w:hAnsi="0xProto Nerd Font" w:eastAsia="0xProto Nerd Font" w:cs="0xProto Nerd Font"/>
+          <w:color w:val="000000" w:themeColor="text1"/>
+          <w:sz w:val="20"/>
+          <w:szCs w:val="16"/>
+        </w:rPr>
+        <w:t xml:space="preserve">}</w:t>
+      </w:r>
+      <w:r>
+        <w:rPr>
+          <w:color w:val="000000" w:themeColor="text1"/>
+          <w:sz w:val="18"/>
+          <w:szCs w:val="16"/>
+        </w:rPr>
+      </w:r>
+    </w:p>
+    <w:p>
+      <w:pPr>
+        <w:pStyle w:val="892"/>
+        <w:pBdr/>
+        <w:spacing/>
+        <w:ind/>
+        <w:rPr>
+          <w:color w:val="000000" w:themeColor="text1"/>
+          <w:sz w:val="20"/>
+          <w:szCs w:val="16"/>
+        </w:rPr>
+      </w:pPr>
+      <w:r>
+        <w:rPr>
+          <w:rFonts w:ascii="0xProto Nerd Font" w:hAnsi="0xProto Nerd Font" w:eastAsia="0xProto Nerd Font" w:cs="0xProto Nerd Font"/>
+          <w:color w:val="000000" w:themeColor="text1"/>
+          <w:sz w:val="20"/>
+          <w:szCs w:val="16"/>
+        </w:rPr>
+      </w:r>
+      <w:r>
+        <w:rPr>
+          <w:color w:val="000000" w:themeColor="text1"/>
+          <w:sz w:val="18"/>
+          <w:szCs w:val="16"/>
+        </w:rPr>
+      </w:r>
+    </w:p>
+    <w:p>
+      <w:pPr>
+        <w:pStyle w:val="892"/>
+        <w:pBdr/>
+        <w:spacing/>
+        <w:ind/>
+        <w:rPr>
+          <w:color w:val="000000" w:themeColor="text1"/>
+          <w:sz w:val="20"/>
+          <w:szCs w:val="16"/>
+        </w:rPr>
+      </w:pPr>
+      <w:r>
+        <w:rPr>
+          <w:rFonts w:ascii="0xProto Nerd Font" w:hAnsi="0xProto Nerd Font" w:eastAsia="0xProto Nerd Font" w:cs="0xProto Nerd Font"/>
+          <w:color w:val="000000" w:themeColor="text1"/>
+          <w:sz w:val="20"/>
+          <w:szCs w:val="16"/>
+        </w:rPr>
+        <w:t xml:space="preserve">public</w:t>
+      </w:r>
+      <w:r>
+        <w:rPr>
+          <w:rFonts w:ascii="0xProto Nerd Font" w:hAnsi="0xProto Nerd Font" w:eastAsia="0xProto Nerd Font" w:cs="0xProto Nerd Font"/>
+          <w:color w:val="000000" w:themeColor="text1"/>
+          <w:sz w:val="20"/>
+          <w:szCs w:val="16"/>
+        </w:rPr>
+        <w:t xml:space="preserve"> </w:t>
+      </w:r>
+      <w:r>
+        <w:rPr>
+          <w:rFonts w:ascii="0xProto Nerd Font" w:hAnsi="0xProto Nerd Font" w:eastAsia="0xProto Nerd Font" w:cs="0xProto Nerd Font"/>
+          <w:color w:val="000000" w:themeColor="text1"/>
+          <w:sz w:val="20"/>
+          <w:szCs w:val="16"/>
+        </w:rPr>
+        <w:t xml:space="preserve">interface</w:t>
+      </w:r>
+      <w:r>
+        <w:rPr>
+          <w:rFonts w:ascii="0xProto Nerd Font" w:hAnsi="0xProto Nerd Font" w:eastAsia="0xProto Nerd Font" w:cs="0xProto Nerd Font"/>
+          <w:color w:val="000000" w:themeColor="text1"/>
+          <w:sz w:val="20"/>
+          <w:szCs w:val="16"/>
+        </w:rPr>
+        <w:t xml:space="preserve"> </w:t>
+      </w:r>
+      <w:r>
+        <w:rPr>
+          <w:rFonts w:ascii="0xProto Nerd Font" w:hAnsi="0xProto Nerd Font" w:eastAsia="0xProto Nerd Font" w:cs="0xProto Nerd Font"/>
+          <w:color w:val="000000" w:themeColor="text1"/>
+          <w:sz w:val="20"/>
+          <w:szCs w:val="16"/>
+        </w:rPr>
+        <w:t xml:space="preserve">IEnemyFactory</w:t>
+      </w:r>
+      <w:r>
+        <w:rPr>
+          <w:color w:val="000000" w:themeColor="text1"/>
+          <w:sz w:val="18"/>
+          <w:szCs w:val="16"/>
+        </w:rPr>
+      </w:r>
+    </w:p>
+    <w:p>
+      <w:pPr>
+        <w:pStyle w:val="892"/>
+        <w:pBdr/>
+        <w:spacing/>
+        <w:ind/>
+        <w:rPr>
+          <w:color w:val="000000" w:themeColor="text1"/>
+          <w:sz w:val="20"/>
+          <w:szCs w:val="16"/>
+        </w:rPr>
+      </w:pPr>
+      <w:r>
+        <w:rPr>
+          <w:rFonts w:ascii="0xProto Nerd Font" w:hAnsi="0xProto Nerd Font" w:eastAsia="0xProto Nerd Font" w:cs="0xProto Nerd Font"/>
+          <w:color w:val="000000" w:themeColor="text1"/>
+          <w:sz w:val="20"/>
+          <w:szCs w:val="16"/>
+        </w:rPr>
+        <w:t xml:space="preserve">{</w:t>
+      </w:r>
+      <w:r>
+        <w:rPr>
+          <w:color w:val="000000" w:themeColor="text1"/>
+          <w:sz w:val="18"/>
+          <w:szCs w:val="16"/>
+        </w:rPr>
+      </w:r>
+    </w:p>
+    <w:p>
+      <w:pPr>
+        <w:pStyle w:val="892"/>
+        <w:pBdr/>
+        <w:spacing/>
+        <w:ind/>
+        <w:rPr>
+          <w:color w:val="000000" w:themeColor="text1"/>
+          <w:sz w:val="20"/>
+          <w:szCs w:val="16"/>
+        </w:rPr>
+      </w:pPr>
+      <w:r>
+        <w:rPr>
+          <w:rFonts w:ascii="0xProto Nerd Font" w:hAnsi="0xProto Nerd Font" w:eastAsia="0xProto Nerd Font" w:cs="0xProto Nerd Font"/>
+          <w:color w:val="000000" w:themeColor="text1"/>
+          <w:sz w:val="20"/>
+          <w:szCs w:val="16"/>
+        </w:rPr>
+        <w:t xml:space="preserve">    </w:t>
+      </w:r>
+      <w:r>
+        <w:rPr>
+          <w:rFonts w:ascii="0xProto Nerd Font" w:hAnsi="0xProto Nerd Font" w:eastAsia="0xProto Nerd Font" w:cs="0xProto Nerd Font"/>
+          <w:color w:val="000000" w:themeColor="text1"/>
+          <w:sz w:val="20"/>
+          <w:szCs w:val="16"/>
+        </w:rPr>
+        <w:t xml:space="preserve">IWeapon</w:t>
+      </w:r>
+      <w:r>
+        <w:rPr>
+          <w:rFonts w:ascii="0xProto Nerd Font" w:hAnsi="0xProto Nerd Font" w:eastAsia="0xProto Nerd Font" w:cs="0xProto Nerd Font"/>
+          <w:color w:val="000000" w:themeColor="text1"/>
+          <w:sz w:val="20"/>
+          <w:szCs w:val="16"/>
+        </w:rPr>
+        <w:t xml:space="preserve"> </w:t>
+      </w:r>
+      <w:r>
+        <w:rPr>
+          <w:rFonts w:ascii="0xProto Nerd Font" w:hAnsi="0xProto Nerd Font" w:eastAsia="0xProto Nerd Font" w:cs="0xProto Nerd Font"/>
+          <w:color w:val="000000" w:themeColor="text1"/>
+          <w:sz w:val="20"/>
+          <w:szCs w:val="16"/>
+        </w:rPr>
+        <w:t xml:space="preserve">GetWeapon</w:t>
+      </w:r>
+      <w:r>
+        <w:rPr>
+          <w:rFonts w:ascii="0xProto Nerd Font" w:hAnsi="0xProto Nerd Font" w:eastAsia="0xProto Nerd Font" w:cs="0xProto Nerd Font"/>
+          <w:color w:val="000000" w:themeColor="text1"/>
+          <w:sz w:val="20"/>
+          <w:szCs w:val="16"/>
+        </w:rPr>
+        <w:t xml:space="preserve">();</w:t>
+      </w:r>
+      <w:r>
+        <w:rPr>
+          <w:color w:val="000000" w:themeColor="text1"/>
+          <w:sz w:val="18"/>
+          <w:szCs w:val="16"/>
+        </w:rPr>
+      </w:r>
+    </w:p>
+    <w:p>
+      <w:pPr>
+        <w:pStyle w:val="892"/>
+        <w:pBdr/>
+        <w:spacing/>
+        <w:ind/>
+        <w:rPr>
+          <w:color w:val="000000" w:themeColor="text1"/>
+          <w:sz w:val="20"/>
+          <w:szCs w:val="16"/>
+        </w:rPr>
+      </w:pPr>
+      <w:r>
+        <w:rPr>
+          <w:rFonts w:ascii="0xProto Nerd Font" w:hAnsi="0xProto Nerd Font" w:eastAsia="0xProto Nerd Font" w:cs="0xProto Nerd Font"/>
+          <w:color w:val="000000" w:themeColor="text1"/>
+          <w:sz w:val="20"/>
+          <w:szCs w:val="16"/>
+        </w:rPr>
+        <w:t xml:space="preserve">    </w:t>
+      </w:r>
+      <w:r>
+        <w:rPr>
+          <w:rFonts w:ascii="0xProto Nerd Font" w:hAnsi="0xProto Nerd Font" w:eastAsia="0xProto Nerd Font" w:cs="0xProto Nerd Font"/>
+          <w:color w:val="000000" w:themeColor="text1"/>
+          <w:sz w:val="20"/>
+          <w:szCs w:val="16"/>
+        </w:rPr>
+        <w:t xml:space="preserve">IAmor</w:t>
+      </w:r>
+      <w:r>
+        <w:rPr>
+          <w:rFonts w:ascii="0xProto Nerd Font" w:hAnsi="0xProto Nerd Font" w:eastAsia="0xProto Nerd Font" w:cs="0xProto Nerd Font"/>
+          <w:color w:val="000000" w:themeColor="text1"/>
+          <w:sz w:val="20"/>
+          <w:szCs w:val="16"/>
+        </w:rPr>
+        <w:t xml:space="preserve"> </w:t>
+      </w:r>
+      <w:r>
+        <w:rPr>
+          <w:rFonts w:ascii="0xProto Nerd Font" w:hAnsi="0xProto Nerd Font" w:eastAsia="0xProto Nerd Font" w:cs="0xProto Nerd Font"/>
+          <w:color w:val="000000" w:themeColor="text1"/>
+          <w:sz w:val="20"/>
+          <w:szCs w:val="16"/>
+        </w:rPr>
+        <w:t xml:space="preserve">GetAmor</w:t>
+      </w:r>
+      <w:r>
+        <w:rPr>
+          <w:rFonts w:ascii="0xProto Nerd Font" w:hAnsi="0xProto Nerd Font" w:eastAsia="0xProto Nerd Font" w:cs="0xProto Nerd Font"/>
+          <w:color w:val="000000" w:themeColor="text1"/>
+          <w:sz w:val="20"/>
+          <w:szCs w:val="16"/>
+        </w:rPr>
+        <w:t xml:space="preserve">();</w:t>
+      </w:r>
+      <w:r>
+        <w:rPr>
+          <w:color w:val="000000" w:themeColor="text1"/>
+          <w:sz w:val="18"/>
+          <w:szCs w:val="16"/>
+        </w:rPr>
+      </w:r>
+    </w:p>
+    <w:p>
+      <w:pPr>
+        <w:pStyle w:val="892"/>
+        <w:pBdr/>
+        <w:spacing/>
+        <w:ind/>
+        <w:rPr>
+          <w:color w:val="000000" w:themeColor="text1"/>
+          <w:sz w:val="20"/>
+          <w:szCs w:val="16"/>
+        </w:rPr>
+      </w:pPr>
+      <w:r>
+        <w:rPr>
+          <w:rFonts w:ascii="0xProto Nerd Font" w:hAnsi="0xProto Nerd Font" w:eastAsia="0xProto Nerd Font" w:cs="0xProto Nerd Font"/>
+          <w:color w:val="000000" w:themeColor="text1"/>
+          <w:sz w:val="20"/>
+          <w:szCs w:val="16"/>
+        </w:rPr>
+        <w:t xml:space="preserve">}</w:t>
+      </w:r>
+      <w:r>
+        <w:rPr>
+          <w:color w:val="000000" w:themeColor="text1"/>
+          <w:sz w:val="18"/>
+          <w:szCs w:val="16"/>
+        </w:rPr>
+      </w:r>
+    </w:p>
+    <w:p>
+      <w:pPr>
+        <w:pBdr/>
+        <w:shd w:val="nil"/>
+        <w:spacing/>
+        <w:ind/>
+        <w:rPr>
+          <w:rFonts w:ascii="0xProto Nerd Font" w:hAnsi="0xProto Nerd Font" w:eastAsia="0xProto Nerd Font" w:cs="0xProto Nerd Font"/>
+          <w:color w:val="000000" w:themeColor="text1"/>
+          <w:sz w:val="20"/>
+          <w:szCs w:val="20"/>
+        </w:rPr>
+      </w:pPr>
+      <w:r>
+        <w:rPr>
+          <w:rFonts w:ascii="0xProto Nerd Font" w:hAnsi="0xProto Nerd Font" w:eastAsia="0xProto Nerd Font" w:cs="0xProto Nerd Font"/>
+          <w:color w:val="000000" w:themeColor="text1"/>
+          <w:sz w:val="20"/>
+          <w:szCs w:val="16"/>
+        </w:rPr>
+        <w:br w:type="page" w:clear="all"/>
+      </w:r>
+      <w:r>
+        <w:rPr>
+          <w:rFonts w:ascii="0xProto Nerd Font" w:hAnsi="0xProto Nerd Font" w:eastAsia="0xProto Nerd Font" w:cs="0xProto Nerd Font"/>
+          <w:color w:val="000000" w:themeColor="text1"/>
+          <w:sz w:val="20"/>
+          <w:szCs w:val="16"/>
+        </w:rPr>
+      </w:r>
+      <w:r>
+        <w:rPr>
+          <w:rFonts w:ascii="0xProto Nerd Font" w:hAnsi="0xProto Nerd Font" w:eastAsia="0xProto Nerd Font" w:cs="0xProto Nerd Font"/>
+          <w:color w:val="000000" w:themeColor="text1"/>
+          <w:sz w:val="20"/>
+          <w:szCs w:val="16"/>
+        </w:rPr>
+      </w:r>
+    </w:p>
+    <w:p>
+      <w:pPr>
+        <w:pStyle w:val="892"/>
+        <w:pBdr/>
+        <w:spacing/>
+        <w:ind/>
+        <w:rPr>
+          <w:color w:val="000000" w:themeColor="text1"/>
+          <w:sz w:val="20"/>
+          <w:szCs w:val="16"/>
+        </w:rPr>
+      </w:pPr>
+      <w:r>
+        <w:rPr>
+          <w:rFonts w:ascii="0xProto Nerd Font" w:hAnsi="0xProto Nerd Font" w:eastAsia="0xProto Nerd Font" w:cs="0xProto Nerd Font"/>
+          <w:color w:val="000000" w:themeColor="text1"/>
+          <w:sz w:val="20"/>
+          <w:szCs w:val="16"/>
+        </w:rPr>
+        <w:t xml:space="preserve">public</w:t>
+      </w:r>
+      <w:r>
+        <w:rPr>
+          <w:rFonts w:ascii="0xProto Nerd Font" w:hAnsi="0xProto Nerd Font" w:eastAsia="0xProto Nerd Font" w:cs="0xProto Nerd Font"/>
+          <w:color w:val="000000" w:themeColor="text1"/>
+          <w:sz w:val="20"/>
+          <w:szCs w:val="16"/>
+        </w:rPr>
+        <w:t xml:space="preserve"> </w:t>
+      </w:r>
+      <w:r>
+        <w:rPr>
+          <w:rFonts w:ascii="0xProto Nerd Font" w:hAnsi="0xProto Nerd Font" w:eastAsia="0xProto Nerd Font" w:cs="0xProto Nerd Font"/>
+          <w:color w:val="000000" w:themeColor="text1"/>
+          <w:sz w:val="20"/>
+          <w:szCs w:val="16"/>
+        </w:rPr>
+        <w:t xml:space="preserve">class</w:t>
+      </w:r>
+      <w:r>
+        <w:rPr>
+          <w:rFonts w:ascii="0xProto Nerd Font" w:hAnsi="0xProto Nerd Font" w:eastAsia="0xProto Nerd Font" w:cs="0xProto Nerd Font"/>
+          <w:color w:val="000000" w:themeColor="text1"/>
+          <w:sz w:val="20"/>
+          <w:szCs w:val="16"/>
+        </w:rPr>
+        <w:t xml:space="preserve"> </w:t>
+      </w:r>
+      <w:r>
+        <w:rPr>
+          <w:rFonts w:ascii="0xProto Nerd Font" w:hAnsi="0xProto Nerd Font" w:eastAsia="0xProto Nerd Font" w:cs="0xProto Nerd Font"/>
+          <w:color w:val="000000" w:themeColor="text1"/>
+          <w:sz w:val="20"/>
+          <w:szCs w:val="16"/>
+        </w:rPr>
+        <w:t xml:space="preserve">Warrior</w:t>
+      </w:r>
+      <w:r>
+        <w:rPr>
+          <w:rFonts w:ascii="0xProto Nerd Font" w:hAnsi="0xProto Nerd Font" w:eastAsia="0xProto Nerd Font" w:cs="0xProto Nerd Font"/>
+          <w:color w:val="000000" w:themeColor="text1"/>
+          <w:sz w:val="20"/>
+          <w:szCs w:val="16"/>
+        </w:rPr>
+        <w:t xml:space="preserve"> : </w:t>
+      </w:r>
+      <w:r>
+        <w:rPr>
+          <w:rFonts w:ascii="0xProto Nerd Font" w:hAnsi="0xProto Nerd Font" w:eastAsia="0xProto Nerd Font" w:cs="0xProto Nerd Font"/>
+          <w:color w:val="000000" w:themeColor="text1"/>
+          <w:sz w:val="20"/>
+          <w:szCs w:val="16"/>
+        </w:rPr>
+        <w:t xml:space="preserve">IEnemyFactory</w:t>
+      </w:r>
+      <w:r>
+        <w:rPr>
+          <w:color w:val="000000" w:themeColor="text1"/>
+          <w:sz w:val="18"/>
+          <w:szCs w:val="16"/>
+        </w:rPr>
+      </w:r>
+    </w:p>
+    <w:p>
+      <w:pPr>
+        <w:pStyle w:val="892"/>
+        <w:pBdr/>
+        <w:spacing/>
+        <w:ind/>
+        <w:rPr>
+          <w:color w:val="000000" w:themeColor="text1"/>
+          <w:sz w:val="20"/>
+          <w:szCs w:val="16"/>
+        </w:rPr>
+      </w:pPr>
+      <w:r>
+        <w:rPr>
+          <w:rFonts w:ascii="0xProto Nerd Font" w:hAnsi="0xProto Nerd Font" w:eastAsia="0xProto Nerd Font" w:cs="0xProto Nerd Font"/>
+          <w:color w:val="000000" w:themeColor="text1"/>
+          <w:sz w:val="20"/>
+          <w:szCs w:val="16"/>
+        </w:rPr>
+        <w:t xml:space="preserve">{</w:t>
+      </w:r>
+      <w:r>
+        <w:rPr>
+          <w:color w:val="000000" w:themeColor="text1"/>
+          <w:sz w:val="18"/>
+          <w:szCs w:val="16"/>
+        </w:rPr>
+      </w:r>
+    </w:p>
+    <w:p>
+      <w:pPr>
+        <w:pStyle w:val="892"/>
+        <w:pBdr/>
+        <w:spacing/>
+        <w:ind/>
+        <w:rPr>
+          <w:color w:val="000000" w:themeColor="text1"/>
+          <w:sz w:val="20"/>
+          <w:szCs w:val="16"/>
+        </w:rPr>
+      </w:pPr>
+      <w:r>
+        <w:rPr>
+          <w:rFonts w:ascii="0xProto Nerd Font" w:hAnsi="0xProto Nerd Font" w:eastAsia="0xProto Nerd Font" w:cs="0xProto Nerd Font"/>
+          <w:color w:val="000000" w:themeColor="text1"/>
+          <w:sz w:val="20"/>
+          <w:szCs w:val="16"/>
+        </w:rPr>
+        <w:t xml:space="preserve">    </w:t>
+      </w:r>
+      <w:r>
+        <w:rPr>
+          <w:rFonts w:ascii="0xProto Nerd Font" w:hAnsi="0xProto Nerd Font" w:eastAsia="0xProto Nerd Font" w:cs="0xProto Nerd Font"/>
+          <w:color w:val="000000" w:themeColor="text1"/>
+          <w:sz w:val="20"/>
+          <w:szCs w:val="16"/>
+        </w:rPr>
+        <w:t xml:space="preserve">public</w:t>
+      </w:r>
+      <w:r>
+        <w:rPr>
+          <w:rFonts w:ascii="0xProto Nerd Font" w:hAnsi="0xProto Nerd Font" w:eastAsia="0xProto Nerd Font" w:cs="0xProto Nerd Font"/>
+          <w:color w:val="000000" w:themeColor="text1"/>
+          <w:sz w:val="20"/>
+          <w:szCs w:val="16"/>
+        </w:rPr>
+        <w:t xml:space="preserve"> </w:t>
+      </w:r>
+      <w:r>
+        <w:rPr>
+          <w:rFonts w:ascii="0xProto Nerd Font" w:hAnsi="0xProto Nerd Font" w:eastAsia="0xProto Nerd Font" w:cs="0xProto Nerd Font"/>
+          <w:color w:val="000000" w:themeColor="text1"/>
+          <w:sz w:val="20"/>
+          <w:szCs w:val="16"/>
+        </w:rPr>
+        <w:t xml:space="preserve">IWeapon</w:t>
+      </w:r>
+      <w:r>
+        <w:rPr>
+          <w:rFonts w:ascii="0xProto Nerd Font" w:hAnsi="0xProto Nerd Font" w:eastAsia="0xProto Nerd Font" w:cs="0xProto Nerd Font"/>
+          <w:color w:val="000000" w:themeColor="text1"/>
+          <w:sz w:val="20"/>
+          <w:szCs w:val="16"/>
+        </w:rPr>
+        <w:t xml:space="preserve"> </w:t>
+      </w:r>
+      <w:r>
+        <w:rPr>
+          <w:rFonts w:ascii="0xProto Nerd Font" w:hAnsi="0xProto Nerd Font" w:eastAsia="0xProto Nerd Font" w:cs="0xProto Nerd Font"/>
+          <w:color w:val="000000" w:themeColor="text1"/>
+          <w:sz w:val="20"/>
+          <w:szCs w:val="16"/>
+        </w:rPr>
+        <w:t xml:space="preserve">GetWeapon</w:t>
+      </w:r>
+      <w:r>
+        <w:rPr>
+          <w:rFonts w:ascii="0xProto Nerd Font" w:hAnsi="0xProto Nerd Font" w:eastAsia="0xProto Nerd Font" w:cs="0xProto Nerd Font"/>
+          <w:color w:val="000000" w:themeColor="text1"/>
+          <w:sz w:val="20"/>
+          <w:szCs w:val="16"/>
+        </w:rPr>
+        <w:t xml:space="preserve">()</w:t>
+      </w:r>
+      <w:r>
+        <w:rPr>
+          <w:color w:val="000000" w:themeColor="text1"/>
+          <w:sz w:val="18"/>
+          <w:szCs w:val="16"/>
+        </w:rPr>
+      </w:r>
+    </w:p>
+    <w:p>
+      <w:pPr>
+        <w:pStyle w:val="892"/>
+        <w:pBdr/>
+        <w:spacing/>
+        <w:ind/>
+        <w:rPr>
+          <w:color w:val="000000" w:themeColor="text1"/>
+          <w:sz w:val="20"/>
+          <w:szCs w:val="16"/>
+        </w:rPr>
+      </w:pPr>
+      <w:r>
+        <w:rPr>
+          <w:rFonts w:ascii="0xProto Nerd Font" w:hAnsi="0xProto Nerd Font" w:eastAsia="0xProto Nerd Font" w:cs="0xProto Nerd Font"/>
+          <w:color w:val="000000" w:themeColor="text1"/>
+          <w:sz w:val="20"/>
+          <w:szCs w:val="16"/>
+        </w:rPr>
+        <w:t xml:space="preserve">    {</w:t>
+      </w:r>
+      <w:r>
+        <w:rPr>
+          <w:color w:val="000000" w:themeColor="text1"/>
+          <w:sz w:val="18"/>
+          <w:szCs w:val="16"/>
+        </w:rPr>
+      </w:r>
+    </w:p>
+    <w:p>
+      <w:pPr>
+        <w:pStyle w:val="892"/>
+        <w:pBdr/>
+        <w:spacing/>
+        <w:ind/>
+        <w:rPr>
+          <w:color w:val="000000" w:themeColor="text1"/>
+          <w:sz w:val="20"/>
+          <w:szCs w:val="16"/>
+        </w:rPr>
+      </w:pPr>
+      <w:r>
+        <w:rPr>
+          <w:rFonts w:ascii="0xProto Nerd Font" w:hAnsi="0xProto Nerd Font" w:eastAsia="0xProto Nerd Font" w:cs="0xProto Nerd Font"/>
+          <w:color w:val="000000" w:themeColor="text1"/>
+          <w:sz w:val="20"/>
+          <w:szCs w:val="16"/>
+        </w:rPr>
+        <w:t xml:space="preserve">        </w:t>
+      </w:r>
+      <w:r>
+        <w:rPr>
+          <w:rFonts w:ascii="0xProto Nerd Font" w:hAnsi="0xProto Nerd Font" w:eastAsia="0xProto Nerd Font" w:cs="0xProto Nerd Font"/>
+          <w:color w:val="000000" w:themeColor="text1"/>
+          <w:sz w:val="20"/>
+          <w:szCs w:val="16"/>
+        </w:rPr>
+        <w:t xml:space="preserve">return</w:t>
+      </w:r>
+      <w:r>
+        <w:rPr>
+          <w:rFonts w:ascii="0xProto Nerd Font" w:hAnsi="0xProto Nerd Font" w:eastAsia="0xProto Nerd Font" w:cs="0xProto Nerd Font"/>
+          <w:color w:val="000000" w:themeColor="text1"/>
+          <w:sz w:val="20"/>
+          <w:szCs w:val="16"/>
+        </w:rPr>
+        <w:t xml:space="preserve"> </w:t>
+      </w:r>
+      <w:r>
+        <w:rPr>
+          <w:rFonts w:ascii="0xProto Nerd Font" w:hAnsi="0xProto Nerd Font" w:eastAsia="0xProto Nerd Font" w:cs="0xProto Nerd Font"/>
+          <w:color w:val="000000" w:themeColor="text1"/>
+          <w:sz w:val="20"/>
+          <w:szCs w:val="16"/>
+        </w:rPr>
+        <w:t xml:space="preserve">new</w:t>
+      </w:r>
+      <w:r>
+        <w:rPr>
+          <w:rFonts w:ascii="0xProto Nerd Font" w:hAnsi="0xProto Nerd Font" w:eastAsia="0xProto Nerd Font" w:cs="0xProto Nerd Font"/>
+          <w:color w:val="000000" w:themeColor="text1"/>
+          <w:sz w:val="20"/>
+          <w:szCs w:val="16"/>
+        </w:rPr>
+        <w:t xml:space="preserve"> </w:t>
+      </w:r>
+      <w:r>
+        <w:rPr>
+          <w:rFonts w:ascii="0xProto Nerd Font" w:hAnsi="0xProto Nerd Font" w:eastAsia="0xProto Nerd Font" w:cs="0xProto Nerd Font"/>
+          <w:color w:val="000000" w:themeColor="text1"/>
+          <w:sz w:val="20"/>
+          <w:szCs w:val="16"/>
+        </w:rPr>
+        <w:t xml:space="preserve">Sword</w:t>
+      </w:r>
+      <w:r>
+        <w:rPr>
+          <w:rFonts w:ascii="0xProto Nerd Font" w:hAnsi="0xProto Nerd Font" w:eastAsia="0xProto Nerd Font" w:cs="0xProto Nerd Font"/>
+          <w:color w:val="000000" w:themeColor="text1"/>
+          <w:sz w:val="20"/>
+          <w:szCs w:val="16"/>
+        </w:rPr>
+        <w:t xml:space="preserve">();</w:t>
+      </w:r>
+      <w:r>
+        <w:rPr>
+          <w:color w:val="000000" w:themeColor="text1"/>
+          <w:sz w:val="18"/>
+          <w:szCs w:val="16"/>
+        </w:rPr>
+      </w:r>
+    </w:p>
+    <w:p>
+      <w:pPr>
+        <w:pStyle w:val="892"/>
+        <w:pBdr/>
+        <w:spacing/>
+        <w:ind/>
+        <w:rPr>
+          <w:color w:val="000000" w:themeColor="text1"/>
+          <w:sz w:val="20"/>
+          <w:szCs w:val="16"/>
+        </w:rPr>
+      </w:pPr>
+      <w:r>
+        <w:rPr>
+          <w:rFonts w:ascii="0xProto Nerd Font" w:hAnsi="0xProto Nerd Font" w:eastAsia="0xProto Nerd Font" w:cs="0xProto Nerd Font"/>
+          <w:color w:val="000000" w:themeColor="text1"/>
+          <w:sz w:val="20"/>
+          <w:szCs w:val="16"/>
+        </w:rPr>
+        <w:t xml:space="preserve">    }</w:t>
+      </w:r>
+      <w:r>
+        <w:rPr>
+          <w:color w:val="000000" w:themeColor="text1"/>
+          <w:sz w:val="18"/>
+          <w:szCs w:val="16"/>
+        </w:rPr>
+      </w:r>
+    </w:p>
+    <w:p>
+      <w:pPr>
+        <w:pStyle w:val="892"/>
+        <w:pBdr/>
+        <w:spacing/>
+        <w:ind/>
+        <w:rPr>
+          <w:color w:val="000000" w:themeColor="text1"/>
+          <w:sz w:val="20"/>
+          <w:szCs w:val="16"/>
+        </w:rPr>
+      </w:pPr>
+      <w:r>
+        <w:rPr>
+          <w:rFonts w:ascii="0xProto Nerd Font" w:hAnsi="0xProto Nerd Font" w:eastAsia="0xProto Nerd Font" w:cs="0xProto Nerd Font"/>
+          <w:color w:val="000000" w:themeColor="text1"/>
+          <w:sz w:val="20"/>
+          <w:szCs w:val="16"/>
+        </w:rPr>
+      </w:r>
+      <w:r>
+        <w:rPr>
+          <w:color w:val="000000" w:themeColor="text1"/>
+          <w:sz w:val="18"/>
+          <w:szCs w:val="16"/>
+        </w:rPr>
+      </w:r>
+    </w:p>
+    <w:p>
+      <w:pPr>
+        <w:pStyle w:val="892"/>
+        <w:pBdr/>
+        <w:spacing/>
+        <w:ind/>
+        <w:rPr>
+          <w:color w:val="000000" w:themeColor="text1"/>
+          <w:sz w:val="20"/>
+          <w:szCs w:val="16"/>
+        </w:rPr>
+      </w:pPr>
+      <w:r>
+        <w:rPr>
+          <w:rFonts w:ascii="0xProto Nerd Font" w:hAnsi="0xProto Nerd Font" w:eastAsia="0xProto Nerd Font" w:cs="0xProto Nerd Font"/>
+          <w:color w:val="000000" w:themeColor="text1"/>
+          <w:sz w:val="20"/>
+          <w:szCs w:val="16"/>
+        </w:rPr>
+        <w:t xml:space="preserve">    </w:t>
+      </w:r>
+      <w:r>
+        <w:rPr>
+          <w:rFonts w:ascii="0xProto Nerd Font" w:hAnsi="0xProto Nerd Font" w:eastAsia="0xProto Nerd Font" w:cs="0xProto Nerd Font"/>
+          <w:color w:val="000000" w:themeColor="text1"/>
+          <w:sz w:val="20"/>
+          <w:szCs w:val="16"/>
+        </w:rPr>
+        <w:t xml:space="preserve">public</w:t>
+      </w:r>
+      <w:r>
+        <w:rPr>
+          <w:rFonts w:ascii="0xProto Nerd Font" w:hAnsi="0xProto Nerd Font" w:eastAsia="0xProto Nerd Font" w:cs="0xProto Nerd Font"/>
+          <w:color w:val="000000" w:themeColor="text1"/>
+          <w:sz w:val="20"/>
+          <w:szCs w:val="16"/>
+        </w:rPr>
+        <w:t xml:space="preserve"> </w:t>
+      </w:r>
+      <w:r>
+        <w:rPr>
+          <w:rFonts w:ascii="0xProto Nerd Font" w:hAnsi="0xProto Nerd Font" w:eastAsia="0xProto Nerd Font" w:cs="0xProto Nerd Font"/>
+          <w:color w:val="000000" w:themeColor="text1"/>
+          <w:sz w:val="20"/>
+          <w:szCs w:val="16"/>
+        </w:rPr>
+        <w:t xml:space="preserve">IAmor</w:t>
+      </w:r>
+      <w:r>
+        <w:rPr>
+          <w:rFonts w:ascii="0xProto Nerd Font" w:hAnsi="0xProto Nerd Font" w:eastAsia="0xProto Nerd Font" w:cs="0xProto Nerd Font"/>
+          <w:color w:val="000000" w:themeColor="text1"/>
+          <w:sz w:val="20"/>
+          <w:szCs w:val="16"/>
+        </w:rPr>
+        <w:t xml:space="preserve"> </w:t>
+      </w:r>
+      <w:r>
+        <w:rPr>
+          <w:rFonts w:ascii="0xProto Nerd Font" w:hAnsi="0xProto Nerd Font" w:eastAsia="0xProto Nerd Font" w:cs="0xProto Nerd Font"/>
+          <w:color w:val="000000" w:themeColor="text1"/>
+          <w:sz w:val="20"/>
+          <w:szCs w:val="16"/>
+        </w:rPr>
+        <w:t xml:space="preserve">GetAmor</w:t>
+      </w:r>
+      <w:r>
+        <w:rPr>
+          <w:rFonts w:ascii="0xProto Nerd Font" w:hAnsi="0xProto Nerd Font" w:eastAsia="0xProto Nerd Font" w:cs="0xProto Nerd Font"/>
+          <w:color w:val="000000" w:themeColor="text1"/>
+          <w:sz w:val="20"/>
+          <w:szCs w:val="16"/>
+        </w:rPr>
+        <w:t xml:space="preserve">()</w:t>
+      </w:r>
+      <w:r>
+        <w:rPr>
+          <w:color w:val="000000" w:themeColor="text1"/>
+          <w:sz w:val="18"/>
+          <w:szCs w:val="16"/>
+        </w:rPr>
+      </w:r>
+    </w:p>
+    <w:p>
+      <w:pPr>
+        <w:pStyle w:val="892"/>
+        <w:pBdr/>
+        <w:spacing/>
+        <w:ind/>
+        <w:rPr>
+          <w:color w:val="000000" w:themeColor="text1"/>
+          <w:sz w:val="20"/>
+          <w:szCs w:val="16"/>
+        </w:rPr>
+      </w:pPr>
+      <w:r>
+        <w:rPr>
+          <w:rFonts w:ascii="0xProto Nerd Font" w:hAnsi="0xProto Nerd Font" w:eastAsia="0xProto Nerd Font" w:cs="0xProto Nerd Font"/>
+          <w:color w:val="000000" w:themeColor="text1"/>
+          <w:sz w:val="20"/>
+          <w:szCs w:val="16"/>
+        </w:rPr>
+        <w:t xml:space="preserve">    {</w:t>
+      </w:r>
+      <w:r>
+        <w:rPr>
+          <w:color w:val="000000" w:themeColor="text1"/>
+          <w:sz w:val="18"/>
+          <w:szCs w:val="16"/>
+        </w:rPr>
+      </w:r>
+    </w:p>
+    <w:p>
+      <w:pPr>
+        <w:pStyle w:val="892"/>
+        <w:pBdr/>
+        <w:spacing/>
+        <w:ind/>
+        <w:rPr>
+          <w:color w:val="000000" w:themeColor="text1"/>
+          <w:sz w:val="20"/>
+          <w:szCs w:val="16"/>
+        </w:rPr>
+      </w:pPr>
+      <w:r>
+        <w:rPr>
+          <w:rFonts w:ascii="0xProto Nerd Font" w:hAnsi="0xProto Nerd Font" w:eastAsia="0xProto Nerd Font" w:cs="0xProto Nerd Font"/>
+          <w:color w:val="000000" w:themeColor="text1"/>
+          <w:sz w:val="20"/>
+          <w:szCs w:val="16"/>
+        </w:rPr>
+        <w:t xml:space="preserve">        </w:t>
+      </w:r>
+      <w:r>
+        <w:rPr>
+          <w:rFonts w:ascii="0xProto Nerd Font" w:hAnsi="0xProto Nerd Font" w:eastAsia="0xProto Nerd Font" w:cs="0xProto Nerd Font"/>
+          <w:color w:val="000000" w:themeColor="text1"/>
+          <w:sz w:val="20"/>
+          <w:szCs w:val="16"/>
+        </w:rPr>
+        <w:t xml:space="preserve">return</w:t>
+      </w:r>
+      <w:r>
+        <w:rPr>
+          <w:rFonts w:ascii="0xProto Nerd Font" w:hAnsi="0xProto Nerd Font" w:eastAsia="0xProto Nerd Font" w:cs="0xProto Nerd Font"/>
+          <w:color w:val="000000" w:themeColor="text1"/>
+          <w:sz w:val="20"/>
+          <w:szCs w:val="16"/>
+        </w:rPr>
+        <w:t xml:space="preserve"> </w:t>
+      </w:r>
+      <w:r>
+        <w:rPr>
+          <w:rFonts w:ascii="0xProto Nerd Font" w:hAnsi="0xProto Nerd Font" w:eastAsia="0xProto Nerd Font" w:cs="0xProto Nerd Font"/>
+          <w:color w:val="000000" w:themeColor="text1"/>
+          <w:sz w:val="20"/>
+          <w:szCs w:val="16"/>
+        </w:rPr>
+        <w:t xml:space="preserve">new</w:t>
+      </w:r>
+      <w:r>
+        <w:rPr>
+          <w:rFonts w:ascii="0xProto Nerd Font" w:hAnsi="0xProto Nerd Font" w:eastAsia="0xProto Nerd Font" w:cs="0xProto Nerd Font"/>
+          <w:color w:val="000000" w:themeColor="text1"/>
+          <w:sz w:val="20"/>
+          <w:szCs w:val="16"/>
+        </w:rPr>
+        <w:t xml:space="preserve"> </w:t>
+      </w:r>
+      <w:r>
+        <w:rPr>
+          <w:rFonts w:ascii="0xProto Nerd Font" w:hAnsi="0xProto Nerd Font" w:eastAsia="0xProto Nerd Font" w:cs="0xProto Nerd Font"/>
+          <w:color w:val="000000" w:themeColor="text1"/>
+          <w:sz w:val="20"/>
+          <w:szCs w:val="16"/>
+        </w:rPr>
+        <w:t xml:space="preserve">BodyArmor</w:t>
+      </w:r>
+      <w:r>
+        <w:rPr>
+          <w:rFonts w:ascii="0xProto Nerd Font" w:hAnsi="0xProto Nerd Font" w:eastAsia="0xProto Nerd Font" w:cs="0xProto Nerd Font"/>
+          <w:color w:val="000000" w:themeColor="text1"/>
+          <w:sz w:val="20"/>
+          <w:szCs w:val="16"/>
+        </w:rPr>
+        <w:t xml:space="preserve">();</w:t>
+      </w:r>
+      <w:r>
+        <w:rPr>
+          <w:color w:val="000000" w:themeColor="text1"/>
+          <w:sz w:val="18"/>
+          <w:szCs w:val="16"/>
+        </w:rPr>
+      </w:r>
+    </w:p>
+    <w:p>
+      <w:pPr>
+        <w:pStyle w:val="892"/>
+        <w:pBdr/>
+        <w:spacing/>
+        <w:ind/>
+        <w:rPr>
+          <w:color w:val="000000" w:themeColor="text1"/>
+          <w:sz w:val="20"/>
+          <w:szCs w:val="16"/>
+        </w:rPr>
+      </w:pPr>
+      <w:r>
+        <w:rPr>
+          <w:rFonts w:ascii="0xProto Nerd Font" w:hAnsi="0xProto Nerd Font" w:eastAsia="0xProto Nerd Font" w:cs="0xProto Nerd Font"/>
+          <w:color w:val="000000" w:themeColor="text1"/>
+          <w:sz w:val="20"/>
+          <w:szCs w:val="16"/>
+        </w:rPr>
+        <w:t xml:space="preserve">    }</w:t>
+      </w:r>
+      <w:r>
+        <w:rPr>
+          <w:color w:val="000000" w:themeColor="text1"/>
+          <w:sz w:val="18"/>
+          <w:szCs w:val="16"/>
+        </w:rPr>
+      </w:r>
+    </w:p>
+    <w:p>
+      <w:pPr>
+        <w:pStyle w:val="892"/>
+        <w:pBdr/>
+        <w:spacing/>
+        <w:ind/>
+        <w:rPr>
+          <w:color w:val="000000" w:themeColor="text1"/>
+          <w:sz w:val="20"/>
+          <w:szCs w:val="16"/>
+        </w:rPr>
+      </w:pPr>
+      <w:r>
+        <w:rPr>
+          <w:rFonts w:ascii="0xProto Nerd Font" w:hAnsi="0xProto Nerd Font" w:eastAsia="0xProto Nerd Font" w:cs="0xProto Nerd Font"/>
+          <w:color w:val="000000" w:themeColor="text1"/>
+          <w:sz w:val="20"/>
+          <w:szCs w:val="16"/>
+        </w:rPr>
+        <w:t xml:space="preserve">}</w:t>
+      </w:r>
+      <w:r>
+        <w:rPr>
+          <w:color w:val="000000" w:themeColor="text1"/>
+          <w:sz w:val="18"/>
+          <w:szCs w:val="16"/>
+        </w:rPr>
+      </w:r>
+    </w:p>
+    <w:p>
+      <w:pPr>
+        <w:pStyle w:val="892"/>
+        <w:pBdr/>
+        <w:spacing/>
+        <w:ind/>
+        <w:rPr>
+          <w:color w:val="000000" w:themeColor="text1"/>
+          <w:sz w:val="20"/>
+          <w:szCs w:val="16"/>
+        </w:rPr>
+      </w:pPr>
+      <w:r>
+        <w:rPr>
+          <w:rFonts w:ascii="0xProto Nerd Font" w:hAnsi="0xProto Nerd Font" w:eastAsia="0xProto Nerd Font" w:cs="0xProto Nerd Font"/>
+          <w:color w:val="000000" w:themeColor="text1"/>
+          <w:sz w:val="20"/>
+          <w:szCs w:val="16"/>
+        </w:rPr>
+      </w:r>
+      <w:r>
+        <w:rPr>
+          <w:color w:val="000000" w:themeColor="text1"/>
+          <w:sz w:val="18"/>
+          <w:szCs w:val="16"/>
+        </w:rPr>
+      </w:r>
+    </w:p>
+    <w:p>
+      <w:pPr>
+        <w:pStyle w:val="892"/>
+        <w:pBdr/>
+        <w:spacing/>
+        <w:ind/>
+        <w:rPr>
+          <w:color w:val="000000" w:themeColor="text1"/>
+          <w:sz w:val="20"/>
+          <w:szCs w:val="16"/>
+        </w:rPr>
+      </w:pPr>
+      <w:r>
+        <w:rPr>
+          <w:rFonts w:ascii="0xProto Nerd Font" w:hAnsi="0xProto Nerd Font" w:eastAsia="0xProto Nerd Font" w:cs="0xProto Nerd Font"/>
+          <w:color w:val="000000" w:themeColor="text1"/>
+          <w:sz w:val="20"/>
+          <w:szCs w:val="16"/>
+        </w:rPr>
+        <w:t xml:space="preserve">public</w:t>
+      </w:r>
+      <w:r>
+        <w:rPr>
+          <w:rFonts w:ascii="0xProto Nerd Font" w:hAnsi="0xProto Nerd Font" w:eastAsia="0xProto Nerd Font" w:cs="0xProto Nerd Font"/>
+          <w:color w:val="000000" w:themeColor="text1"/>
+          <w:sz w:val="20"/>
+          <w:szCs w:val="16"/>
+        </w:rPr>
+        <w:t xml:space="preserve"> </w:t>
+      </w:r>
+      <w:r>
+        <w:rPr>
+          <w:rFonts w:ascii="0xProto Nerd Font" w:hAnsi="0xProto Nerd Font" w:eastAsia="0xProto Nerd Font" w:cs="0xProto Nerd Font"/>
+          <w:color w:val="000000" w:themeColor="text1"/>
+          <w:sz w:val="20"/>
+          <w:szCs w:val="16"/>
+        </w:rPr>
+        <w:t xml:space="preserve">class</w:t>
+      </w:r>
+      <w:r>
+        <w:rPr>
+          <w:rFonts w:ascii="0xProto Nerd Font" w:hAnsi="0xProto Nerd Font" w:eastAsia="0xProto Nerd Font" w:cs="0xProto Nerd Font"/>
+          <w:color w:val="000000" w:themeColor="text1"/>
+          <w:sz w:val="20"/>
+          <w:szCs w:val="16"/>
+        </w:rPr>
+        <w:t xml:space="preserve"> </w:t>
+      </w:r>
+      <w:r>
+        <w:rPr>
+          <w:rFonts w:ascii="0xProto Nerd Font" w:hAnsi="0xProto Nerd Font" w:eastAsia="0xProto Nerd Font" w:cs="0xProto Nerd Font"/>
+          <w:color w:val="000000" w:themeColor="text1"/>
+          <w:sz w:val="20"/>
+          <w:szCs w:val="16"/>
+        </w:rPr>
+        <w:t xml:space="preserve">Mage</w:t>
+      </w:r>
+      <w:r>
+        <w:rPr>
+          <w:rFonts w:ascii="0xProto Nerd Font" w:hAnsi="0xProto Nerd Font" w:eastAsia="0xProto Nerd Font" w:cs="0xProto Nerd Font"/>
+          <w:color w:val="000000" w:themeColor="text1"/>
+          <w:sz w:val="20"/>
+          <w:szCs w:val="16"/>
+        </w:rPr>
+        <w:t xml:space="preserve"> : </w:t>
+      </w:r>
+      <w:r>
+        <w:rPr>
+          <w:rFonts w:ascii="0xProto Nerd Font" w:hAnsi="0xProto Nerd Font" w:eastAsia="0xProto Nerd Font" w:cs="0xProto Nerd Font"/>
+          <w:color w:val="000000" w:themeColor="text1"/>
+          <w:sz w:val="20"/>
+          <w:szCs w:val="16"/>
+        </w:rPr>
+        <w:t xml:space="preserve">IEnemyFactory</w:t>
+      </w:r>
+      <w:r>
+        <w:rPr>
+          <w:color w:val="000000" w:themeColor="text1"/>
+          <w:sz w:val="18"/>
+          <w:szCs w:val="16"/>
+        </w:rPr>
+      </w:r>
+    </w:p>
+    <w:p>
+      <w:pPr>
+        <w:pStyle w:val="892"/>
+        <w:pBdr/>
+        <w:spacing/>
+        <w:ind/>
+        <w:rPr>
+          <w:color w:val="000000" w:themeColor="text1"/>
+          <w:sz w:val="20"/>
+          <w:szCs w:val="16"/>
+        </w:rPr>
+      </w:pPr>
+      <w:r>
+        <w:rPr>
+          <w:rFonts w:ascii="0xProto Nerd Font" w:hAnsi="0xProto Nerd Font" w:eastAsia="0xProto Nerd Font" w:cs="0xProto Nerd Font"/>
+          <w:color w:val="000000" w:themeColor="text1"/>
+          <w:sz w:val="20"/>
+          <w:szCs w:val="16"/>
+        </w:rPr>
+        <w:t xml:space="preserve">{</w:t>
+      </w:r>
+      <w:r>
+        <w:rPr>
+          <w:color w:val="000000" w:themeColor="text1"/>
+          <w:sz w:val="18"/>
+          <w:szCs w:val="16"/>
+        </w:rPr>
+      </w:r>
+    </w:p>
+    <w:p>
+      <w:pPr>
+        <w:pStyle w:val="892"/>
+        <w:pBdr/>
+        <w:spacing/>
+        <w:ind/>
+        <w:rPr>
+          <w:color w:val="000000" w:themeColor="text1"/>
+          <w:sz w:val="20"/>
+          <w:szCs w:val="16"/>
+        </w:rPr>
+      </w:pPr>
+      <w:r>
+        <w:rPr>
+          <w:rFonts w:ascii="0xProto Nerd Font" w:hAnsi="0xProto Nerd Font" w:eastAsia="0xProto Nerd Font" w:cs="0xProto Nerd Font"/>
+          <w:color w:val="000000" w:themeColor="text1"/>
+          <w:sz w:val="20"/>
+          <w:szCs w:val="16"/>
+        </w:rPr>
+        <w:t xml:space="preserve">    </w:t>
+      </w:r>
+      <w:r>
+        <w:rPr>
+          <w:rFonts w:ascii="0xProto Nerd Font" w:hAnsi="0xProto Nerd Font" w:eastAsia="0xProto Nerd Font" w:cs="0xProto Nerd Font"/>
+          <w:color w:val="000000" w:themeColor="text1"/>
+          <w:sz w:val="20"/>
+          <w:szCs w:val="16"/>
+        </w:rPr>
+        <w:t xml:space="preserve">public</w:t>
+      </w:r>
+      <w:r>
+        <w:rPr>
+          <w:rFonts w:ascii="0xProto Nerd Font" w:hAnsi="0xProto Nerd Font" w:eastAsia="0xProto Nerd Font" w:cs="0xProto Nerd Font"/>
+          <w:color w:val="000000" w:themeColor="text1"/>
+          <w:sz w:val="20"/>
+          <w:szCs w:val="16"/>
+        </w:rPr>
+        <w:t xml:space="preserve"> </w:t>
+      </w:r>
+      <w:r>
+        <w:rPr>
+          <w:rFonts w:ascii="0xProto Nerd Font" w:hAnsi="0xProto Nerd Font" w:eastAsia="0xProto Nerd Font" w:cs="0xProto Nerd Font"/>
+          <w:color w:val="000000" w:themeColor="text1"/>
+          <w:sz w:val="20"/>
+          <w:szCs w:val="16"/>
+        </w:rPr>
+        <w:t xml:space="preserve">IWeapon</w:t>
+      </w:r>
+      <w:r>
+        <w:rPr>
+          <w:rFonts w:ascii="0xProto Nerd Font" w:hAnsi="0xProto Nerd Font" w:eastAsia="0xProto Nerd Font" w:cs="0xProto Nerd Font"/>
+          <w:color w:val="000000" w:themeColor="text1"/>
+          <w:sz w:val="20"/>
+          <w:szCs w:val="16"/>
+        </w:rPr>
+        <w:t xml:space="preserve"> </w:t>
+      </w:r>
+      <w:r>
+        <w:rPr>
+          <w:rFonts w:ascii="0xProto Nerd Font" w:hAnsi="0xProto Nerd Font" w:eastAsia="0xProto Nerd Font" w:cs="0xProto Nerd Font"/>
+          <w:color w:val="000000" w:themeColor="text1"/>
+          <w:sz w:val="20"/>
+          <w:szCs w:val="16"/>
+        </w:rPr>
+        <w:t xml:space="preserve">GetWeapon</w:t>
+      </w:r>
+      <w:r>
+        <w:rPr>
+          <w:rFonts w:ascii="0xProto Nerd Font" w:hAnsi="0xProto Nerd Font" w:eastAsia="0xProto Nerd Font" w:cs="0xProto Nerd Font"/>
+          <w:color w:val="000000" w:themeColor="text1"/>
+          <w:sz w:val="20"/>
+          <w:szCs w:val="16"/>
+        </w:rPr>
+        <w:t xml:space="preserve">()</w:t>
+      </w:r>
+      <w:r>
+        <w:rPr>
+          <w:color w:val="000000" w:themeColor="text1"/>
+          <w:sz w:val="18"/>
+          <w:szCs w:val="16"/>
+        </w:rPr>
+      </w:r>
+    </w:p>
+    <w:p>
+      <w:pPr>
+        <w:pStyle w:val="892"/>
+        <w:pBdr/>
+        <w:spacing/>
+        <w:ind/>
+        <w:rPr>
+          <w:color w:val="000000" w:themeColor="text1"/>
+          <w:sz w:val="20"/>
+          <w:szCs w:val="16"/>
+        </w:rPr>
+      </w:pPr>
+      <w:r>
+        <w:rPr>
+          <w:rFonts w:ascii="0xProto Nerd Font" w:hAnsi="0xProto Nerd Font" w:eastAsia="0xProto Nerd Font" w:cs="0xProto Nerd Font"/>
+          <w:color w:val="000000" w:themeColor="text1"/>
+          <w:sz w:val="20"/>
+          <w:szCs w:val="16"/>
+        </w:rPr>
+        <w:t xml:space="preserve">    {</w:t>
+      </w:r>
+      <w:r>
+        <w:rPr>
+          <w:color w:val="000000" w:themeColor="text1"/>
+          <w:sz w:val="18"/>
+          <w:szCs w:val="16"/>
+        </w:rPr>
+      </w:r>
+    </w:p>
+    <w:p>
+      <w:pPr>
+        <w:pStyle w:val="892"/>
+        <w:pBdr/>
+        <w:spacing/>
+        <w:ind/>
+        <w:rPr>
+          <w:color w:val="000000" w:themeColor="text1"/>
+          <w:sz w:val="20"/>
+          <w:szCs w:val="16"/>
+        </w:rPr>
+      </w:pPr>
+      <w:r>
+        <w:rPr>
+          <w:rFonts w:ascii="0xProto Nerd Font" w:hAnsi="0xProto Nerd Font" w:eastAsia="0xProto Nerd Font" w:cs="0xProto Nerd Font"/>
+          <w:color w:val="000000" w:themeColor="text1"/>
+          <w:sz w:val="20"/>
+          <w:szCs w:val="16"/>
+        </w:rPr>
+        <w:t xml:space="preserve">        </w:t>
+      </w:r>
+      <w:r>
+        <w:rPr>
+          <w:rFonts w:ascii="0xProto Nerd Font" w:hAnsi="0xProto Nerd Font" w:eastAsia="0xProto Nerd Font" w:cs="0xProto Nerd Font"/>
+          <w:color w:val="000000" w:themeColor="text1"/>
+          <w:sz w:val="20"/>
+          <w:szCs w:val="16"/>
+        </w:rPr>
+        <w:t xml:space="preserve">return</w:t>
+      </w:r>
+      <w:r>
+        <w:rPr>
+          <w:rFonts w:ascii="0xProto Nerd Font" w:hAnsi="0xProto Nerd Font" w:eastAsia="0xProto Nerd Font" w:cs="0xProto Nerd Font"/>
+          <w:color w:val="000000" w:themeColor="text1"/>
+          <w:sz w:val="20"/>
+          <w:szCs w:val="16"/>
+        </w:rPr>
+        <w:t xml:space="preserve"> </w:t>
+      </w:r>
+      <w:r>
+        <w:rPr>
+          <w:rFonts w:ascii="0xProto Nerd Font" w:hAnsi="0xProto Nerd Font" w:eastAsia="0xProto Nerd Font" w:cs="0xProto Nerd Font"/>
+          <w:color w:val="000000" w:themeColor="text1"/>
+          <w:sz w:val="20"/>
+          <w:szCs w:val="16"/>
+        </w:rPr>
+        <w:t xml:space="preserve">new</w:t>
+      </w:r>
+      <w:r>
+        <w:rPr>
+          <w:rFonts w:ascii="0xProto Nerd Font" w:hAnsi="0xProto Nerd Font" w:eastAsia="0xProto Nerd Font" w:cs="0xProto Nerd Font"/>
+          <w:color w:val="000000" w:themeColor="text1"/>
+          <w:sz w:val="20"/>
+          <w:szCs w:val="16"/>
+        </w:rPr>
+        <w:t xml:space="preserve"> </w:t>
+      </w:r>
+      <w:r>
+        <w:rPr>
+          <w:rFonts w:ascii="0xProto Nerd Font" w:hAnsi="0xProto Nerd Font" w:eastAsia="0xProto Nerd Font" w:cs="0xProto Nerd Font"/>
+          <w:color w:val="000000" w:themeColor="text1"/>
+          <w:sz w:val="20"/>
+          <w:szCs w:val="16"/>
+        </w:rPr>
+        <w:t xml:space="preserve">Wand</w:t>
+      </w:r>
+      <w:r>
+        <w:rPr>
+          <w:rFonts w:ascii="0xProto Nerd Font" w:hAnsi="0xProto Nerd Font" w:eastAsia="0xProto Nerd Font" w:cs="0xProto Nerd Font"/>
+          <w:color w:val="000000" w:themeColor="text1"/>
+          <w:sz w:val="20"/>
+          <w:szCs w:val="16"/>
+        </w:rPr>
+        <w:t xml:space="preserve">();</w:t>
+      </w:r>
+      <w:r>
+        <w:rPr>
+          <w:color w:val="000000" w:themeColor="text1"/>
+          <w:sz w:val="18"/>
+          <w:szCs w:val="16"/>
+        </w:rPr>
+      </w:r>
+    </w:p>
+    <w:p>
+      <w:pPr>
+        <w:pStyle w:val="892"/>
+        <w:pBdr/>
+        <w:spacing/>
+        <w:ind/>
+        <w:rPr>
+          <w:color w:val="000000" w:themeColor="text1"/>
+          <w:sz w:val="20"/>
+          <w:szCs w:val="16"/>
+        </w:rPr>
+      </w:pPr>
+      <w:r>
+        <w:rPr>
+          <w:rFonts w:ascii="0xProto Nerd Font" w:hAnsi="0xProto Nerd Font" w:eastAsia="0xProto Nerd Font" w:cs="0xProto Nerd Font"/>
+          <w:color w:val="000000" w:themeColor="text1"/>
+          <w:sz w:val="20"/>
+          <w:szCs w:val="16"/>
+        </w:rPr>
+        <w:t xml:space="preserve">    }</w:t>
+      </w:r>
+      <w:r>
+        <w:rPr>
+          <w:color w:val="000000" w:themeColor="text1"/>
+          <w:sz w:val="18"/>
+          <w:szCs w:val="16"/>
+        </w:rPr>
+      </w:r>
+    </w:p>
+    <w:p>
+      <w:pPr>
+        <w:pStyle w:val="892"/>
+        <w:pBdr/>
+        <w:spacing/>
+        <w:ind/>
+        <w:rPr>
+          <w:color w:val="000000" w:themeColor="text1"/>
+          <w:sz w:val="20"/>
+          <w:szCs w:val="16"/>
+        </w:rPr>
+      </w:pPr>
+      <w:r>
+        <w:rPr>
+          <w:rFonts w:ascii="0xProto Nerd Font" w:hAnsi="0xProto Nerd Font" w:eastAsia="0xProto Nerd Font" w:cs="0xProto Nerd Font"/>
+          <w:color w:val="000000" w:themeColor="text1"/>
+          <w:sz w:val="20"/>
+          <w:szCs w:val="16"/>
+        </w:rPr>
+      </w:r>
+      <w:r>
+        <w:rPr>
+          <w:color w:val="000000" w:themeColor="text1"/>
+          <w:sz w:val="18"/>
+          <w:szCs w:val="16"/>
+        </w:rPr>
+      </w:r>
+    </w:p>
+    <w:p>
+      <w:pPr>
+        <w:pStyle w:val="892"/>
+        <w:pBdr/>
+        <w:spacing/>
+        <w:ind/>
+        <w:rPr>
+          <w:color w:val="000000" w:themeColor="text1"/>
+          <w:sz w:val="20"/>
+          <w:szCs w:val="16"/>
+        </w:rPr>
+      </w:pPr>
+      <w:r>
+        <w:rPr>
+          <w:rFonts w:ascii="0xProto Nerd Font" w:hAnsi="0xProto Nerd Font" w:eastAsia="0xProto Nerd Font" w:cs="0xProto Nerd Font"/>
+          <w:color w:val="000000" w:themeColor="text1"/>
+          <w:sz w:val="20"/>
+          <w:szCs w:val="16"/>
+        </w:rPr>
+        <w:t xml:space="preserve">    </w:t>
+      </w:r>
+      <w:r>
+        <w:rPr>
+          <w:rFonts w:ascii="0xProto Nerd Font" w:hAnsi="0xProto Nerd Font" w:eastAsia="0xProto Nerd Font" w:cs="0xProto Nerd Font"/>
+          <w:color w:val="000000" w:themeColor="text1"/>
+          <w:sz w:val="20"/>
+          <w:szCs w:val="16"/>
+        </w:rPr>
+        <w:t xml:space="preserve">public</w:t>
+      </w:r>
+      <w:r>
+        <w:rPr>
+          <w:rFonts w:ascii="0xProto Nerd Font" w:hAnsi="0xProto Nerd Font" w:eastAsia="0xProto Nerd Font" w:cs="0xProto Nerd Font"/>
+          <w:color w:val="000000" w:themeColor="text1"/>
+          <w:sz w:val="20"/>
+          <w:szCs w:val="16"/>
+        </w:rPr>
+        <w:t xml:space="preserve"> </w:t>
+      </w:r>
+      <w:r>
+        <w:rPr>
+          <w:rFonts w:ascii="0xProto Nerd Font" w:hAnsi="0xProto Nerd Font" w:eastAsia="0xProto Nerd Font" w:cs="0xProto Nerd Font"/>
+          <w:color w:val="000000" w:themeColor="text1"/>
+          <w:sz w:val="20"/>
+          <w:szCs w:val="16"/>
+        </w:rPr>
+        <w:t xml:space="preserve">IAmor</w:t>
+      </w:r>
+      <w:r>
+        <w:rPr>
+          <w:rFonts w:ascii="0xProto Nerd Font" w:hAnsi="0xProto Nerd Font" w:eastAsia="0xProto Nerd Font" w:cs="0xProto Nerd Font"/>
+          <w:color w:val="000000" w:themeColor="text1"/>
+          <w:sz w:val="20"/>
+          <w:szCs w:val="16"/>
+        </w:rPr>
+        <w:t xml:space="preserve"> </w:t>
+      </w:r>
+      <w:r>
+        <w:rPr>
+          <w:rFonts w:ascii="0xProto Nerd Font" w:hAnsi="0xProto Nerd Font" w:eastAsia="0xProto Nerd Font" w:cs="0xProto Nerd Font"/>
+          <w:color w:val="000000" w:themeColor="text1"/>
+          <w:sz w:val="20"/>
+          <w:szCs w:val="16"/>
+        </w:rPr>
+        <w:t xml:space="preserve">GetAmor</w:t>
+      </w:r>
+      <w:r>
+        <w:rPr>
+          <w:rFonts w:ascii="0xProto Nerd Font" w:hAnsi="0xProto Nerd Font" w:eastAsia="0xProto Nerd Font" w:cs="0xProto Nerd Font"/>
+          <w:color w:val="000000" w:themeColor="text1"/>
+          <w:sz w:val="20"/>
+          <w:szCs w:val="16"/>
+        </w:rPr>
+        <w:t xml:space="preserve">()</w:t>
+      </w:r>
+      <w:r>
+        <w:rPr>
+          <w:color w:val="000000" w:themeColor="text1"/>
+          <w:sz w:val="18"/>
+          <w:szCs w:val="16"/>
+        </w:rPr>
+      </w:r>
+    </w:p>
+    <w:p>
+      <w:pPr>
+        <w:pStyle w:val="892"/>
+        <w:pBdr/>
+        <w:spacing/>
+        <w:ind/>
+        <w:rPr>
+          <w:color w:val="000000" w:themeColor="text1"/>
+          <w:sz w:val="20"/>
+          <w:szCs w:val="16"/>
+        </w:rPr>
+      </w:pPr>
+      <w:r>
+        <w:rPr>
+          <w:rFonts w:ascii="0xProto Nerd Font" w:hAnsi="0xProto Nerd Font" w:eastAsia="0xProto Nerd Font" w:cs="0xProto Nerd Font"/>
+          <w:color w:val="000000" w:themeColor="text1"/>
+          <w:sz w:val="20"/>
+          <w:szCs w:val="16"/>
+        </w:rPr>
+        <w:t xml:space="preserve">    {</w:t>
+      </w:r>
+      <w:r>
+        <w:rPr>
+          <w:color w:val="000000" w:themeColor="text1"/>
+          <w:sz w:val="18"/>
+          <w:szCs w:val="16"/>
+        </w:rPr>
+      </w:r>
+    </w:p>
+    <w:p>
+      <w:pPr>
+        <w:pStyle w:val="892"/>
+        <w:pBdr/>
+        <w:spacing/>
+        <w:ind/>
+        <w:rPr>
+          <w:color w:val="000000" w:themeColor="text1"/>
+          <w:sz w:val="20"/>
+          <w:szCs w:val="16"/>
+        </w:rPr>
+      </w:pPr>
+      <w:r>
+        <w:rPr>
+          <w:rFonts w:ascii="0xProto Nerd Font" w:hAnsi="0xProto Nerd Font" w:eastAsia="0xProto Nerd Font" w:cs="0xProto Nerd Font"/>
+          <w:color w:val="000000" w:themeColor="text1"/>
+          <w:sz w:val="20"/>
+          <w:szCs w:val="16"/>
+        </w:rPr>
+        <w:t xml:space="preserve">        </w:t>
+      </w:r>
+      <w:r>
+        <w:rPr>
+          <w:rFonts w:ascii="0xProto Nerd Font" w:hAnsi="0xProto Nerd Font" w:eastAsia="0xProto Nerd Font" w:cs="0xProto Nerd Font"/>
+          <w:color w:val="000000" w:themeColor="text1"/>
+          <w:sz w:val="20"/>
+          <w:szCs w:val="16"/>
+        </w:rPr>
+        <w:t xml:space="preserve">return</w:t>
+      </w:r>
+      <w:r>
+        <w:rPr>
+          <w:rFonts w:ascii="0xProto Nerd Font" w:hAnsi="0xProto Nerd Font" w:eastAsia="0xProto Nerd Font" w:cs="0xProto Nerd Font"/>
+          <w:color w:val="000000" w:themeColor="text1"/>
+          <w:sz w:val="20"/>
+          <w:szCs w:val="16"/>
+        </w:rPr>
+        <w:t xml:space="preserve"> </w:t>
+      </w:r>
+      <w:r>
+        <w:rPr>
+          <w:rFonts w:ascii="0xProto Nerd Font" w:hAnsi="0xProto Nerd Font" w:eastAsia="0xProto Nerd Font" w:cs="0xProto Nerd Font"/>
+          <w:color w:val="000000" w:themeColor="text1"/>
+          <w:sz w:val="20"/>
+          <w:szCs w:val="16"/>
+        </w:rPr>
+        <w:t xml:space="preserve">new</w:t>
+      </w:r>
+      <w:r>
+        <w:rPr>
+          <w:rFonts w:ascii="0xProto Nerd Font" w:hAnsi="0xProto Nerd Font" w:eastAsia="0xProto Nerd Font" w:cs="0xProto Nerd Font"/>
+          <w:color w:val="000000" w:themeColor="text1"/>
+          <w:sz w:val="20"/>
+          <w:szCs w:val="16"/>
+        </w:rPr>
+        <w:t xml:space="preserve"> </w:t>
+      </w:r>
+      <w:r>
+        <w:rPr>
+          <w:rFonts w:ascii="0xProto Nerd Font" w:hAnsi="0xProto Nerd Font" w:eastAsia="0xProto Nerd Font" w:cs="0xProto Nerd Font"/>
+          <w:color w:val="000000" w:themeColor="text1"/>
+          <w:sz w:val="20"/>
+          <w:szCs w:val="16"/>
+        </w:rPr>
+        <w:t xml:space="preserve">Cloak</w:t>
+      </w:r>
+      <w:r>
+        <w:rPr>
+          <w:rFonts w:ascii="0xProto Nerd Font" w:hAnsi="0xProto Nerd Font" w:eastAsia="0xProto Nerd Font" w:cs="0xProto Nerd Font"/>
+          <w:color w:val="000000" w:themeColor="text1"/>
+          <w:sz w:val="20"/>
+          <w:szCs w:val="16"/>
+        </w:rPr>
+        <w:t xml:space="preserve">();</w:t>
+      </w:r>
+      <w:r>
+        <w:rPr>
+          <w:color w:val="000000" w:themeColor="text1"/>
+          <w:sz w:val="18"/>
+          <w:szCs w:val="16"/>
+        </w:rPr>
+      </w:r>
+    </w:p>
+    <w:p>
+      <w:pPr>
+        <w:pStyle w:val="892"/>
+        <w:pBdr/>
+        <w:spacing/>
+        <w:ind/>
+        <w:rPr>
+          <w:color w:val="000000" w:themeColor="text1"/>
+          <w:sz w:val="20"/>
+          <w:szCs w:val="16"/>
+        </w:rPr>
+      </w:pPr>
+      <w:r>
+        <w:rPr>
+          <w:rFonts w:ascii="0xProto Nerd Font" w:hAnsi="0xProto Nerd Font" w:eastAsia="0xProto Nerd Font" w:cs="0xProto Nerd Font"/>
+          <w:color w:val="000000" w:themeColor="text1"/>
+          <w:sz w:val="20"/>
+          <w:szCs w:val="16"/>
+        </w:rPr>
+        <w:t xml:space="preserve">    }</w:t>
+      </w:r>
+      <w:r>
+        <w:rPr>
+          <w:color w:val="000000" w:themeColor="text1"/>
+          <w:sz w:val="18"/>
+          <w:szCs w:val="16"/>
+        </w:rPr>
+      </w:r>
+    </w:p>
+    <w:p>
+      <w:pPr>
+        <w:pStyle w:val="892"/>
+        <w:pBdr/>
+        <w:spacing/>
+        <w:ind/>
+        <w:rPr>
+          <w:color w:val="000000" w:themeColor="text1"/>
+          <w:sz w:val="20"/>
+          <w:szCs w:val="16"/>
+        </w:rPr>
+      </w:pPr>
+      <w:r>
+        <w:rPr>
+          <w:rFonts w:ascii="0xProto Nerd Font" w:hAnsi="0xProto Nerd Font" w:eastAsia="0xProto Nerd Font" w:cs="0xProto Nerd Font"/>
+          <w:color w:val="000000" w:themeColor="text1"/>
+          <w:sz w:val="20"/>
+          <w:szCs w:val="16"/>
+        </w:rPr>
+        <w:t xml:space="preserve">}</w:t>
+      </w:r>
+      <w:r>
+        <w:rPr>
+          <w:color w:val="000000" w:themeColor="text1"/>
+          <w:sz w:val="18"/>
+          <w:szCs w:val="16"/>
+        </w:rPr>
+      </w:r>
+    </w:p>
+    <w:p>
+      <w:pPr>
+        <w:pStyle w:val="892"/>
+        <w:pBdr/>
+        <w:spacing/>
+        <w:ind/>
+        <w:rPr>
+          <w:color w:val="000000" w:themeColor="text1"/>
+          <w:sz w:val="20"/>
+          <w:szCs w:val="16"/>
+        </w:rPr>
+      </w:pPr>
+      <w:r>
+        <w:rPr>
+          <w:rFonts w:ascii="0xProto Nerd Font" w:hAnsi="0xProto Nerd Font" w:eastAsia="0xProto Nerd Font" w:cs="0xProto Nerd Font"/>
+          <w:color w:val="000000" w:themeColor="text1"/>
+          <w:sz w:val="20"/>
+          <w:szCs w:val="16"/>
+        </w:rPr>
+      </w:r>
+      <w:r>
+        <w:rPr>
+          <w:color w:val="000000" w:themeColor="text1"/>
+          <w:sz w:val="18"/>
+          <w:szCs w:val="16"/>
+        </w:rPr>
+      </w:r>
+    </w:p>
+    <w:p>
+      <w:pPr>
+        <w:pStyle w:val="892"/>
+        <w:pBdr/>
+        <w:spacing/>
+        <w:ind/>
+        <w:rPr>
+          <w:color w:val="000000" w:themeColor="text1"/>
+          <w:sz w:val="20"/>
+          <w:szCs w:val="16"/>
+        </w:rPr>
+      </w:pPr>
+      <w:r>
+        <w:rPr>
+          <w:rFonts w:ascii="0xProto Nerd Font" w:hAnsi="0xProto Nerd Font" w:eastAsia="0xProto Nerd Font" w:cs="0xProto Nerd Font"/>
+          <w:color w:val="000000" w:themeColor="text1"/>
+          <w:sz w:val="20"/>
+          <w:szCs w:val="16"/>
+        </w:rPr>
+        <w:t xml:space="preserve">class</w:t>
+      </w:r>
+      <w:r>
+        <w:rPr>
+          <w:rFonts w:ascii="0xProto Nerd Font" w:hAnsi="0xProto Nerd Font" w:eastAsia="0xProto Nerd Font" w:cs="0xProto Nerd Font"/>
+          <w:color w:val="000000" w:themeColor="text1"/>
+          <w:sz w:val="20"/>
+          <w:szCs w:val="16"/>
+        </w:rPr>
+        <w:t xml:space="preserve"> </w:t>
+      </w:r>
+      <w:r>
+        <w:rPr>
+          <w:rFonts w:ascii="0xProto Nerd Font" w:hAnsi="0xProto Nerd Font" w:eastAsia="0xProto Nerd Font" w:cs="0xProto Nerd Font"/>
+          <w:color w:val="000000" w:themeColor="text1"/>
+          <w:sz w:val="20"/>
+          <w:szCs w:val="16"/>
+        </w:rPr>
+        <w:t xml:space="preserve">Client</w:t>
+      </w:r>
+      <w:r>
+        <w:rPr>
+          <w:color w:val="000000" w:themeColor="text1"/>
+          <w:sz w:val="18"/>
+          <w:szCs w:val="16"/>
+        </w:rPr>
+      </w:r>
+    </w:p>
+    <w:p>
+      <w:pPr>
+        <w:pStyle w:val="892"/>
+        <w:pBdr/>
+        <w:spacing/>
+        <w:ind/>
+        <w:rPr>
+          <w:color w:val="000000" w:themeColor="text1"/>
+          <w:sz w:val="20"/>
+          <w:szCs w:val="16"/>
+        </w:rPr>
+      </w:pPr>
+      <w:r>
+        <w:rPr>
+          <w:rFonts w:ascii="0xProto Nerd Font" w:hAnsi="0xProto Nerd Font" w:eastAsia="0xProto Nerd Font" w:cs="0xProto Nerd Font"/>
+          <w:color w:val="000000" w:themeColor="text1"/>
+          <w:sz w:val="20"/>
+          <w:szCs w:val="16"/>
+        </w:rPr>
+        <w:t xml:space="preserve">{</w:t>
+      </w:r>
+      <w:r>
+        <w:rPr>
+          <w:color w:val="000000" w:themeColor="text1"/>
+          <w:sz w:val="18"/>
+          <w:szCs w:val="16"/>
+        </w:rPr>
+      </w:r>
+    </w:p>
+    <w:p>
+      <w:pPr>
+        <w:pStyle w:val="892"/>
+        <w:pBdr/>
+        <w:spacing/>
+        <w:ind/>
+        <w:rPr>
+          <w:color w:val="000000" w:themeColor="text1"/>
+          <w:sz w:val="20"/>
+          <w:szCs w:val="16"/>
+        </w:rPr>
+      </w:pPr>
+      <w:r>
+        <w:rPr>
+          <w:rFonts w:ascii="0xProto Nerd Font" w:hAnsi="0xProto Nerd Font" w:eastAsia="0xProto Nerd Font" w:cs="0xProto Nerd Font"/>
+          <w:color w:val="000000" w:themeColor="text1"/>
+          <w:sz w:val="20"/>
+          <w:szCs w:val="16"/>
+        </w:rPr>
+        <w:t xml:space="preserve">    </w:t>
+      </w:r>
+      <w:r>
+        <w:rPr>
+          <w:rFonts w:ascii="0xProto Nerd Font" w:hAnsi="0xProto Nerd Font" w:eastAsia="0xProto Nerd Font" w:cs="0xProto Nerd Font"/>
+          <w:color w:val="000000" w:themeColor="text1"/>
+          <w:sz w:val="20"/>
+          <w:szCs w:val="16"/>
+        </w:rPr>
+        <w:t xml:space="preserve">IEnemyFactory</w:t>
+      </w:r>
+      <w:r>
+        <w:rPr>
+          <w:rFonts w:ascii="0xProto Nerd Font" w:hAnsi="0xProto Nerd Font" w:eastAsia="0xProto Nerd Font" w:cs="0xProto Nerd Font"/>
+          <w:color w:val="000000" w:themeColor="text1"/>
+          <w:sz w:val="20"/>
+          <w:szCs w:val="16"/>
+        </w:rPr>
+        <w:t xml:space="preserve"> </w:t>
+      </w:r>
+      <w:r>
+        <w:rPr>
+          <w:rFonts w:ascii="0xProto Nerd Font" w:hAnsi="0xProto Nerd Font" w:eastAsia="0xProto Nerd Font" w:cs="0xProto Nerd Font"/>
+          <w:color w:val="000000" w:themeColor="text1"/>
+          <w:sz w:val="20"/>
+          <w:szCs w:val="16"/>
+        </w:rPr>
+        <w:t xml:space="preserve">factory</w:t>
+      </w:r>
+      <w:r>
+        <w:rPr>
+          <w:rFonts w:ascii="0xProto Nerd Font" w:hAnsi="0xProto Nerd Font" w:eastAsia="0xProto Nerd Font" w:cs="0xProto Nerd Font"/>
+          <w:color w:val="000000" w:themeColor="text1"/>
+          <w:sz w:val="20"/>
+          <w:szCs w:val="16"/>
+        </w:rPr>
+        <w:t xml:space="preserve"> </w:t>
+      </w:r>
+      <w:r>
+        <w:rPr>
+          <w:rFonts w:ascii="0xProto Nerd Font" w:hAnsi="0xProto Nerd Font" w:eastAsia="0xProto Nerd Font" w:cs="0xProto Nerd Font"/>
+          <w:color w:val="000000" w:themeColor="text1"/>
+          <w:sz w:val="20"/>
+          <w:szCs w:val="16"/>
+        </w:rPr>
+        <w:t xml:space="preserve">=</w:t>
+      </w:r>
+      <w:r>
+        <w:rPr>
+          <w:rFonts w:ascii="0xProto Nerd Font" w:hAnsi="0xProto Nerd Font" w:eastAsia="0xProto Nerd Font" w:cs="0xProto Nerd Font"/>
+          <w:color w:val="000000" w:themeColor="text1"/>
+          <w:sz w:val="20"/>
+          <w:szCs w:val="16"/>
+        </w:rPr>
+        <w:t xml:space="preserve"> </w:t>
+      </w:r>
+      <w:r>
+        <w:rPr>
+          <w:rFonts w:ascii="0xProto Nerd Font" w:hAnsi="0xProto Nerd Font" w:eastAsia="0xProto Nerd Font" w:cs="0xProto Nerd Font"/>
+          <w:color w:val="000000" w:themeColor="text1"/>
+          <w:sz w:val="20"/>
+          <w:szCs w:val="16"/>
+        </w:rPr>
+        <w:t xml:space="preserve">null</w:t>
+      </w:r>
+      <w:r>
+        <w:rPr>
+          <w:rFonts w:ascii="0xProto Nerd Font" w:hAnsi="0xProto Nerd Font" w:eastAsia="0xProto Nerd Font" w:cs="0xProto Nerd Font"/>
+          <w:color w:val="000000" w:themeColor="text1"/>
+          <w:sz w:val="20"/>
+          <w:szCs w:val="16"/>
+        </w:rPr>
+        <w:t xml:space="preserve">;</w:t>
+      </w:r>
+      <w:r>
+        <w:rPr>
+          <w:color w:val="000000" w:themeColor="text1"/>
+          <w:sz w:val="18"/>
+          <w:szCs w:val="16"/>
+        </w:rPr>
+      </w:r>
+    </w:p>
+    <w:p>
+      <w:pPr>
+        <w:pStyle w:val="892"/>
+        <w:pBdr/>
+        <w:spacing/>
+        <w:ind/>
+        <w:rPr>
+          <w:color w:val="000000" w:themeColor="text1"/>
+          <w:sz w:val="20"/>
+          <w:szCs w:val="16"/>
+        </w:rPr>
+      </w:pPr>
+      <w:r>
+        <w:rPr>
+          <w:rFonts w:ascii="0xProto Nerd Font" w:hAnsi="0xProto Nerd Font" w:eastAsia="0xProto Nerd Font" w:cs="0xProto Nerd Font"/>
+          <w:color w:val="000000" w:themeColor="text1"/>
+          <w:sz w:val="20"/>
+          <w:szCs w:val="16"/>
+        </w:rPr>
+      </w:r>
+      <w:r>
+        <w:rPr>
+          <w:color w:val="000000" w:themeColor="text1"/>
+          <w:sz w:val="18"/>
+          <w:szCs w:val="16"/>
+        </w:rPr>
+      </w:r>
+    </w:p>
+    <w:p>
+      <w:pPr>
+        <w:pStyle w:val="892"/>
+        <w:pBdr/>
+        <w:spacing/>
+        <w:ind/>
+        <w:rPr>
+          <w:color w:val="000000" w:themeColor="text1"/>
+          <w:sz w:val="20"/>
+          <w:szCs w:val="16"/>
+        </w:rPr>
+      </w:pPr>
+      <w:r>
+        <w:rPr>
+          <w:rFonts w:ascii="0xProto Nerd Font" w:hAnsi="0xProto Nerd Font" w:eastAsia="0xProto Nerd Font" w:cs="0xProto Nerd Font"/>
+          <w:color w:val="000000" w:themeColor="text1"/>
+          <w:sz w:val="20"/>
+          <w:szCs w:val="16"/>
+        </w:rPr>
+        <w:t xml:space="preserve">    </w:t>
+      </w:r>
+      <w:r>
+        <w:rPr>
+          <w:rFonts w:ascii="0xProto Nerd Font" w:hAnsi="0xProto Nerd Font" w:eastAsia="0xProto Nerd Font" w:cs="0xProto Nerd Font"/>
+          <w:color w:val="000000" w:themeColor="text1"/>
+          <w:sz w:val="20"/>
+          <w:szCs w:val="16"/>
+        </w:rPr>
+        <w:t xml:space="preserve">public</w:t>
+      </w:r>
+      <w:r>
+        <w:rPr>
+          <w:rFonts w:ascii="0xProto Nerd Font" w:hAnsi="0xProto Nerd Font" w:eastAsia="0xProto Nerd Font" w:cs="0xProto Nerd Font"/>
+          <w:color w:val="000000" w:themeColor="text1"/>
+          <w:sz w:val="20"/>
+          <w:szCs w:val="16"/>
+        </w:rPr>
+        <w:t xml:space="preserve"> </w:t>
+      </w:r>
+      <w:r>
+        <w:rPr>
+          <w:rFonts w:ascii="0xProto Nerd Font" w:hAnsi="0xProto Nerd Font" w:eastAsia="0xProto Nerd Font" w:cs="0xProto Nerd Font"/>
+          <w:color w:val="000000" w:themeColor="text1"/>
+          <w:sz w:val="20"/>
+          <w:szCs w:val="16"/>
+        </w:rPr>
+        <w:t xml:space="preserve">void</w:t>
+      </w:r>
+      <w:r>
+        <w:rPr>
+          <w:rFonts w:ascii="0xProto Nerd Font" w:hAnsi="0xProto Nerd Font" w:eastAsia="0xProto Nerd Font" w:cs="0xProto Nerd Font"/>
+          <w:color w:val="000000" w:themeColor="text1"/>
+          <w:sz w:val="20"/>
+          <w:szCs w:val="16"/>
+        </w:rPr>
+        <w:t xml:space="preserve"> </w:t>
+      </w:r>
+      <w:r>
+        <w:rPr>
+          <w:rFonts w:ascii="0xProto Nerd Font" w:hAnsi="0xProto Nerd Font" w:eastAsia="0xProto Nerd Font" w:cs="0xProto Nerd Font"/>
+          <w:color w:val="000000" w:themeColor="text1"/>
+          <w:sz w:val="20"/>
+          <w:szCs w:val="16"/>
+        </w:rPr>
+        <w:t xml:space="preserve">SpawnEnemy</w:t>
+      </w:r>
+      <w:r>
+        <w:rPr>
+          <w:rFonts w:ascii="0xProto Nerd Font" w:hAnsi="0xProto Nerd Font" w:eastAsia="0xProto Nerd Font" w:cs="0xProto Nerd Font"/>
+          <w:color w:val="000000" w:themeColor="text1"/>
+          <w:sz w:val="20"/>
+          <w:szCs w:val="16"/>
+        </w:rPr>
+        <w:t xml:space="preserve">(</w:t>
+      </w:r>
+      <w:r>
+        <w:rPr>
+          <w:rFonts w:ascii="0xProto Nerd Font" w:hAnsi="0xProto Nerd Font" w:eastAsia="0xProto Nerd Font" w:cs="0xProto Nerd Font"/>
+          <w:color w:val="000000" w:themeColor="text1"/>
+          <w:sz w:val="20"/>
+          <w:szCs w:val="16"/>
+        </w:rPr>
+        <w:t xml:space="preserve">string</w:t>
+      </w:r>
+      <w:r>
+        <w:rPr>
+          <w:rFonts w:ascii="0xProto Nerd Font" w:hAnsi="0xProto Nerd Font" w:eastAsia="0xProto Nerd Font" w:cs="0xProto Nerd Font"/>
+          <w:color w:val="000000" w:themeColor="text1"/>
+          <w:sz w:val="20"/>
+          <w:szCs w:val="16"/>
+        </w:rPr>
+        <w:t xml:space="preserve"> </w:t>
+      </w:r>
+      <w:r>
+        <w:rPr>
+          <w:rFonts w:ascii="0xProto Nerd Font" w:hAnsi="0xProto Nerd Font" w:eastAsia="0xProto Nerd Font" w:cs="0xProto Nerd Font"/>
+          <w:color w:val="000000" w:themeColor="text1"/>
+          <w:sz w:val="20"/>
+          <w:szCs w:val="16"/>
+        </w:rPr>
+        <w:t xml:space="preserve">enemy</w:t>
+      </w:r>
+      <w:r>
+        <w:rPr>
+          <w:rFonts w:ascii="0xProto Nerd Font" w:hAnsi="0xProto Nerd Font" w:eastAsia="0xProto Nerd Font" w:cs="0xProto Nerd Font"/>
+          <w:color w:val="000000" w:themeColor="text1"/>
+          <w:sz w:val="20"/>
+          <w:szCs w:val="16"/>
+        </w:rPr>
+        <w:t xml:space="preserve">)</w:t>
+      </w:r>
+      <w:r>
+        <w:rPr>
+          <w:color w:val="000000" w:themeColor="text1"/>
+          <w:sz w:val="18"/>
+          <w:szCs w:val="16"/>
+        </w:rPr>
+      </w:r>
+    </w:p>
+    <w:p>
+      <w:pPr>
+        <w:pStyle w:val="892"/>
+        <w:pBdr/>
+        <w:spacing/>
+        <w:ind/>
+        <w:rPr>
+          <w:color w:val="000000" w:themeColor="text1"/>
+          <w:sz w:val="20"/>
+          <w:szCs w:val="16"/>
+        </w:rPr>
+      </w:pPr>
+      <w:r>
+        <w:rPr>
+          <w:rFonts w:ascii="0xProto Nerd Font" w:hAnsi="0xProto Nerd Font" w:eastAsia="0xProto Nerd Font" w:cs="0xProto Nerd Font"/>
+          <w:color w:val="000000" w:themeColor="text1"/>
+          <w:sz w:val="20"/>
+          <w:szCs w:val="16"/>
+        </w:rPr>
+        <w:t xml:space="preserve">    {</w:t>
+      </w:r>
+      <w:r>
+        <w:rPr>
+          <w:color w:val="000000" w:themeColor="text1"/>
+          <w:sz w:val="18"/>
+          <w:szCs w:val="16"/>
+        </w:rPr>
+      </w:r>
+    </w:p>
+    <w:p>
+      <w:pPr>
+        <w:pStyle w:val="892"/>
+        <w:pBdr/>
+        <w:spacing/>
+        <w:ind/>
+        <w:rPr>
+          <w:color w:val="000000" w:themeColor="text1"/>
+          <w:sz w:val="20"/>
+          <w:szCs w:val="16"/>
+        </w:rPr>
+      </w:pPr>
+      <w:r>
+        <w:rPr>
+          <w:rFonts w:ascii="0xProto Nerd Font" w:hAnsi="0xProto Nerd Font" w:eastAsia="0xProto Nerd Font" w:cs="0xProto Nerd Font"/>
+          <w:color w:val="000000" w:themeColor="text1"/>
+          <w:sz w:val="20"/>
+          <w:szCs w:val="16"/>
+        </w:rPr>
+        <w:t xml:space="preserve">        </w:t>
+      </w:r>
+      <w:r>
+        <w:rPr>
+          <w:rFonts w:ascii="0xProto Nerd Font" w:hAnsi="0xProto Nerd Font" w:eastAsia="0xProto Nerd Font" w:cs="0xProto Nerd Font"/>
+          <w:color w:val="000000" w:themeColor="text1"/>
+          <w:sz w:val="20"/>
+          <w:szCs w:val="16"/>
+        </w:rPr>
+        <w:t xml:space="preserve">switch</w:t>
+      </w:r>
+      <w:r>
+        <w:rPr>
+          <w:rFonts w:ascii="0xProto Nerd Font" w:hAnsi="0xProto Nerd Font" w:eastAsia="0xProto Nerd Font" w:cs="0xProto Nerd Font"/>
+          <w:color w:val="000000" w:themeColor="text1"/>
+          <w:sz w:val="20"/>
+          <w:szCs w:val="16"/>
+        </w:rPr>
+        <w:t xml:space="preserve"> (</w:t>
+      </w:r>
+      <w:r>
+        <w:rPr>
+          <w:rFonts w:ascii="0xProto Nerd Font" w:hAnsi="0xProto Nerd Font" w:eastAsia="0xProto Nerd Font" w:cs="0xProto Nerd Font"/>
+          <w:color w:val="000000" w:themeColor="text1"/>
+          <w:sz w:val="20"/>
+          <w:szCs w:val="16"/>
+        </w:rPr>
+        <w:t xml:space="preserve">enemy</w:t>
+      </w:r>
+      <w:r>
+        <w:rPr>
+          <w:rFonts w:ascii="0xProto Nerd Font" w:hAnsi="0xProto Nerd Font" w:eastAsia="0xProto Nerd Font" w:cs="0xProto Nerd Font"/>
+          <w:color w:val="000000" w:themeColor="text1"/>
+          <w:sz w:val="20"/>
+          <w:szCs w:val="16"/>
+        </w:rPr>
+        <w:t xml:space="preserve">)</w:t>
+      </w:r>
+      <w:r>
+        <w:rPr>
+          <w:color w:val="000000" w:themeColor="text1"/>
+          <w:sz w:val="18"/>
+          <w:szCs w:val="16"/>
+        </w:rPr>
+      </w:r>
+    </w:p>
+    <w:p>
+      <w:pPr>
+        <w:pStyle w:val="892"/>
+        <w:pBdr/>
+        <w:spacing/>
+        <w:ind/>
+        <w:rPr>
+          <w:color w:val="000000" w:themeColor="text1"/>
+          <w:sz w:val="20"/>
+          <w:szCs w:val="16"/>
+        </w:rPr>
+      </w:pPr>
+      <w:r>
+        <w:rPr>
+          <w:rFonts w:ascii="0xProto Nerd Font" w:hAnsi="0xProto Nerd Font" w:eastAsia="0xProto Nerd Font" w:cs="0xProto Nerd Font"/>
+          <w:color w:val="000000" w:themeColor="text1"/>
+          <w:sz w:val="20"/>
+          <w:szCs w:val="16"/>
+        </w:rPr>
+        <w:t xml:space="preserve">        {</w:t>
+      </w:r>
+      <w:r>
+        <w:rPr>
+          <w:color w:val="000000" w:themeColor="text1"/>
+          <w:sz w:val="18"/>
+          <w:szCs w:val="16"/>
+        </w:rPr>
+      </w:r>
+    </w:p>
+    <w:p>
+      <w:pPr>
+        <w:pStyle w:val="892"/>
+        <w:pBdr/>
+        <w:spacing/>
+        <w:ind/>
+        <w:rPr>
+          <w:color w:val="000000" w:themeColor="text1"/>
+          <w:sz w:val="20"/>
+          <w:szCs w:val="16"/>
+        </w:rPr>
+      </w:pPr>
+      <w:r>
+        <w:rPr>
+          <w:rFonts w:ascii="0xProto Nerd Font" w:hAnsi="0xProto Nerd Font" w:eastAsia="0xProto Nerd Font" w:cs="0xProto Nerd Font"/>
+          <w:color w:val="000000" w:themeColor="text1"/>
+          <w:sz w:val="20"/>
+          <w:szCs w:val="16"/>
+        </w:rPr>
+        <w:t xml:space="preserve">            </w:t>
+      </w:r>
+      <w:r>
+        <w:rPr>
+          <w:rFonts w:ascii="0xProto Nerd Font" w:hAnsi="0xProto Nerd Font" w:eastAsia="0xProto Nerd Font" w:cs="0xProto Nerd Font"/>
+          <w:color w:val="000000" w:themeColor="text1"/>
+          <w:sz w:val="20"/>
+          <w:szCs w:val="16"/>
+        </w:rPr>
+        <w:t xml:space="preserve">case</w:t>
+      </w:r>
+      <w:r>
+        <w:rPr>
+          <w:rFonts w:ascii="0xProto Nerd Font" w:hAnsi="0xProto Nerd Font" w:eastAsia="0xProto Nerd Font" w:cs="0xProto Nerd Font"/>
+          <w:color w:val="000000" w:themeColor="text1"/>
+          <w:sz w:val="20"/>
+          <w:szCs w:val="16"/>
+        </w:rPr>
+        <w:t xml:space="preserve"> </w:t>
+      </w:r>
+      <w:r>
+        <w:rPr>
+          <w:rFonts w:ascii="0xProto Nerd Font" w:hAnsi="0xProto Nerd Font" w:eastAsia="0xProto Nerd Font" w:cs="0xProto Nerd Font"/>
+          <w:color w:val="000000" w:themeColor="text1"/>
+          <w:sz w:val="20"/>
+          <w:szCs w:val="16"/>
+        </w:rPr>
+        <w:t xml:space="preserve">"Warrior"</w:t>
+      </w:r>
+      <w:r>
+        <w:rPr>
+          <w:rFonts w:ascii="0xProto Nerd Font" w:hAnsi="0xProto Nerd Font" w:eastAsia="0xProto Nerd Font" w:cs="0xProto Nerd Font"/>
+          <w:color w:val="000000" w:themeColor="text1"/>
+          <w:sz w:val="20"/>
+          <w:szCs w:val="16"/>
+        </w:rPr>
+        <w:t xml:space="preserve">:</w:t>
+      </w:r>
+      <w:r>
+        <w:rPr>
+          <w:color w:val="000000" w:themeColor="text1"/>
+          <w:sz w:val="18"/>
+          <w:szCs w:val="16"/>
+        </w:rPr>
+      </w:r>
+    </w:p>
+    <w:p>
+      <w:pPr>
+        <w:pStyle w:val="892"/>
+        <w:pBdr/>
+        <w:spacing/>
+        <w:ind/>
+        <w:rPr>
+          <w:color w:val="000000" w:themeColor="text1"/>
+          <w:sz w:val="20"/>
+          <w:szCs w:val="16"/>
+        </w:rPr>
+      </w:pPr>
+      <w:r>
+        <w:rPr>
+          <w:rFonts w:ascii="0xProto Nerd Font" w:hAnsi="0xProto Nerd Font" w:eastAsia="0xProto Nerd Font" w:cs="0xProto Nerd Font"/>
+          <w:color w:val="000000" w:themeColor="text1"/>
+          <w:sz w:val="20"/>
+          <w:szCs w:val="16"/>
+        </w:rPr>
+        <w:t xml:space="preserve">                </w:t>
+      </w:r>
+      <w:r>
+        <w:rPr>
+          <w:rFonts w:ascii="0xProto Nerd Font" w:hAnsi="0xProto Nerd Font" w:eastAsia="0xProto Nerd Font" w:cs="0xProto Nerd Font"/>
+          <w:color w:val="000000" w:themeColor="text1"/>
+          <w:sz w:val="20"/>
+          <w:szCs w:val="16"/>
+        </w:rPr>
+        <w:t xml:space="preserve">factory</w:t>
+      </w:r>
+      <w:r>
+        <w:rPr>
+          <w:rFonts w:ascii="0xProto Nerd Font" w:hAnsi="0xProto Nerd Font" w:eastAsia="0xProto Nerd Font" w:cs="0xProto Nerd Font"/>
+          <w:color w:val="000000" w:themeColor="text1"/>
+          <w:sz w:val="20"/>
+          <w:szCs w:val="16"/>
+        </w:rPr>
+        <w:t xml:space="preserve"> </w:t>
+      </w:r>
+      <w:r>
+        <w:rPr>
+          <w:rFonts w:ascii="0xProto Nerd Font" w:hAnsi="0xProto Nerd Font" w:eastAsia="0xProto Nerd Font" w:cs="0xProto Nerd Font"/>
+          <w:color w:val="000000" w:themeColor="text1"/>
+          <w:sz w:val="20"/>
+          <w:szCs w:val="16"/>
+        </w:rPr>
+        <w:t xml:space="preserve">=</w:t>
+      </w:r>
+      <w:r>
+        <w:rPr>
+          <w:rFonts w:ascii="0xProto Nerd Font" w:hAnsi="0xProto Nerd Font" w:eastAsia="0xProto Nerd Font" w:cs="0xProto Nerd Font"/>
+          <w:color w:val="000000" w:themeColor="text1"/>
+          <w:sz w:val="20"/>
+          <w:szCs w:val="16"/>
+        </w:rPr>
+        <w:t xml:space="preserve"> </w:t>
+      </w:r>
+      <w:r>
+        <w:rPr>
+          <w:rFonts w:ascii="0xProto Nerd Font" w:hAnsi="0xProto Nerd Font" w:eastAsia="0xProto Nerd Font" w:cs="0xProto Nerd Font"/>
+          <w:color w:val="000000" w:themeColor="text1"/>
+          <w:sz w:val="20"/>
+          <w:szCs w:val="16"/>
+        </w:rPr>
+        <w:t xml:space="preserve">new</w:t>
+      </w:r>
+      <w:r>
+        <w:rPr>
+          <w:rFonts w:ascii="0xProto Nerd Font" w:hAnsi="0xProto Nerd Font" w:eastAsia="0xProto Nerd Font" w:cs="0xProto Nerd Font"/>
+          <w:color w:val="000000" w:themeColor="text1"/>
+          <w:sz w:val="20"/>
+          <w:szCs w:val="16"/>
+        </w:rPr>
+        <w:t xml:space="preserve"> </w:t>
+      </w:r>
+      <w:r>
+        <w:rPr>
+          <w:rFonts w:ascii="0xProto Nerd Font" w:hAnsi="0xProto Nerd Font" w:eastAsia="0xProto Nerd Font" w:cs="0xProto Nerd Font"/>
+          <w:color w:val="000000" w:themeColor="text1"/>
+          <w:sz w:val="20"/>
+          <w:szCs w:val="16"/>
+        </w:rPr>
+        <w:t xml:space="preserve">Warrior</w:t>
+      </w:r>
+      <w:r>
+        <w:rPr>
+          <w:rFonts w:ascii="0xProto Nerd Font" w:hAnsi="0xProto Nerd Font" w:eastAsia="0xProto Nerd Font" w:cs="0xProto Nerd Font"/>
+          <w:color w:val="000000" w:themeColor="text1"/>
+          <w:sz w:val="20"/>
+          <w:szCs w:val="16"/>
+        </w:rPr>
+        <w:t xml:space="preserve">();</w:t>
+      </w:r>
+      <w:r>
+        <w:rPr>
+          <w:color w:val="000000" w:themeColor="text1"/>
+          <w:sz w:val="18"/>
+          <w:szCs w:val="16"/>
+        </w:rPr>
+      </w:r>
+    </w:p>
+    <w:p>
+      <w:pPr>
+        <w:pStyle w:val="892"/>
+        <w:pBdr/>
+        <w:spacing/>
+        <w:ind/>
+        <w:rPr>
+          <w:color w:val="000000" w:themeColor="text1"/>
+          <w:sz w:val="20"/>
+          <w:szCs w:val="16"/>
+        </w:rPr>
+      </w:pPr>
+      <w:r>
+        <w:rPr>
+          <w:rFonts w:ascii="0xProto Nerd Font" w:hAnsi="0xProto Nerd Font" w:eastAsia="0xProto Nerd Font" w:cs="0xProto Nerd Font"/>
+          <w:color w:val="000000" w:themeColor="text1"/>
+          <w:sz w:val="20"/>
+          <w:szCs w:val="16"/>
+        </w:rPr>
+        <w:t xml:space="preserve">                </w:t>
+      </w:r>
+      <w:r>
+        <w:rPr>
+          <w:rFonts w:ascii="0xProto Nerd Font" w:hAnsi="0xProto Nerd Font" w:eastAsia="0xProto Nerd Font" w:cs="0xProto Nerd Font"/>
+          <w:color w:val="000000" w:themeColor="text1"/>
+          <w:sz w:val="20"/>
+          <w:szCs w:val="16"/>
+        </w:rPr>
+        <w:t xml:space="preserve">Console</w:t>
+      </w:r>
+      <w:r>
+        <w:rPr>
+          <w:rFonts w:ascii="0xProto Nerd Font" w:hAnsi="0xProto Nerd Font" w:eastAsia="0xProto Nerd Font" w:cs="0xProto Nerd Font"/>
+          <w:color w:val="000000" w:themeColor="text1"/>
+          <w:sz w:val="20"/>
+          <w:szCs w:val="16"/>
+        </w:rPr>
+        <w:t xml:space="preserve">.</w:t>
+      </w:r>
+      <w:r>
+        <w:rPr>
+          <w:rFonts w:ascii="0xProto Nerd Font" w:hAnsi="0xProto Nerd Font" w:eastAsia="0xProto Nerd Font" w:cs="0xProto Nerd Font"/>
+          <w:color w:val="000000" w:themeColor="text1"/>
+          <w:sz w:val="20"/>
+          <w:szCs w:val="16"/>
+        </w:rPr>
+        <w:t xml:space="preserve">WriteLine</w:t>
+      </w:r>
+      <w:r>
+        <w:rPr>
+          <w:rFonts w:ascii="0xProto Nerd Font" w:hAnsi="0xProto Nerd Font" w:eastAsia="0xProto Nerd Font" w:cs="0xProto Nerd Font"/>
+          <w:color w:val="000000" w:themeColor="text1"/>
+          <w:sz w:val="20"/>
+          <w:szCs w:val="16"/>
+        </w:rPr>
+        <w:t xml:space="preserve">(</w:t>
+      </w:r>
+      <w:r>
+        <w:rPr>
+          <w:rFonts w:ascii="0xProto Nerd Font" w:hAnsi="0xProto Nerd Font" w:eastAsia="0xProto Nerd Font" w:cs="0xProto Nerd Font"/>
+          <w:color w:val="000000" w:themeColor="text1"/>
+          <w:sz w:val="20"/>
+          <w:szCs w:val="16"/>
+        </w:rPr>
+        <w:t xml:space="preserve">factory</w:t>
+      </w:r>
+      <w:r>
+        <w:rPr>
+          <w:rFonts w:ascii="0xProto Nerd Font" w:hAnsi="0xProto Nerd Font" w:eastAsia="0xProto Nerd Font" w:cs="0xProto Nerd Font"/>
+          <w:color w:val="000000" w:themeColor="text1"/>
+          <w:sz w:val="20"/>
+          <w:szCs w:val="16"/>
+        </w:rPr>
+        <w:t xml:space="preserve">.</w:t>
+      </w:r>
+      <w:r>
+        <w:rPr>
+          <w:rFonts w:ascii="0xProto Nerd Font" w:hAnsi="0xProto Nerd Font" w:eastAsia="0xProto Nerd Font" w:cs="0xProto Nerd Font"/>
+          <w:color w:val="000000" w:themeColor="text1"/>
+          <w:sz w:val="20"/>
+          <w:szCs w:val="16"/>
+        </w:rPr>
+        <w:t xml:space="preserve">GetWeapon</w:t>
+      </w:r>
+      <w:r>
+        <w:rPr>
+          <w:rFonts w:ascii="0xProto Nerd Font" w:hAnsi="0xProto Nerd Font" w:eastAsia="0xProto Nerd Font" w:cs="0xProto Nerd Font"/>
+          <w:color w:val="000000" w:themeColor="text1"/>
+          <w:sz w:val="20"/>
+          <w:szCs w:val="16"/>
+        </w:rPr>
+        <w:t xml:space="preserve">().</w:t>
+      </w:r>
+      <w:r>
+        <w:rPr>
+          <w:rFonts w:ascii="0xProto Nerd Font" w:hAnsi="0xProto Nerd Font" w:eastAsia="0xProto Nerd Font" w:cs="0xProto Nerd Font"/>
+          <w:color w:val="000000" w:themeColor="text1"/>
+          <w:sz w:val="20"/>
+          <w:szCs w:val="16"/>
+        </w:rPr>
+        <w:t xml:space="preserve">Item</w:t>
+      </w:r>
+      <w:r>
+        <w:rPr>
+          <w:rFonts w:ascii="0xProto Nerd Font" w:hAnsi="0xProto Nerd Font" w:eastAsia="0xProto Nerd Font" w:cs="0xProto Nerd Font"/>
+          <w:color w:val="000000" w:themeColor="text1"/>
+          <w:sz w:val="20"/>
+          <w:szCs w:val="16"/>
+        </w:rPr>
+        <w:t xml:space="preserve">());</w:t>
+      </w:r>
+      <w:r>
+        <w:rPr>
+          <w:color w:val="000000" w:themeColor="text1"/>
+          <w:sz w:val="18"/>
+          <w:szCs w:val="16"/>
+        </w:rPr>
+      </w:r>
+    </w:p>
+    <w:p>
+      <w:pPr>
+        <w:pStyle w:val="892"/>
+        <w:pBdr/>
+        <w:spacing/>
+        <w:ind/>
+        <w:rPr>
+          <w:color w:val="000000" w:themeColor="text1"/>
+          <w:sz w:val="20"/>
+          <w:szCs w:val="16"/>
+        </w:rPr>
+      </w:pPr>
+      <w:r>
+        <w:rPr>
+          <w:rFonts w:ascii="0xProto Nerd Font" w:hAnsi="0xProto Nerd Font" w:eastAsia="0xProto Nerd Font" w:cs="0xProto Nerd Font"/>
+          <w:color w:val="000000" w:themeColor="text1"/>
+          <w:sz w:val="20"/>
+          <w:szCs w:val="16"/>
+        </w:rPr>
+        <w:t xml:space="preserve">                </w:t>
+      </w:r>
+      <w:r>
+        <w:rPr>
+          <w:rFonts w:ascii="0xProto Nerd Font" w:hAnsi="0xProto Nerd Font" w:eastAsia="0xProto Nerd Font" w:cs="0xProto Nerd Font"/>
+          <w:color w:val="000000" w:themeColor="text1"/>
+          <w:sz w:val="20"/>
+          <w:szCs w:val="16"/>
+        </w:rPr>
+        <w:t xml:space="preserve">Console</w:t>
+      </w:r>
+      <w:r>
+        <w:rPr>
+          <w:rFonts w:ascii="0xProto Nerd Font" w:hAnsi="0xProto Nerd Font" w:eastAsia="0xProto Nerd Font" w:cs="0xProto Nerd Font"/>
+          <w:color w:val="000000" w:themeColor="text1"/>
+          <w:sz w:val="20"/>
+          <w:szCs w:val="16"/>
+        </w:rPr>
+        <w:t xml:space="preserve">.</w:t>
+      </w:r>
+      <w:r>
+        <w:rPr>
+          <w:rFonts w:ascii="0xProto Nerd Font" w:hAnsi="0xProto Nerd Font" w:eastAsia="0xProto Nerd Font" w:cs="0xProto Nerd Font"/>
+          <w:color w:val="000000" w:themeColor="text1"/>
+          <w:sz w:val="20"/>
+          <w:szCs w:val="16"/>
+        </w:rPr>
+        <w:t xml:space="preserve">WriteLine</w:t>
+      </w:r>
+      <w:r>
+        <w:rPr>
+          <w:rFonts w:ascii="0xProto Nerd Font" w:hAnsi="0xProto Nerd Font" w:eastAsia="0xProto Nerd Font" w:cs="0xProto Nerd Font"/>
+          <w:color w:val="000000" w:themeColor="text1"/>
+          <w:sz w:val="20"/>
+          <w:szCs w:val="16"/>
+        </w:rPr>
+        <w:t xml:space="preserve">(</w:t>
+      </w:r>
+      <w:r>
+        <w:rPr>
+          <w:rFonts w:ascii="0xProto Nerd Font" w:hAnsi="0xProto Nerd Font" w:eastAsia="0xProto Nerd Font" w:cs="0xProto Nerd Font"/>
+          <w:color w:val="000000" w:themeColor="text1"/>
+          <w:sz w:val="20"/>
+          <w:szCs w:val="16"/>
+        </w:rPr>
+        <w:t xml:space="preserve">factory</w:t>
+      </w:r>
+      <w:r>
+        <w:rPr>
+          <w:rFonts w:ascii="0xProto Nerd Font" w:hAnsi="0xProto Nerd Font" w:eastAsia="0xProto Nerd Font" w:cs="0xProto Nerd Font"/>
+          <w:color w:val="000000" w:themeColor="text1"/>
+          <w:sz w:val="20"/>
+          <w:szCs w:val="16"/>
+        </w:rPr>
+        <w:t xml:space="preserve">.</w:t>
+      </w:r>
+      <w:r>
+        <w:rPr>
+          <w:rFonts w:ascii="0xProto Nerd Font" w:hAnsi="0xProto Nerd Font" w:eastAsia="0xProto Nerd Font" w:cs="0xProto Nerd Font"/>
+          <w:color w:val="000000" w:themeColor="text1"/>
+          <w:sz w:val="20"/>
+          <w:szCs w:val="16"/>
+        </w:rPr>
+        <w:t xml:space="preserve">GetAmor</w:t>
+      </w:r>
+      <w:r>
+        <w:rPr>
+          <w:rFonts w:ascii="0xProto Nerd Font" w:hAnsi="0xProto Nerd Font" w:eastAsia="0xProto Nerd Font" w:cs="0xProto Nerd Font"/>
+          <w:color w:val="000000" w:themeColor="text1"/>
+          <w:sz w:val="20"/>
+          <w:szCs w:val="16"/>
+        </w:rPr>
+        <w:t xml:space="preserve">().</w:t>
+      </w:r>
+      <w:r>
+        <w:rPr>
+          <w:rFonts w:ascii="0xProto Nerd Font" w:hAnsi="0xProto Nerd Font" w:eastAsia="0xProto Nerd Font" w:cs="0xProto Nerd Font"/>
+          <w:color w:val="000000" w:themeColor="text1"/>
+          <w:sz w:val="20"/>
+          <w:szCs w:val="16"/>
+        </w:rPr>
+        <w:t xml:space="preserve">Item</w:t>
+      </w:r>
+      <w:r>
+        <w:rPr>
+          <w:rFonts w:ascii="0xProto Nerd Font" w:hAnsi="0xProto Nerd Font" w:eastAsia="0xProto Nerd Font" w:cs="0xProto Nerd Font"/>
+          <w:color w:val="000000" w:themeColor="text1"/>
+          <w:sz w:val="20"/>
+          <w:szCs w:val="16"/>
+        </w:rPr>
+        <w:t xml:space="preserve">());</w:t>
+      </w:r>
+      <w:r>
+        <w:rPr>
+          <w:color w:val="000000" w:themeColor="text1"/>
+          <w:sz w:val="18"/>
+          <w:szCs w:val="16"/>
+        </w:rPr>
+      </w:r>
+    </w:p>
+    <w:p>
+      <w:pPr>
+        <w:pStyle w:val="892"/>
+        <w:pBdr/>
+        <w:spacing/>
+        <w:ind/>
+        <w:rPr>
+          <w:color w:val="000000" w:themeColor="text1"/>
+          <w:sz w:val="20"/>
+          <w:szCs w:val="16"/>
+        </w:rPr>
+      </w:pPr>
+      <w:r>
+        <w:rPr>
+          <w:rFonts w:ascii="0xProto Nerd Font" w:hAnsi="0xProto Nerd Font" w:eastAsia="0xProto Nerd Font" w:cs="0xProto Nerd Font"/>
+          <w:color w:val="000000" w:themeColor="text1"/>
+          <w:sz w:val="20"/>
+          <w:szCs w:val="16"/>
+        </w:rPr>
+        <w:t xml:space="preserve">                </w:t>
+      </w:r>
+      <w:r>
+        <w:rPr>
+          <w:rFonts w:ascii="0xProto Nerd Font" w:hAnsi="0xProto Nerd Font" w:eastAsia="0xProto Nerd Font" w:cs="0xProto Nerd Font"/>
+          <w:color w:val="000000" w:themeColor="text1"/>
+          <w:sz w:val="20"/>
+          <w:szCs w:val="16"/>
+        </w:rPr>
+        <w:t xml:space="preserve">break</w:t>
+      </w:r>
+      <w:r>
+        <w:rPr>
+          <w:rFonts w:ascii="0xProto Nerd Font" w:hAnsi="0xProto Nerd Font" w:eastAsia="0xProto Nerd Font" w:cs="0xProto Nerd Font"/>
+          <w:color w:val="000000" w:themeColor="text1"/>
+          <w:sz w:val="20"/>
+          <w:szCs w:val="16"/>
+        </w:rPr>
+        <w:t xml:space="preserve">;</w:t>
+      </w:r>
+      <w:r>
+        <w:rPr>
+          <w:color w:val="000000" w:themeColor="text1"/>
+          <w:sz w:val="18"/>
+          <w:szCs w:val="16"/>
+        </w:rPr>
+      </w:r>
+    </w:p>
+    <w:p>
+      <w:pPr>
+        <w:pStyle w:val="892"/>
+        <w:pBdr/>
+        <w:spacing/>
+        <w:ind/>
+        <w:rPr>
+          <w:color w:val="000000" w:themeColor="text1"/>
+          <w:sz w:val="20"/>
+          <w:szCs w:val="16"/>
+        </w:rPr>
+      </w:pPr>
+      <w:r>
+        <w:rPr>
+          <w:rFonts w:ascii="0xProto Nerd Font" w:hAnsi="0xProto Nerd Font" w:eastAsia="0xProto Nerd Font" w:cs="0xProto Nerd Font"/>
+          <w:color w:val="000000" w:themeColor="text1"/>
+          <w:sz w:val="20"/>
+          <w:szCs w:val="16"/>
+        </w:rPr>
+        <w:t xml:space="preserve">            </w:t>
+      </w:r>
+      <w:r>
+        <w:rPr>
+          <w:rFonts w:ascii="0xProto Nerd Font" w:hAnsi="0xProto Nerd Font" w:eastAsia="0xProto Nerd Font" w:cs="0xProto Nerd Font"/>
+          <w:color w:val="000000" w:themeColor="text1"/>
+          <w:sz w:val="20"/>
+          <w:szCs w:val="16"/>
+        </w:rPr>
+        <w:t xml:space="preserve">case</w:t>
+      </w:r>
+      <w:r>
+        <w:rPr>
+          <w:rFonts w:ascii="0xProto Nerd Font" w:hAnsi="0xProto Nerd Font" w:eastAsia="0xProto Nerd Font" w:cs="0xProto Nerd Font"/>
+          <w:color w:val="000000" w:themeColor="text1"/>
+          <w:sz w:val="20"/>
+          <w:szCs w:val="16"/>
+        </w:rPr>
+        <w:t xml:space="preserve"> </w:t>
+      </w:r>
+      <w:r>
+        <w:rPr>
+          <w:rFonts w:ascii="0xProto Nerd Font" w:hAnsi="0xProto Nerd Font" w:eastAsia="0xProto Nerd Font" w:cs="0xProto Nerd Font"/>
+          <w:color w:val="000000" w:themeColor="text1"/>
+          <w:sz w:val="20"/>
+          <w:szCs w:val="16"/>
+        </w:rPr>
+        <w:t xml:space="preserve">"Mage"</w:t>
+      </w:r>
+      <w:r>
+        <w:rPr>
+          <w:rFonts w:ascii="0xProto Nerd Font" w:hAnsi="0xProto Nerd Font" w:eastAsia="0xProto Nerd Font" w:cs="0xProto Nerd Font"/>
+          <w:color w:val="000000" w:themeColor="text1"/>
+          <w:sz w:val="20"/>
+          <w:szCs w:val="16"/>
+        </w:rPr>
+        <w:t xml:space="preserve">:</w:t>
+      </w:r>
+      <w:r>
+        <w:rPr>
+          <w:color w:val="000000" w:themeColor="text1"/>
+          <w:sz w:val="18"/>
+          <w:szCs w:val="16"/>
+        </w:rPr>
+      </w:r>
+    </w:p>
+    <w:p>
+      <w:pPr>
+        <w:pStyle w:val="892"/>
+        <w:pBdr/>
+        <w:spacing/>
+        <w:ind/>
+        <w:rPr>
+          <w:color w:val="000000" w:themeColor="text1"/>
+          <w:sz w:val="20"/>
+          <w:szCs w:val="16"/>
+        </w:rPr>
+      </w:pPr>
+      <w:r>
+        <w:rPr>
+          <w:rFonts w:ascii="0xProto Nerd Font" w:hAnsi="0xProto Nerd Font" w:eastAsia="0xProto Nerd Font" w:cs="0xProto Nerd Font"/>
+          <w:color w:val="000000" w:themeColor="text1"/>
+          <w:sz w:val="20"/>
+          <w:szCs w:val="16"/>
+        </w:rPr>
+        <w:t xml:space="preserve">                </w:t>
+      </w:r>
+      <w:r>
+        <w:rPr>
+          <w:rFonts w:ascii="0xProto Nerd Font" w:hAnsi="0xProto Nerd Font" w:eastAsia="0xProto Nerd Font" w:cs="0xProto Nerd Font"/>
+          <w:color w:val="000000" w:themeColor="text1"/>
+          <w:sz w:val="20"/>
+          <w:szCs w:val="16"/>
+        </w:rPr>
+        <w:t xml:space="preserve">factory</w:t>
+      </w:r>
+      <w:r>
+        <w:rPr>
+          <w:rFonts w:ascii="0xProto Nerd Font" w:hAnsi="0xProto Nerd Font" w:eastAsia="0xProto Nerd Font" w:cs="0xProto Nerd Font"/>
+          <w:color w:val="000000" w:themeColor="text1"/>
+          <w:sz w:val="20"/>
+          <w:szCs w:val="16"/>
+        </w:rPr>
+        <w:t xml:space="preserve"> </w:t>
+      </w:r>
+      <w:r>
+        <w:rPr>
+          <w:rFonts w:ascii="0xProto Nerd Font" w:hAnsi="0xProto Nerd Font" w:eastAsia="0xProto Nerd Font" w:cs="0xProto Nerd Font"/>
+          <w:color w:val="000000" w:themeColor="text1"/>
+          <w:sz w:val="20"/>
+          <w:szCs w:val="16"/>
+        </w:rPr>
+        <w:t xml:space="preserve">=</w:t>
+      </w:r>
+      <w:r>
+        <w:rPr>
+          <w:rFonts w:ascii="0xProto Nerd Font" w:hAnsi="0xProto Nerd Font" w:eastAsia="0xProto Nerd Font" w:cs="0xProto Nerd Font"/>
+          <w:color w:val="000000" w:themeColor="text1"/>
+          <w:sz w:val="20"/>
+          <w:szCs w:val="16"/>
+        </w:rPr>
+        <w:t xml:space="preserve"> </w:t>
+      </w:r>
+      <w:r>
+        <w:rPr>
+          <w:rFonts w:ascii="0xProto Nerd Font" w:hAnsi="0xProto Nerd Font" w:eastAsia="0xProto Nerd Font" w:cs="0xProto Nerd Font"/>
+          <w:color w:val="000000" w:themeColor="text1"/>
+          <w:sz w:val="20"/>
+          <w:szCs w:val="16"/>
+        </w:rPr>
+        <w:t xml:space="preserve">new</w:t>
+      </w:r>
+      <w:r>
+        <w:rPr>
+          <w:rFonts w:ascii="0xProto Nerd Font" w:hAnsi="0xProto Nerd Font" w:eastAsia="0xProto Nerd Font" w:cs="0xProto Nerd Font"/>
+          <w:color w:val="000000" w:themeColor="text1"/>
+          <w:sz w:val="20"/>
+          <w:szCs w:val="16"/>
+        </w:rPr>
+        <w:t xml:space="preserve"> </w:t>
+      </w:r>
+      <w:r>
+        <w:rPr>
+          <w:rFonts w:ascii="0xProto Nerd Font" w:hAnsi="0xProto Nerd Font" w:eastAsia="0xProto Nerd Font" w:cs="0xProto Nerd Font"/>
+          <w:color w:val="000000" w:themeColor="text1"/>
+          <w:sz w:val="20"/>
+          <w:szCs w:val="16"/>
+        </w:rPr>
+        <w:t xml:space="preserve">Mage</w:t>
+      </w:r>
+      <w:r>
+        <w:rPr>
+          <w:rFonts w:ascii="0xProto Nerd Font" w:hAnsi="0xProto Nerd Font" w:eastAsia="0xProto Nerd Font" w:cs="0xProto Nerd Font"/>
+          <w:color w:val="000000" w:themeColor="text1"/>
+          <w:sz w:val="20"/>
+          <w:szCs w:val="16"/>
+        </w:rPr>
+        <w:t xml:space="preserve">();</w:t>
+      </w:r>
+      <w:r>
+        <w:rPr>
+          <w:color w:val="000000" w:themeColor="text1"/>
+          <w:sz w:val="18"/>
+          <w:szCs w:val="16"/>
+        </w:rPr>
+      </w:r>
+    </w:p>
+    <w:p>
+      <w:pPr>
+        <w:pStyle w:val="892"/>
+        <w:pBdr/>
+        <w:spacing/>
+        <w:ind/>
+        <w:rPr>
+          <w:color w:val="000000" w:themeColor="text1"/>
+          <w:sz w:val="20"/>
+          <w:szCs w:val="16"/>
+        </w:rPr>
+      </w:pPr>
+      <w:r>
+        <w:rPr>
+          <w:rFonts w:ascii="0xProto Nerd Font" w:hAnsi="0xProto Nerd Font" w:eastAsia="0xProto Nerd Font" w:cs="0xProto Nerd Font"/>
+          <w:color w:val="000000" w:themeColor="text1"/>
+          <w:sz w:val="20"/>
+          <w:szCs w:val="16"/>
+        </w:rPr>
+        <w:t xml:space="preserve">                </w:t>
+      </w:r>
+      <w:r>
+        <w:rPr>
+          <w:rFonts w:ascii="0xProto Nerd Font" w:hAnsi="0xProto Nerd Font" w:eastAsia="0xProto Nerd Font" w:cs="0xProto Nerd Font"/>
+          <w:color w:val="000000" w:themeColor="text1"/>
+          <w:sz w:val="20"/>
+          <w:szCs w:val="16"/>
+        </w:rPr>
+        <w:t xml:space="preserve">Console</w:t>
+      </w:r>
+      <w:r>
+        <w:rPr>
+          <w:rFonts w:ascii="0xProto Nerd Font" w:hAnsi="0xProto Nerd Font" w:eastAsia="0xProto Nerd Font" w:cs="0xProto Nerd Font"/>
+          <w:color w:val="000000" w:themeColor="text1"/>
+          <w:sz w:val="20"/>
+          <w:szCs w:val="16"/>
+        </w:rPr>
+        <w:t xml:space="preserve">.</w:t>
+      </w:r>
+      <w:r>
+        <w:rPr>
+          <w:rFonts w:ascii="0xProto Nerd Font" w:hAnsi="0xProto Nerd Font" w:eastAsia="0xProto Nerd Font" w:cs="0xProto Nerd Font"/>
+          <w:color w:val="000000" w:themeColor="text1"/>
+          <w:sz w:val="20"/>
+          <w:szCs w:val="16"/>
+        </w:rPr>
+        <w:t xml:space="preserve">WriteLine</w:t>
+      </w:r>
+      <w:r>
+        <w:rPr>
+          <w:rFonts w:ascii="0xProto Nerd Font" w:hAnsi="0xProto Nerd Font" w:eastAsia="0xProto Nerd Font" w:cs="0xProto Nerd Font"/>
+          <w:color w:val="000000" w:themeColor="text1"/>
+          <w:sz w:val="20"/>
+          <w:szCs w:val="16"/>
+        </w:rPr>
+        <w:t xml:space="preserve">(</w:t>
+      </w:r>
+      <w:r>
+        <w:rPr>
+          <w:rFonts w:ascii="0xProto Nerd Font" w:hAnsi="0xProto Nerd Font" w:eastAsia="0xProto Nerd Font" w:cs="0xProto Nerd Font"/>
+          <w:color w:val="000000" w:themeColor="text1"/>
+          <w:sz w:val="20"/>
+          <w:szCs w:val="16"/>
+        </w:rPr>
+        <w:t xml:space="preserve">factory</w:t>
+      </w:r>
+      <w:r>
+        <w:rPr>
+          <w:rFonts w:ascii="0xProto Nerd Font" w:hAnsi="0xProto Nerd Font" w:eastAsia="0xProto Nerd Font" w:cs="0xProto Nerd Font"/>
+          <w:color w:val="000000" w:themeColor="text1"/>
+          <w:sz w:val="20"/>
+          <w:szCs w:val="16"/>
+        </w:rPr>
+        <w:t xml:space="preserve">.</w:t>
+      </w:r>
+      <w:r>
+        <w:rPr>
+          <w:rFonts w:ascii="0xProto Nerd Font" w:hAnsi="0xProto Nerd Font" w:eastAsia="0xProto Nerd Font" w:cs="0xProto Nerd Font"/>
+          <w:color w:val="000000" w:themeColor="text1"/>
+          <w:sz w:val="20"/>
+          <w:szCs w:val="16"/>
+        </w:rPr>
+        <w:t xml:space="preserve">GetWeapon</w:t>
+      </w:r>
+      <w:r>
+        <w:rPr>
+          <w:rFonts w:ascii="0xProto Nerd Font" w:hAnsi="0xProto Nerd Font" w:eastAsia="0xProto Nerd Font" w:cs="0xProto Nerd Font"/>
+          <w:color w:val="000000" w:themeColor="text1"/>
+          <w:sz w:val="20"/>
+          <w:szCs w:val="16"/>
+        </w:rPr>
+        <w:t xml:space="preserve">().</w:t>
+      </w:r>
+      <w:r>
+        <w:rPr>
+          <w:rFonts w:ascii="0xProto Nerd Font" w:hAnsi="0xProto Nerd Font" w:eastAsia="0xProto Nerd Font" w:cs="0xProto Nerd Font"/>
+          <w:color w:val="000000" w:themeColor="text1"/>
+          <w:sz w:val="20"/>
+          <w:szCs w:val="16"/>
+        </w:rPr>
+        <w:t xml:space="preserve">Item</w:t>
+      </w:r>
+      <w:r>
+        <w:rPr>
+          <w:rFonts w:ascii="0xProto Nerd Font" w:hAnsi="0xProto Nerd Font" w:eastAsia="0xProto Nerd Font" w:cs="0xProto Nerd Font"/>
+          <w:color w:val="000000" w:themeColor="text1"/>
+          <w:sz w:val="20"/>
+          <w:szCs w:val="16"/>
+        </w:rPr>
+        <w:t xml:space="preserve">());</w:t>
+      </w:r>
+      <w:r>
+        <w:rPr>
+          <w:color w:val="000000" w:themeColor="text1"/>
+          <w:sz w:val="18"/>
+          <w:szCs w:val="16"/>
+        </w:rPr>
+      </w:r>
+    </w:p>
+    <w:p>
+      <w:pPr>
+        <w:pStyle w:val="892"/>
+        <w:pBdr/>
+        <w:spacing/>
+        <w:ind/>
+        <w:rPr>
+          <w:color w:val="000000" w:themeColor="text1"/>
+          <w:sz w:val="20"/>
+          <w:szCs w:val="16"/>
+        </w:rPr>
+      </w:pPr>
+      <w:r>
+        <w:rPr>
+          <w:rFonts w:ascii="0xProto Nerd Font" w:hAnsi="0xProto Nerd Font" w:eastAsia="0xProto Nerd Font" w:cs="0xProto Nerd Font"/>
+          <w:color w:val="000000" w:themeColor="text1"/>
+          <w:sz w:val="20"/>
+          <w:szCs w:val="16"/>
+        </w:rPr>
+        <w:t xml:space="preserve">                </w:t>
+      </w:r>
+      <w:r>
+        <w:rPr>
+          <w:rFonts w:ascii="0xProto Nerd Font" w:hAnsi="0xProto Nerd Font" w:eastAsia="0xProto Nerd Font" w:cs="0xProto Nerd Font"/>
+          <w:color w:val="000000" w:themeColor="text1"/>
+          <w:sz w:val="20"/>
+          <w:szCs w:val="16"/>
+        </w:rPr>
+        <w:t xml:space="preserve">Console</w:t>
+      </w:r>
+      <w:r>
+        <w:rPr>
+          <w:rFonts w:ascii="0xProto Nerd Font" w:hAnsi="0xProto Nerd Font" w:eastAsia="0xProto Nerd Font" w:cs="0xProto Nerd Font"/>
+          <w:color w:val="000000" w:themeColor="text1"/>
+          <w:sz w:val="20"/>
+          <w:szCs w:val="16"/>
+        </w:rPr>
+        <w:t xml:space="preserve">.</w:t>
+      </w:r>
+      <w:r>
+        <w:rPr>
+          <w:rFonts w:ascii="0xProto Nerd Font" w:hAnsi="0xProto Nerd Font" w:eastAsia="0xProto Nerd Font" w:cs="0xProto Nerd Font"/>
+          <w:color w:val="000000" w:themeColor="text1"/>
+          <w:sz w:val="20"/>
+          <w:szCs w:val="16"/>
+        </w:rPr>
+        <w:t xml:space="preserve">WriteLine</w:t>
+      </w:r>
+      <w:r>
+        <w:rPr>
+          <w:rFonts w:ascii="0xProto Nerd Font" w:hAnsi="0xProto Nerd Font" w:eastAsia="0xProto Nerd Font" w:cs="0xProto Nerd Font"/>
+          <w:color w:val="000000" w:themeColor="text1"/>
+          <w:sz w:val="20"/>
+          <w:szCs w:val="16"/>
+        </w:rPr>
+        <w:t xml:space="preserve">(</w:t>
+      </w:r>
+      <w:r>
+        <w:rPr>
+          <w:rFonts w:ascii="0xProto Nerd Font" w:hAnsi="0xProto Nerd Font" w:eastAsia="0xProto Nerd Font" w:cs="0xProto Nerd Font"/>
+          <w:color w:val="000000" w:themeColor="text1"/>
+          <w:sz w:val="20"/>
+          <w:szCs w:val="16"/>
+        </w:rPr>
+        <w:t xml:space="preserve">factory</w:t>
+      </w:r>
+      <w:r>
+        <w:rPr>
+          <w:rFonts w:ascii="0xProto Nerd Font" w:hAnsi="0xProto Nerd Font" w:eastAsia="0xProto Nerd Font" w:cs="0xProto Nerd Font"/>
+          <w:color w:val="000000" w:themeColor="text1"/>
+          <w:sz w:val="20"/>
+          <w:szCs w:val="16"/>
+        </w:rPr>
+        <w:t xml:space="preserve">.</w:t>
+      </w:r>
+      <w:r>
+        <w:rPr>
+          <w:rFonts w:ascii="0xProto Nerd Font" w:hAnsi="0xProto Nerd Font" w:eastAsia="0xProto Nerd Font" w:cs="0xProto Nerd Font"/>
+          <w:color w:val="000000" w:themeColor="text1"/>
+          <w:sz w:val="20"/>
+          <w:szCs w:val="16"/>
+        </w:rPr>
+        <w:t xml:space="preserve">GetAmor</w:t>
+      </w:r>
+      <w:r>
+        <w:rPr>
+          <w:rFonts w:ascii="0xProto Nerd Font" w:hAnsi="0xProto Nerd Font" w:eastAsia="0xProto Nerd Font" w:cs="0xProto Nerd Font"/>
+          <w:color w:val="000000" w:themeColor="text1"/>
+          <w:sz w:val="20"/>
+          <w:szCs w:val="16"/>
+        </w:rPr>
+        <w:t xml:space="preserve">().</w:t>
+      </w:r>
+      <w:r>
+        <w:rPr>
+          <w:rFonts w:ascii="0xProto Nerd Font" w:hAnsi="0xProto Nerd Font" w:eastAsia="0xProto Nerd Font" w:cs="0xProto Nerd Font"/>
+          <w:color w:val="000000" w:themeColor="text1"/>
+          <w:sz w:val="20"/>
+          <w:szCs w:val="16"/>
+        </w:rPr>
+        <w:t xml:space="preserve">Item</w:t>
+      </w:r>
+      <w:r>
+        <w:rPr>
+          <w:rFonts w:ascii="0xProto Nerd Font" w:hAnsi="0xProto Nerd Font" w:eastAsia="0xProto Nerd Font" w:cs="0xProto Nerd Font"/>
+          <w:color w:val="000000" w:themeColor="text1"/>
+          <w:sz w:val="20"/>
+          <w:szCs w:val="16"/>
+        </w:rPr>
+        <w:t xml:space="preserve">());</w:t>
+      </w:r>
+      <w:r>
+        <w:rPr>
+          <w:color w:val="000000" w:themeColor="text1"/>
+          <w:sz w:val="18"/>
+          <w:szCs w:val="16"/>
+        </w:rPr>
+      </w:r>
+    </w:p>
+    <w:p>
+      <w:pPr>
+        <w:pStyle w:val="892"/>
+        <w:pBdr/>
+        <w:spacing/>
+        <w:ind/>
+        <w:rPr>
+          <w:color w:val="000000" w:themeColor="text1"/>
+          <w:sz w:val="20"/>
+          <w:szCs w:val="16"/>
+        </w:rPr>
+      </w:pPr>
+      <w:r>
+        <w:rPr>
+          <w:rFonts w:ascii="0xProto Nerd Font" w:hAnsi="0xProto Nerd Font" w:eastAsia="0xProto Nerd Font" w:cs="0xProto Nerd Font"/>
+          <w:color w:val="000000" w:themeColor="text1"/>
+          <w:sz w:val="20"/>
+          <w:szCs w:val="16"/>
+        </w:rPr>
+        <w:t xml:space="preserve">                </w:t>
+      </w:r>
+      <w:r>
+        <w:rPr>
+          <w:rFonts w:ascii="0xProto Nerd Font" w:hAnsi="0xProto Nerd Font" w:eastAsia="0xProto Nerd Font" w:cs="0xProto Nerd Font"/>
+          <w:color w:val="000000" w:themeColor="text1"/>
+          <w:sz w:val="20"/>
+          <w:szCs w:val="16"/>
+        </w:rPr>
+        <w:t xml:space="preserve">break</w:t>
+      </w:r>
+      <w:r>
+        <w:rPr>
+          <w:rFonts w:ascii="0xProto Nerd Font" w:hAnsi="0xProto Nerd Font" w:eastAsia="0xProto Nerd Font" w:cs="0xProto Nerd Font"/>
+          <w:color w:val="000000" w:themeColor="text1"/>
+          <w:sz w:val="20"/>
+          <w:szCs w:val="16"/>
+        </w:rPr>
+        <w:t xml:space="preserve">;</w:t>
+      </w:r>
+      <w:r>
+        <w:rPr>
+          <w:color w:val="000000" w:themeColor="text1"/>
+          <w:sz w:val="18"/>
+          <w:szCs w:val="16"/>
+        </w:rPr>
+      </w:r>
+    </w:p>
+    <w:p>
+      <w:pPr>
+        <w:pStyle w:val="892"/>
+        <w:pBdr/>
+        <w:spacing/>
+        <w:ind/>
+        <w:rPr>
+          <w:color w:val="000000" w:themeColor="text1"/>
+          <w:sz w:val="20"/>
+          <w:szCs w:val="16"/>
+        </w:rPr>
+      </w:pPr>
+      <w:r>
+        <w:rPr>
+          <w:rFonts w:ascii="0xProto Nerd Font" w:hAnsi="0xProto Nerd Font" w:eastAsia="0xProto Nerd Font" w:cs="0xProto Nerd Font"/>
+          <w:color w:val="000000" w:themeColor="text1"/>
+          <w:sz w:val="20"/>
+          <w:szCs w:val="16"/>
+        </w:rPr>
+        <w:t xml:space="preserve">            </w:t>
+      </w:r>
+      <w:r>
+        <w:rPr>
+          <w:rFonts w:ascii="0xProto Nerd Font" w:hAnsi="0xProto Nerd Font" w:eastAsia="0xProto Nerd Font" w:cs="0xProto Nerd Font"/>
+          <w:color w:val="000000" w:themeColor="text1"/>
+          <w:sz w:val="20"/>
+          <w:szCs w:val="16"/>
+        </w:rPr>
+        <w:t xml:space="preserve">default</w:t>
+      </w:r>
+      <w:r>
+        <w:rPr>
+          <w:rFonts w:ascii="0xProto Nerd Font" w:hAnsi="0xProto Nerd Font" w:eastAsia="0xProto Nerd Font" w:cs="0xProto Nerd Font"/>
+          <w:color w:val="000000" w:themeColor="text1"/>
+          <w:sz w:val="20"/>
+          <w:szCs w:val="16"/>
+        </w:rPr>
+        <w:t xml:space="preserve">:</w:t>
+      </w:r>
+      <w:r>
+        <w:rPr>
+          <w:color w:val="000000" w:themeColor="text1"/>
+          <w:sz w:val="18"/>
+          <w:szCs w:val="16"/>
+        </w:rPr>
+      </w:r>
+    </w:p>
+    <w:p>
+      <w:pPr>
+        <w:pStyle w:val="892"/>
+        <w:pBdr/>
+        <w:spacing/>
+        <w:ind/>
+        <w:rPr>
+          <w:color w:val="000000" w:themeColor="text1"/>
+          <w:sz w:val="20"/>
+          <w:szCs w:val="16"/>
+        </w:rPr>
+      </w:pPr>
+      <w:r>
+        <w:rPr>
+          <w:rFonts w:ascii="0xProto Nerd Font" w:hAnsi="0xProto Nerd Font" w:eastAsia="0xProto Nerd Font" w:cs="0xProto Nerd Font"/>
+          <w:color w:val="000000" w:themeColor="text1"/>
+          <w:sz w:val="20"/>
+          <w:szCs w:val="16"/>
+        </w:rPr>
+        <w:t xml:space="preserve">                </w:t>
+      </w:r>
+      <w:r>
+        <w:rPr>
+          <w:rFonts w:ascii="0xProto Nerd Font" w:hAnsi="0xProto Nerd Font" w:eastAsia="0xProto Nerd Font" w:cs="0xProto Nerd Font"/>
+          <w:color w:val="000000" w:themeColor="text1"/>
+          <w:sz w:val="20"/>
+          <w:szCs w:val="16"/>
+        </w:rPr>
+        <w:t xml:space="preserve">Console</w:t>
+      </w:r>
+      <w:r>
+        <w:rPr>
+          <w:rFonts w:ascii="0xProto Nerd Font" w:hAnsi="0xProto Nerd Font" w:eastAsia="0xProto Nerd Font" w:cs="0xProto Nerd Font"/>
+          <w:color w:val="000000" w:themeColor="text1"/>
+          <w:sz w:val="20"/>
+          <w:szCs w:val="16"/>
+        </w:rPr>
+        <w:t xml:space="preserve">.</w:t>
+      </w:r>
+      <w:r>
+        <w:rPr>
+          <w:rFonts w:ascii="0xProto Nerd Font" w:hAnsi="0xProto Nerd Font" w:eastAsia="0xProto Nerd Font" w:cs="0xProto Nerd Font"/>
+          <w:color w:val="000000" w:themeColor="text1"/>
+          <w:sz w:val="20"/>
+          <w:szCs w:val="16"/>
+        </w:rPr>
+        <w:t xml:space="preserve">WriteLine</w:t>
+      </w:r>
+      <w:r>
+        <w:rPr>
+          <w:rFonts w:ascii="0xProto Nerd Font" w:hAnsi="0xProto Nerd Font" w:eastAsia="0xProto Nerd Font" w:cs="0xProto Nerd Font"/>
+          <w:color w:val="000000" w:themeColor="text1"/>
+          <w:sz w:val="20"/>
+          <w:szCs w:val="16"/>
+        </w:rPr>
+        <w:t xml:space="preserve">(</w:t>
+      </w:r>
+      <w:r>
+        <w:rPr>
+          <w:rFonts w:ascii="0xProto Nerd Font" w:hAnsi="0xProto Nerd Font" w:eastAsia="0xProto Nerd Font" w:cs="0xProto Nerd Font"/>
+          <w:color w:val="000000" w:themeColor="text1"/>
+          <w:sz w:val="20"/>
+          <w:szCs w:val="16"/>
+        </w:rPr>
+        <w:t xml:space="preserve">"Wrong Type"</w:t>
+      </w:r>
+      <w:r>
+        <w:rPr>
+          <w:rFonts w:ascii="0xProto Nerd Font" w:hAnsi="0xProto Nerd Font" w:eastAsia="0xProto Nerd Font" w:cs="0xProto Nerd Font"/>
+          <w:color w:val="000000" w:themeColor="text1"/>
+          <w:sz w:val="20"/>
+          <w:szCs w:val="16"/>
+        </w:rPr>
+        <w:t xml:space="preserve">);</w:t>
+      </w:r>
+      <w:r>
+        <w:rPr>
+          <w:color w:val="000000" w:themeColor="text1"/>
+          <w:sz w:val="18"/>
+          <w:szCs w:val="16"/>
+        </w:rPr>
+      </w:r>
+    </w:p>
+    <w:p>
+      <w:pPr>
+        <w:pStyle w:val="892"/>
+        <w:pBdr/>
+        <w:spacing/>
+        <w:ind/>
+        <w:rPr>
+          <w:color w:val="000000" w:themeColor="text1"/>
+          <w:sz w:val="20"/>
+          <w:szCs w:val="16"/>
+        </w:rPr>
+      </w:pPr>
+      <w:r>
+        <w:rPr>
+          <w:rFonts w:ascii="0xProto Nerd Font" w:hAnsi="0xProto Nerd Font" w:eastAsia="0xProto Nerd Font" w:cs="0xProto Nerd Font"/>
+          <w:color w:val="000000" w:themeColor="text1"/>
+          <w:sz w:val="20"/>
+          <w:szCs w:val="16"/>
+        </w:rPr>
+        <w:t xml:space="preserve">                </w:t>
+      </w:r>
+      <w:r>
+        <w:rPr>
+          <w:rFonts w:ascii="0xProto Nerd Font" w:hAnsi="0xProto Nerd Font" w:eastAsia="0xProto Nerd Font" w:cs="0xProto Nerd Font"/>
+          <w:color w:val="000000" w:themeColor="text1"/>
+          <w:sz w:val="20"/>
+          <w:szCs w:val="16"/>
+        </w:rPr>
+        <w:t xml:space="preserve">break</w:t>
+      </w:r>
+      <w:r>
+        <w:rPr>
+          <w:rFonts w:ascii="0xProto Nerd Font" w:hAnsi="0xProto Nerd Font" w:eastAsia="0xProto Nerd Font" w:cs="0xProto Nerd Font"/>
+          <w:color w:val="000000" w:themeColor="text1"/>
+          <w:sz w:val="20"/>
+          <w:szCs w:val="16"/>
+        </w:rPr>
+        <w:t xml:space="preserve">;</w:t>
+      </w:r>
+      <w:r>
+        <w:rPr>
+          <w:color w:val="000000" w:themeColor="text1"/>
+          <w:sz w:val="18"/>
+          <w:szCs w:val="16"/>
+        </w:rPr>
+      </w:r>
+    </w:p>
+    <w:p>
+      <w:pPr>
+        <w:pStyle w:val="892"/>
+        <w:pBdr/>
+        <w:spacing/>
+        <w:ind/>
+        <w:rPr>
+          <w:color w:val="000000" w:themeColor="text1"/>
+          <w:sz w:val="20"/>
+          <w:szCs w:val="16"/>
+        </w:rPr>
+      </w:pPr>
+      <w:r>
+        <w:rPr>
+          <w:rFonts w:ascii="0xProto Nerd Font" w:hAnsi="0xProto Nerd Font" w:eastAsia="0xProto Nerd Font" w:cs="0xProto Nerd Font"/>
+          <w:color w:val="000000" w:themeColor="text1"/>
+          <w:sz w:val="20"/>
+          <w:szCs w:val="16"/>
+        </w:rPr>
+        <w:t xml:space="preserve">        }</w:t>
+      </w:r>
+      <w:r>
+        <w:rPr>
+          <w:color w:val="000000" w:themeColor="text1"/>
+          <w:sz w:val="18"/>
+          <w:szCs w:val="16"/>
+        </w:rPr>
+      </w:r>
+    </w:p>
+    <w:p>
+      <w:pPr>
+        <w:pStyle w:val="892"/>
+        <w:pBdr/>
+        <w:spacing/>
+        <w:ind/>
+        <w:rPr>
+          <w:color w:val="000000" w:themeColor="text1"/>
+          <w:sz w:val="20"/>
+          <w:szCs w:val="16"/>
+        </w:rPr>
+      </w:pPr>
+      <w:r>
+        <w:rPr>
+          <w:rFonts w:ascii="0xProto Nerd Font" w:hAnsi="0xProto Nerd Font" w:eastAsia="0xProto Nerd Font" w:cs="0xProto Nerd Font"/>
+          <w:color w:val="000000" w:themeColor="text1"/>
+          <w:sz w:val="20"/>
+          <w:szCs w:val="16"/>
+        </w:rPr>
+        <w:t xml:space="preserve">    }</w:t>
+      </w:r>
+      <w:r>
+        <w:rPr>
+          <w:color w:val="000000" w:themeColor="text1"/>
+          <w:sz w:val="18"/>
+          <w:szCs w:val="16"/>
+        </w:rPr>
+      </w:r>
+    </w:p>
+    <w:p>
+      <w:pPr>
+        <w:pBdr/>
+        <w:shd w:val="nil"/>
+        <w:spacing/>
+        <w:ind/>
+        <w:rPr>
+          <w:rFonts w:ascii="0xProto Nerd Font" w:hAnsi="0xProto Nerd Font" w:eastAsia="0xProto Nerd Font" w:cs="0xProto Nerd Font"/>
+          <w:color w:val="000000" w:themeColor="text1"/>
+          <w:sz w:val="20"/>
+          <w:szCs w:val="20"/>
+        </w:rPr>
+      </w:pPr>
+      <w:r>
+        <w:rPr>
+          <w:rFonts w:ascii="0xProto Nerd Font" w:hAnsi="0xProto Nerd Font" w:eastAsia="0xProto Nerd Font" w:cs="0xProto Nerd Font"/>
+          <w:color w:val="000000" w:themeColor="text1"/>
+          <w:sz w:val="20"/>
+          <w:szCs w:val="16"/>
+        </w:rPr>
+        <w:br w:type="page" w:clear="all"/>
+      </w:r>
+      <w:r>
+        <w:rPr>
+          <w:rFonts w:ascii="0xProto Nerd Font" w:hAnsi="0xProto Nerd Font" w:eastAsia="0xProto Nerd Font" w:cs="0xProto Nerd Font"/>
+          <w:color w:val="000000" w:themeColor="text1"/>
+          <w:sz w:val="20"/>
+          <w:szCs w:val="16"/>
+        </w:rPr>
+      </w:r>
+      <w:r>
+        <w:rPr>
+          <w:rFonts w:ascii="0xProto Nerd Font" w:hAnsi="0xProto Nerd Font" w:eastAsia="0xProto Nerd Font" w:cs="0xProto Nerd Font"/>
+          <w:color w:val="000000" w:themeColor="text1"/>
+          <w:sz w:val="20"/>
+          <w:szCs w:val="16"/>
+        </w:rPr>
+      </w:r>
+    </w:p>
+    <w:p>
+      <w:pPr>
+        <w:pStyle w:val="892"/>
+        <w:pBdr/>
+        <w:spacing/>
+        <w:ind/>
+        <w:rPr>
+          <w:color w:val="000000" w:themeColor="text1"/>
+          <w:sz w:val="20"/>
+          <w:szCs w:val="16"/>
+        </w:rPr>
+      </w:pPr>
+      <w:r>
+        <w:rPr>
+          <w:rFonts w:ascii="0xProto Nerd Font" w:hAnsi="0xProto Nerd Font" w:eastAsia="0xProto Nerd Font" w:cs="0xProto Nerd Font"/>
+          <w:color w:val="000000" w:themeColor="text1"/>
+          <w:sz w:val="20"/>
+          <w:szCs w:val="16"/>
+        </w:rPr>
+        <w:t xml:space="preserve">    </w:t>
+      </w:r>
+      <w:r>
+        <w:rPr>
+          <w:rFonts w:ascii="0xProto Nerd Font" w:hAnsi="0xProto Nerd Font" w:eastAsia="0xProto Nerd Font" w:cs="0xProto Nerd Font"/>
+          <w:color w:val="000000" w:themeColor="text1"/>
+          <w:sz w:val="20"/>
+          <w:szCs w:val="16"/>
+        </w:rPr>
+        <w:t xml:space="preserve">static</w:t>
+      </w:r>
+      <w:r>
+        <w:rPr>
+          <w:rFonts w:ascii="0xProto Nerd Font" w:hAnsi="0xProto Nerd Font" w:eastAsia="0xProto Nerd Font" w:cs="0xProto Nerd Font"/>
+          <w:color w:val="000000" w:themeColor="text1"/>
+          <w:sz w:val="20"/>
+          <w:szCs w:val="16"/>
+        </w:rPr>
+        <w:t xml:space="preserve"> </w:t>
+      </w:r>
+      <w:r>
+        <w:rPr>
+          <w:rFonts w:ascii="0xProto Nerd Font" w:hAnsi="0xProto Nerd Font" w:eastAsia="0xProto Nerd Font" w:cs="0xProto Nerd Font"/>
+          <w:color w:val="000000" w:themeColor="text1"/>
+          <w:sz w:val="20"/>
+          <w:szCs w:val="16"/>
+        </w:rPr>
+        <w:t xml:space="preserve">void</w:t>
+      </w:r>
+      <w:r>
+        <w:rPr>
+          <w:rFonts w:ascii="0xProto Nerd Font" w:hAnsi="0xProto Nerd Font" w:eastAsia="0xProto Nerd Font" w:cs="0xProto Nerd Font"/>
+          <w:color w:val="000000" w:themeColor="text1"/>
+          <w:sz w:val="20"/>
+          <w:szCs w:val="16"/>
+        </w:rPr>
+        <w:t xml:space="preserve"> </w:t>
+      </w:r>
+      <w:r>
+        <w:rPr>
+          <w:rFonts w:ascii="0xProto Nerd Font" w:hAnsi="0xProto Nerd Font" w:eastAsia="0xProto Nerd Font" w:cs="0xProto Nerd Font"/>
+          <w:color w:val="000000" w:themeColor="text1"/>
+          <w:sz w:val="20"/>
+          <w:szCs w:val="16"/>
+        </w:rPr>
+        <w:t xml:space="preserve">Main</w:t>
+      </w:r>
+      <w:r>
+        <w:rPr>
+          <w:rFonts w:ascii="0xProto Nerd Font" w:hAnsi="0xProto Nerd Font" w:eastAsia="0xProto Nerd Font" w:cs="0xProto Nerd Font"/>
+          <w:color w:val="000000" w:themeColor="text1"/>
+          <w:sz w:val="20"/>
+          <w:szCs w:val="16"/>
+        </w:rPr>
+        <w:t xml:space="preserve">(</w:t>
+      </w:r>
+      <w:r>
+        <w:rPr>
+          <w:rFonts w:ascii="0xProto Nerd Font" w:hAnsi="0xProto Nerd Font" w:eastAsia="0xProto Nerd Font" w:cs="0xProto Nerd Font"/>
+          <w:color w:val="000000" w:themeColor="text1"/>
+          <w:sz w:val="20"/>
+          <w:szCs w:val="16"/>
+        </w:rPr>
+        <w:t xml:space="preserve">string</w:t>
+      </w:r>
+      <w:r>
+        <w:rPr>
+          <w:rFonts w:ascii="0xProto Nerd Font" w:hAnsi="0xProto Nerd Font" w:eastAsia="0xProto Nerd Font" w:cs="0xProto Nerd Font"/>
+          <w:color w:val="000000" w:themeColor="text1"/>
+          <w:sz w:val="20"/>
+          <w:szCs w:val="16"/>
+        </w:rPr>
+        <w:t xml:space="preserve">[] </w:t>
+      </w:r>
+      <w:r>
+        <w:rPr>
+          <w:rFonts w:ascii="0xProto Nerd Font" w:hAnsi="0xProto Nerd Font" w:eastAsia="0xProto Nerd Font" w:cs="0xProto Nerd Font"/>
+          <w:color w:val="000000" w:themeColor="text1"/>
+          <w:sz w:val="20"/>
+          <w:szCs w:val="16"/>
+        </w:rPr>
+        <w:t xml:space="preserve">args</w:t>
+      </w:r>
+      <w:r>
+        <w:rPr>
+          <w:rFonts w:ascii="0xProto Nerd Font" w:hAnsi="0xProto Nerd Font" w:eastAsia="0xProto Nerd Font" w:cs="0xProto Nerd Font"/>
+          <w:color w:val="000000" w:themeColor="text1"/>
+          <w:sz w:val="20"/>
+          <w:szCs w:val="16"/>
+        </w:rPr>
+        <w:t xml:space="preserve">)</w:t>
+      </w:r>
+      <w:r>
+        <w:rPr>
+          <w:color w:val="000000" w:themeColor="text1"/>
+          <w:sz w:val="18"/>
+          <w:szCs w:val="16"/>
+        </w:rPr>
+      </w:r>
+    </w:p>
+    <w:p>
+      <w:pPr>
+        <w:pStyle w:val="892"/>
+        <w:pBdr/>
+        <w:spacing/>
+        <w:ind/>
+        <w:rPr>
+          <w:color w:val="000000" w:themeColor="text1"/>
+          <w:sz w:val="20"/>
+          <w:szCs w:val="16"/>
+        </w:rPr>
+      </w:pPr>
+      <w:r>
+        <w:rPr>
+          <w:rFonts w:ascii="0xProto Nerd Font" w:hAnsi="0xProto Nerd Font" w:eastAsia="0xProto Nerd Font" w:cs="0xProto Nerd Font"/>
+          <w:color w:val="000000" w:themeColor="text1"/>
+          <w:sz w:val="20"/>
+          <w:szCs w:val="16"/>
+        </w:rPr>
+        <w:t xml:space="preserve">    {</w:t>
+      </w:r>
+      <w:r>
+        <w:rPr>
+          <w:color w:val="000000" w:themeColor="text1"/>
+          <w:sz w:val="18"/>
+          <w:szCs w:val="16"/>
+        </w:rPr>
+      </w:r>
+    </w:p>
+    <w:p>
+      <w:pPr>
+        <w:pStyle w:val="892"/>
+        <w:pBdr/>
+        <w:spacing/>
+        <w:ind/>
+        <w:rPr>
+          <w:color w:val="000000" w:themeColor="text1"/>
+          <w:sz w:val="20"/>
+          <w:szCs w:val="16"/>
+        </w:rPr>
+      </w:pPr>
+      <w:r>
+        <w:rPr>
+          <w:rFonts w:ascii="0xProto Nerd Font" w:hAnsi="0xProto Nerd Font" w:eastAsia="0xProto Nerd Font" w:cs="0xProto Nerd Font"/>
+          <w:color w:val="000000" w:themeColor="text1"/>
+          <w:sz w:val="20"/>
+          <w:szCs w:val="16"/>
+        </w:rPr>
+        <w:t xml:space="preserve">        </w:t>
+      </w:r>
+      <w:r>
+        <w:rPr>
+          <w:rFonts w:ascii="0xProto Nerd Font" w:hAnsi="0xProto Nerd Font" w:eastAsia="0xProto Nerd Font" w:cs="0xProto Nerd Font"/>
+          <w:color w:val="000000" w:themeColor="text1"/>
+          <w:sz w:val="20"/>
+          <w:szCs w:val="16"/>
+        </w:rPr>
+        <w:t xml:space="preserve">Client</w:t>
+      </w:r>
+      <w:r>
+        <w:rPr>
+          <w:rFonts w:ascii="0xProto Nerd Font" w:hAnsi="0xProto Nerd Font" w:eastAsia="0xProto Nerd Font" w:cs="0xProto Nerd Font"/>
+          <w:color w:val="000000" w:themeColor="text1"/>
+          <w:sz w:val="20"/>
+          <w:szCs w:val="16"/>
+        </w:rPr>
+        <w:t xml:space="preserve"> </w:t>
+      </w:r>
+      <w:r>
+        <w:rPr>
+          <w:rFonts w:ascii="0xProto Nerd Font" w:hAnsi="0xProto Nerd Font" w:eastAsia="0xProto Nerd Font" w:cs="0xProto Nerd Font"/>
+          <w:color w:val="000000" w:themeColor="text1"/>
+          <w:sz w:val="20"/>
+          <w:szCs w:val="16"/>
+        </w:rPr>
+        <w:t xml:space="preserve">client</w:t>
+      </w:r>
+      <w:r>
+        <w:rPr>
+          <w:rFonts w:ascii="0xProto Nerd Font" w:hAnsi="0xProto Nerd Font" w:eastAsia="0xProto Nerd Font" w:cs="0xProto Nerd Font"/>
+          <w:color w:val="000000" w:themeColor="text1"/>
+          <w:sz w:val="20"/>
+          <w:szCs w:val="16"/>
+        </w:rPr>
+        <w:t xml:space="preserve"> </w:t>
+      </w:r>
+      <w:r>
+        <w:rPr>
+          <w:rFonts w:ascii="0xProto Nerd Font" w:hAnsi="0xProto Nerd Font" w:eastAsia="0xProto Nerd Font" w:cs="0xProto Nerd Font"/>
+          <w:color w:val="000000" w:themeColor="text1"/>
+          <w:sz w:val="20"/>
+          <w:szCs w:val="16"/>
+        </w:rPr>
+        <w:t xml:space="preserve">=</w:t>
+      </w:r>
+      <w:r>
+        <w:rPr>
+          <w:rFonts w:ascii="0xProto Nerd Font" w:hAnsi="0xProto Nerd Font" w:eastAsia="0xProto Nerd Font" w:cs="0xProto Nerd Font"/>
+          <w:color w:val="000000" w:themeColor="text1"/>
+          <w:sz w:val="20"/>
+          <w:szCs w:val="16"/>
+        </w:rPr>
+        <w:t xml:space="preserve"> </w:t>
+      </w:r>
+      <w:r>
+        <w:rPr>
+          <w:rFonts w:ascii="0xProto Nerd Font" w:hAnsi="0xProto Nerd Font" w:eastAsia="0xProto Nerd Font" w:cs="0xProto Nerd Font"/>
+          <w:color w:val="000000" w:themeColor="text1"/>
+          <w:sz w:val="20"/>
+          <w:szCs w:val="16"/>
+        </w:rPr>
+        <w:t xml:space="preserve">new</w:t>
+      </w:r>
+      <w:r>
+        <w:rPr>
+          <w:rFonts w:ascii="0xProto Nerd Font" w:hAnsi="0xProto Nerd Font" w:eastAsia="0xProto Nerd Font" w:cs="0xProto Nerd Font"/>
+          <w:color w:val="000000" w:themeColor="text1"/>
+          <w:sz w:val="20"/>
+          <w:szCs w:val="16"/>
+        </w:rPr>
+        <w:t xml:space="preserve"> </w:t>
+      </w:r>
+      <w:r>
+        <w:rPr>
+          <w:rFonts w:ascii="0xProto Nerd Font" w:hAnsi="0xProto Nerd Font" w:eastAsia="0xProto Nerd Font" w:cs="0xProto Nerd Font"/>
+          <w:color w:val="000000" w:themeColor="text1"/>
+          <w:sz w:val="20"/>
+          <w:szCs w:val="16"/>
+        </w:rPr>
+        <w:t xml:space="preserve">Client</w:t>
+      </w:r>
+      <w:r>
+        <w:rPr>
+          <w:rFonts w:ascii="0xProto Nerd Font" w:hAnsi="0xProto Nerd Font" w:eastAsia="0xProto Nerd Font" w:cs="0xProto Nerd Font"/>
+          <w:color w:val="000000" w:themeColor="text1"/>
+          <w:sz w:val="20"/>
+          <w:szCs w:val="16"/>
+        </w:rPr>
+        <w:t xml:space="preserve">();</w:t>
+      </w:r>
+      <w:r>
+        <w:rPr>
+          <w:color w:val="000000" w:themeColor="text1"/>
+          <w:sz w:val="18"/>
+          <w:szCs w:val="16"/>
+        </w:rPr>
+      </w:r>
+    </w:p>
+    <w:p>
+      <w:pPr>
+        <w:pStyle w:val="892"/>
+        <w:pBdr/>
+        <w:spacing/>
+        <w:ind/>
+        <w:rPr>
+          <w:color w:val="000000" w:themeColor="text1"/>
+          <w:sz w:val="20"/>
+          <w:szCs w:val="16"/>
+        </w:rPr>
+      </w:pPr>
+      <w:r>
+        <w:rPr>
+          <w:rFonts w:ascii="0xProto Nerd Font" w:hAnsi="0xProto Nerd Font" w:eastAsia="0xProto Nerd Font" w:cs="0xProto Nerd Font"/>
+          <w:color w:val="000000" w:themeColor="text1"/>
+          <w:sz w:val="20"/>
+          <w:szCs w:val="16"/>
+        </w:rPr>
+        <w:t xml:space="preserve">        </w:t>
+      </w:r>
+      <w:r>
+        <w:rPr>
+          <w:rFonts w:ascii="0xProto Nerd Font" w:hAnsi="0xProto Nerd Font" w:eastAsia="0xProto Nerd Font" w:cs="0xProto Nerd Font"/>
+          <w:color w:val="000000" w:themeColor="text1"/>
+          <w:sz w:val="20"/>
+          <w:szCs w:val="16"/>
+        </w:rPr>
+        <w:t xml:space="preserve">client</w:t>
+      </w:r>
+      <w:r>
+        <w:rPr>
+          <w:rFonts w:ascii="0xProto Nerd Font" w:hAnsi="0xProto Nerd Font" w:eastAsia="0xProto Nerd Font" w:cs="0xProto Nerd Font"/>
+          <w:color w:val="000000" w:themeColor="text1"/>
+          <w:sz w:val="20"/>
+          <w:szCs w:val="16"/>
+        </w:rPr>
+        <w:t xml:space="preserve">.</w:t>
+      </w:r>
+      <w:r>
+        <w:rPr>
+          <w:rFonts w:ascii="0xProto Nerd Font" w:hAnsi="0xProto Nerd Font" w:eastAsia="0xProto Nerd Font" w:cs="0xProto Nerd Font"/>
+          <w:color w:val="000000" w:themeColor="text1"/>
+          <w:sz w:val="20"/>
+          <w:szCs w:val="16"/>
+        </w:rPr>
+        <w:t xml:space="preserve">SpawnEnemy</w:t>
+      </w:r>
+      <w:r>
+        <w:rPr>
+          <w:rFonts w:ascii="0xProto Nerd Font" w:hAnsi="0xProto Nerd Font" w:eastAsia="0xProto Nerd Font" w:cs="0xProto Nerd Font"/>
+          <w:color w:val="000000" w:themeColor="text1"/>
+          <w:sz w:val="20"/>
+          <w:szCs w:val="16"/>
+        </w:rPr>
+        <w:t xml:space="preserve">(</w:t>
+      </w:r>
+      <w:r>
+        <w:rPr>
+          <w:rFonts w:ascii="0xProto Nerd Font" w:hAnsi="0xProto Nerd Font" w:eastAsia="0xProto Nerd Font" w:cs="0xProto Nerd Font"/>
+          <w:color w:val="000000" w:themeColor="text1"/>
+          <w:sz w:val="20"/>
+          <w:szCs w:val="16"/>
+        </w:rPr>
+        <w:t xml:space="preserve">"Mage"</w:t>
+      </w:r>
+      <w:r>
+        <w:rPr>
+          <w:rFonts w:ascii="0xProto Nerd Font" w:hAnsi="0xProto Nerd Font" w:eastAsia="0xProto Nerd Font" w:cs="0xProto Nerd Font"/>
+          <w:color w:val="000000" w:themeColor="text1"/>
+          <w:sz w:val="20"/>
+          <w:szCs w:val="16"/>
+        </w:rPr>
+        <w:t xml:space="preserve">);</w:t>
+      </w:r>
+      <w:r>
+        <w:rPr>
+          <w:color w:val="000000" w:themeColor="text1"/>
+          <w:sz w:val="18"/>
+          <w:szCs w:val="16"/>
+        </w:rPr>
+      </w:r>
+    </w:p>
+    <w:p>
+      <w:pPr>
+        <w:pStyle w:val="892"/>
+        <w:pBdr/>
+        <w:spacing/>
+        <w:ind/>
+        <w:rPr>
+          <w:color w:val="000000" w:themeColor="text1"/>
+          <w:sz w:val="20"/>
+          <w:szCs w:val="16"/>
+        </w:rPr>
+      </w:pPr>
+      <w:r>
+        <w:rPr>
+          <w:rFonts w:ascii="0xProto Nerd Font" w:hAnsi="0xProto Nerd Font" w:eastAsia="0xProto Nerd Font" w:cs="0xProto Nerd Font"/>
+          <w:color w:val="000000" w:themeColor="text1"/>
+          <w:sz w:val="20"/>
+          <w:szCs w:val="16"/>
+        </w:rPr>
+        <w:t xml:space="preserve">        </w:t>
+      </w:r>
+      <w:r>
+        <w:rPr>
+          <w:rFonts w:ascii="0xProto Nerd Font" w:hAnsi="0xProto Nerd Font" w:eastAsia="0xProto Nerd Font" w:cs="0xProto Nerd Font"/>
+          <w:color w:val="000000" w:themeColor="text1"/>
+          <w:sz w:val="20"/>
+          <w:szCs w:val="16"/>
+        </w:rPr>
+        <w:t xml:space="preserve">client</w:t>
+      </w:r>
+      <w:r>
+        <w:rPr>
+          <w:rFonts w:ascii="0xProto Nerd Font" w:hAnsi="0xProto Nerd Font" w:eastAsia="0xProto Nerd Font" w:cs="0xProto Nerd Font"/>
+          <w:color w:val="000000" w:themeColor="text1"/>
+          <w:sz w:val="20"/>
+          <w:szCs w:val="16"/>
+        </w:rPr>
+        <w:t xml:space="preserve">.</w:t>
+      </w:r>
+      <w:r>
+        <w:rPr>
+          <w:rFonts w:ascii="0xProto Nerd Font" w:hAnsi="0xProto Nerd Font" w:eastAsia="0xProto Nerd Font" w:cs="0xProto Nerd Font"/>
+          <w:color w:val="000000" w:themeColor="text1"/>
+          <w:sz w:val="20"/>
+          <w:szCs w:val="16"/>
+        </w:rPr>
+        <w:t xml:space="preserve">SpawnEnemy</w:t>
+      </w:r>
+      <w:r>
+        <w:rPr>
+          <w:rFonts w:ascii="0xProto Nerd Font" w:hAnsi="0xProto Nerd Font" w:eastAsia="0xProto Nerd Font" w:cs="0xProto Nerd Font"/>
+          <w:color w:val="000000" w:themeColor="text1"/>
+          <w:sz w:val="20"/>
+          <w:szCs w:val="16"/>
+        </w:rPr>
+        <w:t xml:space="preserve">(</w:t>
+      </w:r>
+      <w:r>
+        <w:rPr>
+          <w:rFonts w:ascii="0xProto Nerd Font" w:hAnsi="0xProto Nerd Font" w:eastAsia="0xProto Nerd Font" w:cs="0xProto Nerd Font"/>
+          <w:color w:val="000000" w:themeColor="text1"/>
+          <w:sz w:val="20"/>
+          <w:szCs w:val="16"/>
+        </w:rPr>
+        <w:t xml:space="preserve">"Warrior"</w:t>
+      </w:r>
+      <w:r>
+        <w:rPr>
+          <w:rFonts w:ascii="0xProto Nerd Font" w:hAnsi="0xProto Nerd Font" w:eastAsia="0xProto Nerd Font" w:cs="0xProto Nerd Font"/>
+          <w:color w:val="000000" w:themeColor="text1"/>
+          <w:sz w:val="20"/>
+          <w:szCs w:val="16"/>
+        </w:rPr>
+        <w:t xml:space="preserve">);</w:t>
+      </w:r>
+      <w:r>
+        <w:rPr>
+          <w:color w:val="000000" w:themeColor="text1"/>
+          <w:sz w:val="18"/>
+          <w:szCs w:val="16"/>
+        </w:rPr>
+      </w:r>
+    </w:p>
+    <w:p>
+      <w:pPr>
+        <w:pStyle w:val="892"/>
+        <w:pBdr/>
+        <w:spacing/>
+        <w:ind/>
+        <w:rPr>
+          <w:color w:val="000000" w:themeColor="text1"/>
+          <w:sz w:val="20"/>
+          <w:szCs w:val="16"/>
+        </w:rPr>
+      </w:pPr>
+      <w:r>
+        <w:rPr>
+          <w:rFonts w:ascii="0xProto Nerd Font" w:hAnsi="0xProto Nerd Font" w:eastAsia="0xProto Nerd Font" w:cs="0xProto Nerd Font"/>
+          <w:color w:val="000000" w:themeColor="text1"/>
+          <w:sz w:val="20"/>
+          <w:szCs w:val="16"/>
+        </w:rPr>
+        <w:t xml:space="preserve">    }</w:t>
+      </w:r>
+      <w:r>
+        <w:rPr>
+          <w:color w:val="000000" w:themeColor="text1"/>
+          <w:sz w:val="18"/>
+          <w:szCs w:val="16"/>
+        </w:rPr>
+      </w:r>
+    </w:p>
+    <w:p>
+      <w:pPr>
+        <w:pStyle w:val="892"/>
+        <w:pBdr/>
+        <w:spacing/>
+        <w:ind/>
+        <w:rPr>
+          <w:color w:val="000000" w:themeColor="text1"/>
+          <w:sz w:val="20"/>
+          <w:szCs w:val="16"/>
+        </w:rPr>
+      </w:pPr>
+      <w:r>
+        <w:rPr>
+          <w:rFonts w:ascii="0xProto Nerd Font" w:hAnsi="0xProto Nerd Font" w:eastAsia="0xProto Nerd Font" w:cs="0xProto Nerd Font"/>
+          <w:color w:val="000000" w:themeColor="text1"/>
+          <w:sz w:val="20"/>
+          <w:szCs w:val="16"/>
+        </w:rPr>
+        <w:t xml:space="preserve">}</w:t>
+      </w:r>
+      <w:r>
+        <w:rPr>
+          <w:color w:val="000000" w:themeColor="text1"/>
+          <w:sz w:val="18"/>
+          <w:szCs w:val="16"/>
+        </w:rPr>
+      </w:r>
+    </w:p>
+    <w:p>
+      <w:pPr>
+        <w:pBdr/>
+        <w:spacing/>
+        <w:ind/>
+        <w:rPr/>
+      </w:pPr>
+      <w:r>
+        <w:rPr>
+          <w:highlight w:val="none"/>
+        </w:rPr>
+      </w:r>
+      <w:r/>
       <w:r/>
     </w:p>
     <w:p>
